--- a/docs/06-requisitos/Especificacion_Requisitos_Funcionales.docx
+++ b/docs/06-requisitos/Especificacion_Requisitos_Funcionales.docx
@@ -167,7 +167,7 @@
               <w:rPr>
                 <w:sz w:val="20"/>
               </w:rPr>
-              <w:t>1.0</w:t>
+              <w:t>1.1</w:t>
             </w:r>
           </w:p>
         </w:tc>
@@ -201,7 +201,7 @@
               <w:rPr>
                 <w:sz w:val="20"/>
               </w:rPr>
-              <w:t>10 de septiembre de 2026</w:t>
+              <w:t>28 de septiembre de 2026</w:t>
             </w:r>
           </w:p>
         </w:tc>
@@ -670,6 +670,72 @@
                 <w:sz w:val="19"/>
               </w:rPr>
               <w:t>Primera versión formal completa: catálogo de requisitos funcionales, historias de usuario, casos de uso, reglas de negocio, exclusiones y trazabilidad.</w:t>
+            </w:r>
+          </w:p>
+        </w:tc>
+      </w:tr>
+      <w:tr>
+        <w:tc>
+          <w:tcPr>
+            <w:tcW w:type="dxa" w:w="1134"/>
+          </w:tcPr>
+          <w:p>
+            <w:pPr>
+              <w:spacing w:before="40" w:after="40"/>
+            </w:pPr>
+            <w:r>
+              <w:rPr>
+                <w:sz w:val="19"/>
+              </w:rPr>
+              <w:t>1.1</w:t>
+            </w:r>
+          </w:p>
+        </w:tc>
+        <w:tc>
+          <w:tcPr>
+            <w:tcW w:type="dxa" w:w="1474"/>
+          </w:tcPr>
+          <w:p>
+            <w:pPr>
+              <w:spacing w:before="40" w:after="40"/>
+            </w:pPr>
+            <w:r>
+              <w:rPr>
+                <w:sz w:val="19"/>
+              </w:rPr>
+              <w:t>28-09-2026</w:t>
+            </w:r>
+          </w:p>
+        </w:tc>
+        <w:tc>
+          <w:tcPr>
+            <w:tcW w:type="dxa" w:w="2041"/>
+          </w:tcPr>
+          <w:p>
+            <w:pPr>
+              <w:spacing w:before="40" w:after="40"/>
+            </w:pPr>
+            <w:r>
+              <w:rPr>
+                <w:sz w:val="19"/>
+              </w:rPr>
+              <w:t>Equipo SAAD</w:t>
+            </w:r>
+          </w:p>
+        </w:tc>
+        <w:tc>
+          <w:tcPr>
+            <w:tcW w:type="dxa" w:w="5386"/>
+          </w:tcPr>
+          <w:p>
+            <w:pPr>
+              <w:spacing w:before="40" w:after="40"/>
+            </w:pPr>
+            <w:r>
+              <w:rPr>
+                <w:sz w:val="19"/>
+              </w:rPr>
+              <w:t>Se agrega la sección 1.3, Delimitación del MVP, con la lista explícita de lo que el MVP incluye y excluye, en respuesta a la retroalimentación docente.</w:t>
             </w:r>
           </w:p>
         </w:tc>
@@ -1243,7 +1309,7 @@
         <w:rPr>
           <w:sz w:val="21"/>
         </w:rPr>
-        <w:t>. No es un sistema clínico, no gestiona pacientes ni derivaciones y no sustituye el juicio profesional. Las exclusiones explícitas se detallan en la sección 8.</w:t>
+        <w:t>. No es un sistema clínico, no gestiona pacientes ni derivaciones y no sustituye el juicio profesional. La sección 1.3 delimita explícitamente qué incluye y qué excluye el MVP; el fundamento de cada exclusión se detalla en la sección 8.</w:t>
       </w:r>
     </w:p>
     <w:p>
@@ -1251,7 +1317,936 @@
         <w:pStyle w:val="Heading2"/>
       </w:pPr>
       <w:r>
-        <w:t>1.3 Definiciones, acrónimos y abreviaturas</w:t>
+        <w:t>1.3 Delimitación del MVP</w:t>
+      </w:r>
+    </w:p>
+    <w:p>
+      <w:pPr>
+        <w:jc w:val="both"/>
+      </w:pPr>
+      <w:r>
+        <w:rPr>
+          <w:sz w:val="21"/>
+        </w:rPr>
+        <w:t>El MVP es el alcance comprometido para la entrega final (Fase 2.3, 26-11-2026). Esta sección lo delimita de forma explícita: todo lo que no figura en la lista de funcionalidades incluidas queda fuera del MVP, aunque se mencione en otras secciones como trabajo futuro o mejora opcional.</w:t>
+      </w:r>
+    </w:p>
+    <w:p>
+      <w:pPr>
+        <w:pStyle w:val="Heading3"/>
+      </w:pPr>
+      <w:r>
+        <w:t>1.3.1 Incluye en el MVP</w:t>
+      </w:r>
+    </w:p>
+    <w:tbl>
+      <w:tblPr>
+        <w:tblStyle w:val="TableGrid"/>
+        <w:tblW w:type="auto" w:w="0"/>
+        <w:jc w:val="center"/>
+        <w:tblLayout w:type="fixed"/>
+        <w:tblLook w:firstColumn="1" w:firstRow="1" w:lastColumn="0" w:lastRow="0" w:noHBand="0" w:noVBand="1" w:val="04A0"/>
+      </w:tblPr>
+      <w:tblGrid>
+        <w:gridCol w:w="3362"/>
+        <w:gridCol w:w="3362"/>
+        <w:gridCol w:w="3362"/>
+      </w:tblGrid>
+      <w:tr>
+        <w:trPr>
+          <w:tblHeader w:val="true"/>
+        </w:trPr>
+        <w:tc>
+          <w:tcPr>
+            <w:tcW w:type="dxa" w:w="2154"/>
+            <w:shd w:val="clear" w:color="auto" w:fill="1F3B63"/>
+          </w:tcPr>
+          <w:p>
+            <w:pPr>
+              <w:spacing w:before="40" w:after="40"/>
+            </w:pPr>
+            <w:r>
+              <w:rPr>
+                <w:b/>
+                <w:color w:val="FFFFFF"/>
+                <w:sz w:val="18"/>
+              </w:rPr>
+              <w:t>Funcionalidad</w:t>
+            </w:r>
+          </w:p>
+        </w:tc>
+        <w:tc>
+          <w:tcPr>
+            <w:tcW w:type="dxa" w:w="5329"/>
+            <w:shd w:val="clear" w:color="auto" w:fill="1F3B63"/>
+          </w:tcPr>
+          <w:p>
+            <w:pPr>
+              <w:spacing w:before="40" w:after="40"/>
+            </w:pPr>
+            <w:r>
+              <w:rPr>
+                <w:b/>
+                <w:color w:val="FFFFFF"/>
+                <w:sz w:val="18"/>
+              </w:rPr>
+              <w:t>Qué entrega</w:t>
+            </w:r>
+          </w:p>
+        </w:tc>
+        <w:tc>
+          <w:tcPr>
+            <w:tcW w:type="dxa" w:w="2551"/>
+            <w:shd w:val="clear" w:color="auto" w:fill="1F3B63"/>
+          </w:tcPr>
+          <w:p>
+            <w:pPr>
+              <w:spacing w:before="40" w:after="40"/>
+            </w:pPr>
+            <w:r>
+              <w:rPr>
+                <w:b/>
+                <w:color w:val="FFFFFF"/>
+                <w:sz w:val="18"/>
+              </w:rPr>
+              <w:t>Requisitos</w:t>
+            </w:r>
+          </w:p>
+        </w:tc>
+      </w:tr>
+      <w:tr>
+        <w:tc>
+          <w:tcPr>
+            <w:tcW w:type="dxa" w:w="2154"/>
+          </w:tcPr>
+          <w:p>
+            <w:pPr>
+              <w:spacing w:before="40" w:after="40"/>
+            </w:pPr>
+            <w:r>
+              <w:rPr>
+                <w:b/>
+                <w:sz w:val="18"/>
+              </w:rPr>
+              <w:t>Base de datos confiable</w:t>
+            </w:r>
+          </w:p>
+        </w:tc>
+        <w:tc>
+          <w:tcPr>
+            <w:tcW w:type="dxa" w:w="5329"/>
+          </w:tcPr>
+          <w:p>
+            <w:pPr>
+              <w:spacing w:before="40" w:after="40"/>
+            </w:pPr>
+            <w:r>
+              <w:rPr>
+                <w:sz w:val="18"/>
+              </w:rPr>
+              <w:t>Ingesta, normalización y auditoría de calidad de las atenciones de urgencia y los egresos hospitalarios del DEIS, con ejecución reproducible.</w:t>
+            </w:r>
+          </w:p>
+        </w:tc>
+        <w:tc>
+          <w:tcPr>
+            <w:tcW w:type="dxa" w:w="2551"/>
+          </w:tcPr>
+          <w:p>
+            <w:pPr>
+              <w:spacing w:before="40" w:after="40"/>
+            </w:pPr>
+            <w:r>
+              <w:rPr>
+                <w:sz w:val="18"/>
+              </w:rPr>
+              <w:t>RF-ETL-001 a RF-ETL-012; RF-CAL-001 a RF-CAL-009</w:t>
+            </w:r>
+          </w:p>
+        </w:tc>
+      </w:tr>
+      <w:tr>
+        <w:tc>
+          <w:tcPr>
+            <w:tcW w:type="dxa" w:w="2154"/>
+            <w:shd w:val="clear" w:color="auto" w:fill="EAF0F6"/>
+          </w:tcPr>
+          <w:p>
+            <w:pPr>
+              <w:spacing w:before="40" w:after="40"/>
+            </w:pPr>
+            <w:r>
+              <w:rPr>
+                <w:b/>
+                <w:sz w:val="18"/>
+              </w:rPr>
+              <w:t>Proyección de demanda</w:t>
+            </w:r>
+          </w:p>
+        </w:tc>
+        <w:tc>
+          <w:tcPr>
+            <w:tcW w:type="dxa" w:w="5329"/>
+            <w:shd w:val="clear" w:color="auto" w:fill="EAF0F6"/>
+          </w:tcPr>
+          <w:p>
+            <w:pPr>
+              <w:spacing w:before="40" w:after="40"/>
+            </w:pPr>
+            <w:r>
+              <w:rPr>
+                <w:sz w:val="18"/>
+              </w:rPr>
+              <w:t>Pronóstico semanal de atenciones de urgencia en salud mental a 4–8 semanas, para la Región Metropolitana y sus comunas, con intervalos de predicción, backtesting y comparación contra un baseline estacional.</w:t>
+            </w:r>
+          </w:p>
+        </w:tc>
+        <w:tc>
+          <w:tcPr>
+            <w:tcW w:type="dxa" w:w="2551"/>
+            <w:shd w:val="clear" w:color="auto" w:fill="EAF0F6"/>
+          </w:tcPr>
+          <w:p>
+            <w:pPr>
+              <w:spacing w:before="40" w:after="40"/>
+            </w:pPr>
+            <w:r>
+              <w:rPr>
+                <w:sz w:val="18"/>
+              </w:rPr>
+              <w:t>RF-DEM-001 a RF-DEM-009</w:t>
+            </w:r>
+          </w:p>
+        </w:tc>
+      </w:tr>
+      <w:tr>
+        <w:tc>
+          <w:tcPr>
+            <w:tcW w:type="dxa" w:w="2154"/>
+          </w:tcPr>
+          <w:p>
+            <w:pPr>
+              <w:spacing w:before="40" w:after="40"/>
+            </w:pPr>
+            <w:r>
+              <w:rPr>
+                <w:b/>
+                <w:sz w:val="18"/>
+              </w:rPr>
+              <w:t>Análisis territorial</w:t>
+            </w:r>
+          </w:p>
+        </w:tc>
+        <w:tc>
+          <w:tcPr>
+            <w:tcW w:type="dxa" w:w="5329"/>
+          </w:tcPr>
+          <w:p>
+            <w:pPr>
+              <w:spacing w:before="40" w:after="40"/>
+            </w:pPr>
+            <w:r>
+              <w:rPr>
+                <w:sz w:val="18"/>
+              </w:rPr>
+              <w:t>Georreferenciación de la oferta pública de urgencia, isócronas por red vial y transporte público, cobertura poblacional y cruce con vulnerabilidad socioeconómica comunal.</w:t>
+            </w:r>
+          </w:p>
+        </w:tc>
+        <w:tc>
+          <w:tcPr>
+            <w:tcW w:type="dxa" w:w="2551"/>
+          </w:tcPr>
+          <w:p>
+            <w:pPr>
+              <w:spacing w:before="40" w:after="40"/>
+            </w:pPr>
+            <w:r>
+              <w:rPr>
+                <w:sz w:val="18"/>
+              </w:rPr>
+              <w:t>RF-ACC-001 a RF-ACC-006</w:t>
+            </w:r>
+          </w:p>
+        </w:tc>
+      </w:tr>
+      <w:tr>
+        <w:tc>
+          <w:tcPr>
+            <w:tcW w:type="dxa" w:w="2154"/>
+            <w:shd w:val="clear" w:color="auto" w:fill="EAF0F6"/>
+          </w:tcPr>
+          <w:p>
+            <w:pPr>
+              <w:spacing w:before="40" w:after="40"/>
+            </w:pPr>
+            <w:r>
+              <w:rPr>
+                <w:b/>
+                <w:sz w:val="18"/>
+              </w:rPr>
+              <w:t>Caracterización de hospitalizaciones</w:t>
+            </w:r>
+          </w:p>
+        </w:tc>
+        <w:tc>
+          <w:tcPr>
+            <w:tcW w:type="dxa" w:w="5329"/>
+            <w:shd w:val="clear" w:color="auto" w:fill="EAF0F6"/>
+          </w:tcPr>
+          <w:p>
+            <w:pPr>
+              <w:spacing w:before="40" w:after="40"/>
+            </w:pPr>
+            <w:r>
+              <w:rPr>
+                <w:sz w:val="18"/>
+              </w:rPr>
+              <w:t>Duración de estadía de los egresos F00–F99 y sus factores asociados, al menos sexo, previsión y pertenencia del establecimiento al SNSS.</w:t>
+            </w:r>
+          </w:p>
+        </w:tc>
+        <w:tc>
+          <w:tcPr>
+            <w:tcW w:type="dxa" w:w="2551"/>
+            <w:shd w:val="clear" w:color="auto" w:fill="EAF0F6"/>
+          </w:tcPr>
+          <w:p>
+            <w:pPr>
+              <w:spacing w:before="40" w:after="40"/>
+            </w:pPr>
+            <w:r>
+              <w:rPr>
+                <w:sz w:val="18"/>
+              </w:rPr>
+              <w:t>RF-HOS-001 a RF-HOS-006</w:t>
+            </w:r>
+          </w:p>
+        </w:tc>
+      </w:tr>
+      <w:tr>
+        <w:tc>
+          <w:tcPr>
+            <w:tcW w:type="dxa" w:w="2154"/>
+          </w:tcPr>
+          <w:p>
+            <w:pPr>
+              <w:spacing w:before="40" w:after="40"/>
+            </w:pPr>
+            <w:r>
+              <w:rPr>
+                <w:b/>
+                <w:sz w:val="18"/>
+              </w:rPr>
+              <w:t>Visualización de resultados</w:t>
+            </w:r>
+          </w:p>
+        </w:tc>
+        <w:tc>
+          <w:tcPr>
+            <w:tcW w:type="dxa" w:w="5329"/>
+          </w:tcPr>
+          <w:p>
+            <w:pPr>
+              <w:spacing w:before="40" w:after="40"/>
+            </w:pPr>
+            <w:r>
+              <w:rPr>
+                <w:sz w:val="18"/>
+              </w:rPr>
+              <w:t>Plataforma web con series, mapas y tablas de los tres componentes analíticos, con advertencias de interpretación visibles.</w:t>
+            </w:r>
+          </w:p>
+        </w:tc>
+        <w:tc>
+          <w:tcPr>
+            <w:tcW w:type="dxa" w:w="2551"/>
+          </w:tcPr>
+          <w:p>
+            <w:pPr>
+              <w:spacing w:before="40" w:after="40"/>
+            </w:pPr>
+            <w:r>
+              <w:rPr>
+                <w:sz w:val="18"/>
+              </w:rPr>
+              <w:t>RF-VIS-001 a RF-VIS-011</w:t>
+            </w:r>
+          </w:p>
+        </w:tc>
+      </w:tr>
+      <w:tr>
+        <w:tc>
+          <w:tcPr>
+            <w:tcW w:type="dxa" w:w="2154"/>
+            <w:shd w:val="clear" w:color="auto" w:fill="EAF0F6"/>
+          </w:tcPr>
+          <w:p>
+            <w:pPr>
+              <w:spacing w:before="40" w:after="40"/>
+            </w:pPr>
+            <w:r>
+              <w:rPr>
+                <w:b/>
+                <w:sz w:val="18"/>
+              </w:rPr>
+              <w:t>API de consulta</w:t>
+            </w:r>
+          </w:p>
+        </w:tc>
+        <w:tc>
+          <w:tcPr>
+            <w:tcW w:type="dxa" w:w="5329"/>
+            <w:shd w:val="clear" w:color="auto" w:fill="EAF0F6"/>
+          </w:tcPr>
+          <w:p>
+            <w:pPr>
+              <w:spacing w:before="40" w:after="40"/>
+            </w:pPr>
+            <w:r>
+              <w:rPr>
+                <w:sz w:val="18"/>
+              </w:rPr>
+              <w:t>Servicio que expone datos, pronósticos y capas territoriales a la plataforma.</w:t>
+            </w:r>
+          </w:p>
+        </w:tc>
+        <w:tc>
+          <w:tcPr>
+            <w:tcW w:type="dxa" w:w="2551"/>
+            <w:shd w:val="clear" w:color="auto" w:fill="EAF0F6"/>
+          </w:tcPr>
+          <w:p>
+            <w:pPr>
+              <w:spacing w:before="40" w:after="40"/>
+            </w:pPr>
+            <w:r>
+              <w:rPr>
+                <w:sz w:val="18"/>
+              </w:rPr>
+              <w:t>RF-API-001 a RF-API-008</w:t>
+            </w:r>
+          </w:p>
+        </w:tc>
+      </w:tr>
+      <w:tr>
+        <w:tc>
+          <w:tcPr>
+            <w:tcW w:type="dxa" w:w="2154"/>
+          </w:tcPr>
+          <w:p>
+            <w:pPr>
+              <w:spacing w:before="40" w:after="40"/>
+            </w:pPr>
+            <w:r>
+              <w:rPr>
+                <w:b/>
+                <w:sz w:val="18"/>
+              </w:rPr>
+              <w:t>Trazabilidad y administración</w:t>
+            </w:r>
+          </w:p>
+        </w:tc>
+        <w:tc>
+          <w:tcPr>
+            <w:tcW w:type="dxa" w:w="5329"/>
+          </w:tcPr>
+          <w:p>
+            <w:pPr>
+              <w:spacing w:before="40" w:after="40"/>
+            </w:pPr>
+            <w:r>
+              <w:rPr>
+                <w:sz w:val="18"/>
+              </w:rPr>
+              <w:t>Registro de fuentes y versiones de datos, y operación básica de la plataforma.</w:t>
+            </w:r>
+          </w:p>
+        </w:tc>
+        <w:tc>
+          <w:tcPr>
+            <w:tcW w:type="dxa" w:w="2551"/>
+          </w:tcPr>
+          <w:p>
+            <w:pPr>
+              <w:spacing w:before="40" w:after="40"/>
+            </w:pPr>
+            <w:r>
+              <w:rPr>
+                <w:sz w:val="18"/>
+              </w:rPr>
+              <w:t>RF-TRZ-001 a RF-TRZ-003, RF-TRZ-005; RF-ADM-001 a RF-ADM-005, RF-ADM-007</w:t>
+            </w:r>
+          </w:p>
+        </w:tc>
+      </w:tr>
+    </w:tbl>
+    <w:p>
+      <w:pPr>
+        <w:spacing w:after="80"/>
+      </w:pPr>
+    </w:p>
+    <w:p>
+      <w:pPr>
+        <w:pStyle w:val="Heading3"/>
+      </w:pPr>
+      <w:r>
+        <w:t>1.3.2 Fuera del MVP</w:t>
+      </w:r>
+    </w:p>
+    <w:tbl>
+      <w:tblPr>
+        <w:tblStyle w:val="TableGrid"/>
+        <w:tblW w:type="auto" w:w="0"/>
+        <w:jc w:val="center"/>
+        <w:tblLayout w:type="fixed"/>
+        <w:tblLook w:firstColumn="1" w:firstRow="1" w:lastColumn="0" w:lastRow="0" w:noHBand="0" w:noVBand="1" w:val="04A0"/>
+      </w:tblPr>
+      <w:tblGrid>
+        <w:gridCol w:w="3362"/>
+        <w:gridCol w:w="3362"/>
+        <w:gridCol w:w="3362"/>
+      </w:tblGrid>
+      <w:tr>
+        <w:trPr>
+          <w:tblHeader w:val="true"/>
+        </w:trPr>
+        <w:tc>
+          <w:tcPr>
+            <w:tcW w:type="dxa" w:w="2608"/>
+            <w:shd w:val="clear" w:color="auto" w:fill="1F3B63"/>
+          </w:tcPr>
+          <w:p>
+            <w:pPr>
+              <w:spacing w:before="40" w:after="40"/>
+            </w:pPr>
+            <w:r>
+              <w:rPr>
+                <w:b/>
+                <w:color w:val="FFFFFF"/>
+                <w:sz w:val="18"/>
+              </w:rPr>
+              <w:t>Funcionalidad excluida</w:t>
+            </w:r>
+          </w:p>
+        </w:tc>
+        <w:tc>
+          <w:tcPr>
+            <w:tcW w:type="dxa" w:w="5329"/>
+            <w:shd w:val="clear" w:color="auto" w:fill="1F3B63"/>
+          </w:tcPr>
+          <w:p>
+            <w:pPr>
+              <w:spacing w:before="40" w:after="40"/>
+            </w:pPr>
+            <w:r>
+              <w:rPr>
+                <w:b/>
+                <w:color w:val="FFFFFF"/>
+                <w:sz w:val="18"/>
+              </w:rPr>
+              <w:t>Motivo</w:t>
+            </w:r>
+          </w:p>
+        </w:tc>
+        <w:tc>
+          <w:tcPr>
+            <w:tcW w:type="dxa" w:w="2098"/>
+            <w:shd w:val="clear" w:color="auto" w:fill="1F3B63"/>
+          </w:tcPr>
+          <w:p>
+            <w:pPr>
+              <w:spacing w:before="40" w:after="40"/>
+            </w:pPr>
+            <w:r>
+              <w:rPr>
+                <w:b/>
+                <w:color w:val="FFFFFF"/>
+                <w:sz w:val="18"/>
+              </w:rPr>
+              <w:t>Referencia</w:t>
+            </w:r>
+          </w:p>
+        </w:tc>
+      </w:tr>
+      <w:tr>
+        <w:tc>
+          <w:tcPr>
+            <w:tcW w:type="dxa" w:w="2608"/>
+          </w:tcPr>
+          <w:p>
+            <w:pPr>
+              <w:spacing w:before="40" w:after="40"/>
+            </w:pPr>
+            <w:r>
+              <w:rPr>
+                <w:b/>
+                <w:sz w:val="18"/>
+              </w:rPr>
+              <w:t>Gestión de pacientes</w:t>
+            </w:r>
+          </w:p>
+        </w:tc>
+        <w:tc>
+          <w:tcPr>
+            <w:tcW w:type="dxa" w:w="5329"/>
+          </w:tcPr>
+          <w:p>
+            <w:pPr>
+              <w:spacing w:before="40" w:after="40"/>
+            </w:pPr>
+            <w:r>
+              <w:rPr>
+                <w:sz w:val="18"/>
+              </w:rPr>
+              <w:t>El sistema no registra, sigue ni deriva pacientes, ni trata fichas clínicas o datos identificables: trabaja solo con datos agregados o disociados.</w:t>
+            </w:r>
+          </w:p>
+        </w:tc>
+        <w:tc>
+          <w:tcPr>
+            <w:tcW w:type="dxa" w:w="2098"/>
+          </w:tcPr>
+          <w:p>
+            <w:pPr>
+              <w:spacing w:before="40" w:after="40"/>
+            </w:pPr>
+            <w:r>
+              <w:rPr>
+                <w:sz w:val="18"/>
+              </w:rPr>
+              <w:t>FA-02, FA-03</w:t>
+            </w:r>
+          </w:p>
+        </w:tc>
+      </w:tr>
+      <w:tr>
+        <w:tc>
+          <w:tcPr>
+            <w:tcW w:type="dxa" w:w="2608"/>
+            <w:shd w:val="clear" w:color="auto" w:fill="EAF0F6"/>
+          </w:tcPr>
+          <w:p>
+            <w:pPr>
+              <w:spacing w:before="40" w:after="40"/>
+            </w:pPr>
+            <w:r>
+              <w:rPr>
+                <w:b/>
+                <w:sz w:val="18"/>
+              </w:rPr>
+              <w:t>Gestión de cupos o camas en tiempo real</w:t>
+            </w:r>
+          </w:p>
+        </w:tc>
+        <w:tc>
+          <w:tcPr>
+            <w:tcW w:type="dxa" w:w="5329"/>
+            <w:shd w:val="clear" w:color="auto" w:fill="EAF0F6"/>
+          </w:tcPr>
+          <w:p>
+            <w:pPr>
+              <w:spacing w:before="40" w:after="40"/>
+            </w:pPr>
+            <w:r>
+              <w:rPr>
+                <w:sz w:val="18"/>
+              </w:rPr>
+              <w:t>Requiere datos operativos de múltiples instituciones a los que el proyecto no tiene acceso ni autoridad.</w:t>
+            </w:r>
+          </w:p>
+        </w:tc>
+        <w:tc>
+          <w:tcPr>
+            <w:tcW w:type="dxa" w:w="2098"/>
+            <w:shd w:val="clear" w:color="auto" w:fill="EAF0F6"/>
+          </w:tcPr>
+          <w:p>
+            <w:pPr>
+              <w:spacing w:before="40" w:after="40"/>
+            </w:pPr>
+            <w:r>
+              <w:rPr>
+                <w:sz w:val="18"/>
+              </w:rPr>
+              <w:t>FA-01</w:t>
+            </w:r>
+          </w:p>
+        </w:tc>
+      </w:tr>
+      <w:tr>
+        <w:tc>
+          <w:tcPr>
+            <w:tcW w:type="dxa" w:w="2608"/>
+          </w:tcPr>
+          <w:p>
+            <w:pPr>
+              <w:spacing w:before="40" w:after="40"/>
+            </w:pPr>
+            <w:r>
+              <w:rPr>
+                <w:b/>
+                <w:sz w:val="18"/>
+              </w:rPr>
+              <w:t>Decisiones clínicas</w:t>
+            </w:r>
+          </w:p>
+        </w:tc>
+        <w:tc>
+          <w:tcPr>
+            <w:tcW w:type="dxa" w:w="5329"/>
+          </w:tcPr>
+          <w:p>
+            <w:pPr>
+              <w:spacing w:before="40" w:after="40"/>
+            </w:pPr>
+            <w:r>
+              <w:rPr>
+                <w:sz w:val="18"/>
+              </w:rPr>
+              <w:t>No apoya diagnóstico, triage ni decisiones sobre pacientes individuales; es una herramienta de planificación poblacional.</w:t>
+            </w:r>
+          </w:p>
+        </w:tc>
+        <w:tc>
+          <w:tcPr>
+            <w:tcW w:type="dxa" w:w="2098"/>
+          </w:tcPr>
+          <w:p>
+            <w:pPr>
+              <w:spacing w:before="40" w:after="40"/>
+            </w:pPr>
+            <w:r>
+              <w:rPr>
+                <w:sz w:val="18"/>
+              </w:rPr>
+              <w:t>FA-04</w:t>
+            </w:r>
+          </w:p>
+        </w:tc>
+      </w:tr>
+      <w:tr>
+        <w:tc>
+          <w:tcPr>
+            <w:tcW w:type="dxa" w:w="2608"/>
+            <w:shd w:val="clear" w:color="auto" w:fill="EAF0F6"/>
+          </w:tcPr>
+          <w:p>
+            <w:pPr>
+              <w:spacing w:before="40" w:after="40"/>
+            </w:pPr>
+            <w:r>
+              <w:rPr>
+                <w:b/>
+                <w:sz w:val="18"/>
+              </w:rPr>
+              <w:t>Predicción de riesgo individual</w:t>
+            </w:r>
+          </w:p>
+        </w:tc>
+        <w:tc>
+          <w:tcPr>
+            <w:tcW w:type="dxa" w:w="5329"/>
+            <w:shd w:val="clear" w:color="auto" w:fill="EAF0F6"/>
+          </w:tcPr>
+          <w:p>
+            <w:pPr>
+              <w:spacing w:before="40" w:after="40"/>
+            </w:pPr>
+            <w:r>
+              <w:rPr>
+                <w:sz w:val="18"/>
+              </w:rPr>
+              <w:t>Incompatible con la granularidad agregada de los datos y con las restricciones éticas del proyecto.</w:t>
+            </w:r>
+          </w:p>
+        </w:tc>
+        <w:tc>
+          <w:tcPr>
+            <w:tcW w:type="dxa" w:w="2098"/>
+            <w:shd w:val="clear" w:color="auto" w:fill="EAF0F6"/>
+          </w:tcPr>
+          <w:p>
+            <w:pPr>
+              <w:spacing w:before="40" w:after="40"/>
+            </w:pPr>
+            <w:r>
+              <w:rPr>
+                <w:sz w:val="18"/>
+              </w:rPr>
+              <w:t>FA-07</w:t>
+            </w:r>
+          </w:p>
+        </w:tc>
+      </w:tr>
+      <w:tr>
+        <w:tc>
+          <w:tcPr>
+            <w:tcW w:type="dxa" w:w="2608"/>
+          </w:tcPr>
+          <w:p>
+            <w:pPr>
+              <w:spacing w:before="40" w:after="40"/>
+            </w:pPr>
+            <w:r>
+              <w:rPr>
+                <w:b/>
+                <w:sz w:val="18"/>
+              </w:rPr>
+              <w:t>Integración en tiempo real con sistemas hospitalarios</w:t>
+            </w:r>
+          </w:p>
+        </w:tc>
+        <w:tc>
+          <w:tcPr>
+            <w:tcW w:type="dxa" w:w="5329"/>
+          </w:tcPr>
+          <w:p>
+            <w:pPr>
+              <w:spacing w:before="40" w:after="40"/>
+            </w:pPr>
+            <w:r>
+              <w:rPr>
+                <w:sz w:val="18"/>
+              </w:rPr>
+              <w:t>No existe acceso ni convenio institucional dentro del plazo del proyecto.</w:t>
+            </w:r>
+          </w:p>
+        </w:tc>
+        <w:tc>
+          <w:tcPr>
+            <w:tcW w:type="dxa" w:w="2098"/>
+          </w:tcPr>
+          <w:p>
+            <w:pPr>
+              <w:spacing w:before="40" w:after="40"/>
+            </w:pPr>
+            <w:r>
+              <w:rPr>
+                <w:sz w:val="18"/>
+              </w:rPr>
+              <w:t>FA-08</w:t>
+            </w:r>
+          </w:p>
+        </w:tc>
+      </w:tr>
+      <w:tr>
+        <w:tc>
+          <w:tcPr>
+            <w:tcW w:type="dxa" w:w="2608"/>
+            <w:shd w:val="clear" w:color="auto" w:fill="EAF0F6"/>
+          </w:tcPr>
+          <w:p>
+            <w:pPr>
+              <w:spacing w:before="40" w:after="40"/>
+            </w:pPr>
+            <w:r>
+              <w:rPr>
+                <w:b/>
+                <w:sz w:val="18"/>
+              </w:rPr>
+              <w:t>Otras regiones y sector privado</w:t>
+            </w:r>
+          </w:p>
+        </w:tc>
+        <w:tc>
+          <w:tcPr>
+            <w:tcW w:type="dxa" w:w="5329"/>
+            <w:shd w:val="clear" w:color="auto" w:fill="EAF0F6"/>
+          </w:tcPr>
+          <w:p>
+            <w:pPr>
+              <w:spacing w:before="40" w:after="40"/>
+            </w:pPr>
+            <w:r>
+              <w:rPr>
+                <w:sz w:val="18"/>
+              </w:rPr>
+              <w:t>El MVP cubre la Región Metropolitana y la red pública, que son las que tienen fuente oficial equivalente.</w:t>
+            </w:r>
+          </w:p>
+        </w:tc>
+        <w:tc>
+          <w:tcPr>
+            <w:tcW w:type="dxa" w:w="2098"/>
+            <w:shd w:val="clear" w:color="auto" w:fill="EAF0F6"/>
+          </w:tcPr>
+          <w:p>
+            <w:pPr>
+              <w:spacing w:before="40" w:after="40"/>
+            </w:pPr>
+            <w:r>
+              <w:rPr>
+                <w:sz w:val="18"/>
+              </w:rPr>
+              <w:t>FA-05, FA-06</w:t>
+            </w:r>
+          </w:p>
+        </w:tc>
+      </w:tr>
+      <w:tr>
+        <w:tc>
+          <w:tcPr>
+            <w:tcW w:type="dxa" w:w="2608"/>
+          </w:tcPr>
+          <w:p>
+            <w:pPr>
+              <w:spacing w:before="40" w:after="40"/>
+            </w:pPr>
+            <w:r>
+              <w:rPr>
+                <w:b/>
+                <w:sz w:val="18"/>
+              </w:rPr>
+              <w:t>Extensiones opcionales</w:t>
+            </w:r>
+          </w:p>
+        </w:tc>
+        <w:tc>
+          <w:tcPr>
+            <w:tcW w:type="dxa" w:w="5329"/>
+          </w:tcPr>
+          <w:p>
+            <w:pPr>
+              <w:spacing w:before="40" w:after="40"/>
+            </w:pPr>
+            <w:r>
+              <w:rPr>
+                <w:sz w:val="18"/>
+              </w:rPr>
+              <w:t>Reentrenamiento programado, comparación de escenarios, desagregación por subcausa, exportación de capas y demás mejoras del incremento I4: se desarrollan solo si el avance lo permite y no condicionan la entrega.</w:t>
+            </w:r>
+          </w:p>
+        </w:tc>
+        <w:tc>
+          <w:tcPr>
+            <w:tcW w:type="dxa" w:w="2098"/>
+          </w:tcPr>
+          <w:p>
+            <w:pPr>
+              <w:spacing w:before="40" w:after="40"/>
+            </w:pPr>
+            <w:r>
+              <w:rPr>
+                <w:sz w:val="18"/>
+              </w:rPr>
+              <w:t>Sección 10, incremento I4</w:t>
+            </w:r>
+          </w:p>
+        </w:tc>
+      </w:tr>
+    </w:tbl>
+    <w:p>
+      <w:pPr>
+        <w:spacing w:after="80"/>
+      </w:pPr>
+    </w:p>
+    <w:p>
+      <w:pPr>
+        <w:pStyle w:val="Heading2"/>
+      </w:pPr>
+      <w:r>
+        <w:t>1.4 Definiciones, acrónimos y abreviaturas</w:t>
       </w:r>
     </w:p>
     <w:tbl>
@@ -1958,7 +2953,7 @@
         <w:pStyle w:val="Heading2"/>
       </w:pPr>
       <w:r>
-        <w:t>1.4 Referencias</w:t>
+        <w:t>1.5 Referencias</w:t>
       </w:r>
     </w:p>
     <w:tbl>
@@ -2603,7 +3598,7 @@
         <w:pStyle w:val="Heading2"/>
       </w:pPr>
       <w:r>
-        <w:t>1.5 Estructura del documento</w:t>
+        <w:t>1.6 Estructura del documento</w:t>
       </w:r>
     </w:p>
     <w:p>
@@ -2614,7 +3609,7 @@
         <w:rPr>
           <w:sz w:val="21"/>
         </w:rPr>
-        <w:t>La sección 2 describe el contexto, los actores y las restricciones generales. La sección 3 fija las convenciones de identificación, prioridad y verificación. La sección 4 contiene el catálogo de requisitos funcionales, organizado en nueve módulos. Las secciones 5 y 6 expresan esos mismos requisitos desde la perspectiva del usuario, mediante historias de usuario y casos de uso. Las secciones 7 y 8 delimitan las reglas de negocio y las exclusiones. Las secciones 9 a 12 aseguran trazabilidad, planificación por incrementos, criterios de aceptación global y control de cambios.</w:t>
+        <w:t>La sección 1.3 delimita qué incluye y qué excluye el MVP. La sección 2 describe el contexto, los actores y las restricciones generales. La sección 3 fija las convenciones de identificación, prioridad y verificación. La sección 4 contiene el catálogo de requisitos funcionales, organizado en nueve módulos. Las secciones 5 y 6 expresan esos mismos requisitos desde la perspectiva del usuario, mediante historias de usuario y casos de uso. Las secciones 7 y 8 delimitan las reglas de negocio y las exclusiones. Las secciones 9 a 12 aseguran trazabilidad, planificación por incrementos, criterios de aceptación global y control de cambios.</w:t>
       </w:r>
     </w:p>
     <w:p>
@@ -19830,7 +20825,7 @@
         <w:color w:val="595959"/>
         <w:sz w:val="16"/>
       </w:rPr>
-      <w:t xml:space="preserve">ERF-SAAD-2026 · Especificación de Requisitos Funcionales · v1.0  |  Página </w:t>
+      <w:t xml:space="preserve">ERF-SAAD-2026 · Especificación de Requisitos Funcionales · v1.1  |  Página </w:t>
     </w:r>
     <w:r>
       <w:rPr>

--- a/docs/06-requisitos/Especificacion_Requisitos_Funcionales.docx
+++ b/docs/06-requisitos/Especificacion_Requisitos_Funcionales.docx
@@ -4,47 +4,123 @@
   <w:body>
     <w:p>
       <w:pPr>
-        <w:spacing w:after="960"/>
+        <w:spacing w:before="120" w:after="400"/>
+      </w:pPr>
+      <w:r>
+        <w:drawing>
+          <wp:inline xmlns:a="http://schemas.openxmlformats.org/drawingml/2006/main" xmlns:pic="http://schemas.openxmlformats.org/drawingml/2006/picture">
+            <wp:extent cx="2232000" cy="1116000"/>
+            <wp:docPr id="1" name="Picture 1"/>
+            <wp:cNvGraphicFramePr>
+              <a:graphicFrameLocks noChangeAspect="1"/>
+            </wp:cNvGraphicFramePr>
+            <a:graphic>
+              <a:graphicData uri="http://schemas.openxmlformats.org/drawingml/2006/picture">
+                <pic:pic>
+                  <pic:nvPicPr>
+                    <pic:cNvPr id="0" name="saad-logo.png"/>
+                    <pic:cNvPicPr/>
+                  </pic:nvPicPr>
+                  <pic:blipFill>
+                    <a:blip r:embed="rId10"/>
+                    <a:stretch>
+                      <a:fillRect/>
+                    </a:stretch>
+                  </pic:blipFill>
+                  <pic:spPr>
+                    <a:xfrm>
+                      <a:off x="0" y="0"/>
+                      <a:ext cx="2232000" cy="1116000"/>
+                    </a:xfrm>
+                    <a:prstGeom prst="rect"/>
+                  </pic:spPr>
+                </pic:pic>
+              </a:graphicData>
+            </a:graphic>
+          </wp:inline>
+        </w:drawing>
+      </w:r>
+    </w:p>
+    <w:tbl>
+      <w:tblPr>
+        <w:tblW w:type="auto" w:w="0"/>
+        <w:jc w:val="center"/>
+        <w:tblLook w:firstColumn="1" w:firstRow="1" w:lastColumn="0" w:lastRow="0" w:noHBand="0" w:noVBand="1" w:val="04A0"/>
+      </w:tblPr>
+      <w:tblGrid>
+        <w:gridCol w:w="10086"/>
+      </w:tblGrid>
+      <w:tr>
+        <w:tc>
+          <w:tcPr>
+            <w:tcW w:type="dxa" w:w="10091"/>
+            <w:shd w:val="clear" w:color="auto" w:fill="0B4660"/>
+          </w:tcPr>
+          <w:p>
+            <w:pPr>
+              <w:spacing w:before="520" w:after="80"/>
+              <w:ind w:left="340"/>
+            </w:pPr>
+            <w:r>
+              <w:rPr>
+                <w:rFonts w:ascii="Inter" w:hAnsi="Inter" w:cs="Inter" w:eastAsia="Inter"/>
+                <w:b/>
+                <w:color w:val="EBA845"/>
+                <w:sz w:val="18"/>
+              </w:rPr>
+              <w:t>REQUISITOS FUNCIONALES</w:t>
+            </w:r>
+          </w:p>
+          <w:p>
+            <w:pPr>
+              <w:spacing w:after="160" w:line="240" w:lineRule="auto"/>
+              <w:ind w:left="340" w:right="340"/>
+            </w:pPr>
+            <w:r>
+              <w:rPr>
+                <w:rFonts w:ascii="Plus Jakarta Sans" w:hAnsi="Plus Jakarta Sans" w:cs="Plus Jakarta Sans" w:eastAsia="Plus Jakarta Sans"/>
+                <w:b/>
+                <w:color w:val="FFFFFF"/>
+                <w:sz w:val="56"/>
+              </w:rPr>
+              <w:t>Especificación de Requisitos Funcionales</w:t>
+            </w:r>
+          </w:p>
+          <w:p>
+            <w:pPr>
+              <w:spacing w:after="520"/>
+              <w:ind w:left="340" w:right="340"/>
+            </w:pPr>
+            <w:r>
+              <w:rPr>
+                <w:rFonts w:ascii="Inter" w:hAnsi="Inter" w:cs="Inter" w:eastAsia="Inter"/>
+                <w:color w:val="E3F0F8"/>
+                <w:sz w:val="23"/>
+              </w:rPr>
+              <w:t>SAAD — Sistema de Análisis y Anticipación de Demanda de Urgencia en Salud Mental para la Región Metropolitana</w:t>
+            </w:r>
+          </w:p>
+        </w:tc>
+      </w:tr>
+    </w:tbl>
+    <w:p>
+      <w:pPr>
+        <w:spacing w:after="360"/>
+        <w:pBdr>
+          <w:bottom w:val="single" w:sz="24" w:space="4" w:color="EBA845"/>
+        </w:pBdr>
       </w:pPr>
     </w:p>
     <w:p>
       <w:pPr>
-        <w:jc w:val="center"/>
+        <w:spacing w:after="280"/>
       </w:pPr>
       <w:r>
         <w:rPr>
-          <w:b/>
-          <w:color w:val="595959"/>
-          <w:sz w:val="22"/>
+          <w:color w:val="5E7685"/>
+          <w:sz w:val="20"/>
         </w:rPr>
-        <w:t>CAPSTONE APT · INGENIERÍA EN INFORMÁTICA · DUOC UC ANTONIO VARAS</w:t>
-      </w:r>
-    </w:p>
-    <w:p>
-      <w:pPr>
-        <w:spacing w:before="360"/>
-        <w:jc w:val="center"/>
-      </w:pPr>
-      <w:r>
-        <w:rPr>
-          <w:b/>
-          <w:color w:val="1F3B63"/>
-          <w:sz w:val="48"/>
-        </w:rPr>
-        <w:t>Especificación de Requisitos Funcionales</w:t>
-      </w:r>
-    </w:p>
-    <w:p>
-      <w:pPr>
-        <w:spacing w:after="720"/>
-        <w:jc w:val="center"/>
-      </w:pPr>
-      <w:r>
-        <w:rPr>
-          <w:color w:val="2E5E8C"/>
-          <w:sz w:val="24"/>
-        </w:rPr>
-        <w:t>SAAD — Sistema de Análisis y Anticipación de Demanda de Urgencia en Salud Mental para la Región Metropolitana</w:t>
+        <w:t>Capstone APT · Ingeniería en Informática · Duoc UC Antonio Varas</w:t>
       </w:r>
     </w:p>
     <w:tbl>
@@ -62,14 +138,16 @@
       <w:tr>
         <w:trPr>
           <w:tblHeader w:val="true"/>
+          <w:cantSplit w:val="true"/>
         </w:trPr>
         <w:tc>
           <w:tcPr>
             <w:tcW w:type="dxa" w:w="2835"/>
-            <w:shd w:val="clear" w:color="auto" w:fill="1F3B63"/>
-          </w:tcPr>
-          <w:p>
-            <w:pPr>
+            <w:shd w:val="clear" w:color="auto" w:fill="0B4660"/>
+          </w:tcPr>
+          <w:p>
+            <w:pPr>
+              <w:keepNext/>
               <w:spacing w:before="40" w:after="40"/>
             </w:pPr>
             <w:r>
@@ -85,10 +163,11 @@
         <w:tc>
           <w:tcPr>
             <w:tcW w:type="dxa" w:w="7200"/>
-            <w:shd w:val="clear" w:color="auto" w:fill="1F3B63"/>
-          </w:tcPr>
-          <w:p>
-            <w:pPr>
+            <w:shd w:val="clear" w:color="auto" w:fill="0B4660"/>
+          </w:tcPr>
+          <w:p>
+            <w:pPr>
+              <w:keepNext/>
               <w:spacing w:before="40" w:after="40"/>
             </w:pPr>
             <w:r>
@@ -103,6 +182,9 @@
         </w:tc>
       </w:tr>
       <w:tr>
+        <w:trPr>
+          <w:cantSplit w:val="true"/>
+        </w:trPr>
         <w:tc>
           <w:tcPr>
             <w:tcW w:type="dxa" w:w="2835"/>
@@ -137,10 +219,13 @@
         </w:tc>
       </w:tr>
       <w:tr>
+        <w:trPr>
+          <w:cantSplit w:val="true"/>
+        </w:trPr>
         <w:tc>
           <w:tcPr>
             <w:tcW w:type="dxa" w:w="2835"/>
-            <w:shd w:val="clear" w:color="auto" w:fill="EAF0F6"/>
+            <w:shd w:val="clear" w:color="auto" w:fill="EEF3F6"/>
           </w:tcPr>
           <w:p>
             <w:pPr>
@@ -157,7 +242,7 @@
         <w:tc>
           <w:tcPr>
             <w:tcW w:type="dxa" w:w="7200"/>
-            <w:shd w:val="clear" w:color="auto" w:fill="EAF0F6"/>
+            <w:shd w:val="clear" w:color="auto" w:fill="EEF3F6"/>
           </w:tcPr>
           <w:p>
             <w:pPr>
@@ -173,6 +258,9 @@
         </w:tc>
       </w:tr>
       <w:tr>
+        <w:trPr>
+          <w:cantSplit w:val="true"/>
+        </w:trPr>
         <w:tc>
           <w:tcPr>
             <w:tcW w:type="dxa" w:w="2835"/>
@@ -207,10 +295,13 @@
         </w:tc>
       </w:tr>
       <w:tr>
+        <w:trPr>
+          <w:cantSplit w:val="true"/>
+        </w:trPr>
         <w:tc>
           <w:tcPr>
             <w:tcW w:type="dxa" w:w="2835"/>
-            <w:shd w:val="clear" w:color="auto" w:fill="EAF0F6"/>
+            <w:shd w:val="clear" w:color="auto" w:fill="EEF3F6"/>
           </w:tcPr>
           <w:p>
             <w:pPr>
@@ -227,7 +318,7 @@
         <w:tc>
           <w:tcPr>
             <w:tcW w:type="dxa" w:w="7200"/>
-            <w:shd w:val="clear" w:color="auto" w:fill="EAF0F6"/>
+            <w:shd w:val="clear" w:color="auto" w:fill="EEF3F6"/>
           </w:tcPr>
           <w:p>
             <w:pPr>
@@ -243,6 +334,9 @@
         </w:tc>
       </w:tr>
       <w:tr>
+        <w:trPr>
+          <w:cantSplit w:val="true"/>
+        </w:trPr>
         <w:tc>
           <w:tcPr>
             <w:tcW w:type="dxa" w:w="2835"/>
@@ -277,10 +371,13 @@
         </w:tc>
       </w:tr>
       <w:tr>
+        <w:trPr>
+          <w:cantSplit w:val="true"/>
+        </w:trPr>
         <w:tc>
           <w:tcPr>
             <w:tcW w:type="dxa" w:w="2835"/>
-            <w:shd w:val="clear" w:color="auto" w:fill="EAF0F6"/>
+            <w:shd w:val="clear" w:color="auto" w:fill="EEF3F6"/>
           </w:tcPr>
           <w:p>
             <w:pPr>
@@ -297,7 +394,7 @@
         <w:tc>
           <w:tcPr>
             <w:tcW w:type="dxa" w:w="7200"/>
-            <w:shd w:val="clear" w:color="auto" w:fill="EAF0F6"/>
+            <w:shd w:val="clear" w:color="auto" w:fill="EEF3F6"/>
           </w:tcPr>
           <w:p>
             <w:pPr>
@@ -313,6 +410,9 @@
         </w:tc>
       </w:tr>
       <w:tr>
+        <w:trPr>
+          <w:cantSplit w:val="true"/>
+        </w:trPr>
         <w:tc>
           <w:tcPr>
             <w:tcW w:type="dxa" w:w="2835"/>
@@ -347,10 +447,13 @@
         </w:tc>
       </w:tr>
       <w:tr>
+        <w:trPr>
+          <w:cantSplit w:val="true"/>
+        </w:trPr>
         <w:tc>
           <w:tcPr>
             <w:tcW w:type="dxa" w:w="2835"/>
-            <w:shd w:val="clear" w:color="auto" w:fill="EAF0F6"/>
+            <w:shd w:val="clear" w:color="auto" w:fill="EEF3F6"/>
           </w:tcPr>
           <w:p>
             <w:pPr>
@@ -367,7 +470,7 @@
         <w:tc>
           <w:tcPr>
             <w:tcW w:type="dxa" w:w="7200"/>
-            <w:shd w:val="clear" w:color="auto" w:fill="EAF0F6"/>
+            <w:shd w:val="clear" w:color="auto" w:fill="EEF3F6"/>
           </w:tcPr>
           <w:p>
             <w:pPr>
@@ -383,6 +486,9 @@
         </w:tc>
       </w:tr>
       <w:tr>
+        <w:trPr>
+          <w:cantSplit w:val="true"/>
+        </w:trPr>
         <w:tc>
           <w:tcPr>
             <w:tcW w:type="dxa" w:w="2835"/>
@@ -460,14 +566,16 @@
       <w:tr>
         <w:trPr>
           <w:tblHeader w:val="true"/>
+          <w:cantSplit w:val="true"/>
         </w:trPr>
         <w:tc>
           <w:tcPr>
             <w:tcW w:type="dxa" w:w="1134"/>
-            <w:shd w:val="clear" w:color="auto" w:fill="1F3B63"/>
-          </w:tcPr>
-          <w:p>
-            <w:pPr>
+            <w:shd w:val="clear" w:color="auto" w:fill="0B4660"/>
+          </w:tcPr>
+          <w:p>
+            <w:pPr>
+              <w:keepNext/>
               <w:spacing w:before="40" w:after="40"/>
             </w:pPr>
             <w:r>
@@ -483,10 +591,11 @@
         <w:tc>
           <w:tcPr>
             <w:tcW w:type="dxa" w:w="1474"/>
-            <w:shd w:val="clear" w:color="auto" w:fill="1F3B63"/>
-          </w:tcPr>
-          <w:p>
-            <w:pPr>
+            <w:shd w:val="clear" w:color="auto" w:fill="0B4660"/>
+          </w:tcPr>
+          <w:p>
+            <w:pPr>
+              <w:keepNext/>
               <w:spacing w:before="40" w:after="40"/>
             </w:pPr>
             <w:r>
@@ -502,10 +611,11 @@
         <w:tc>
           <w:tcPr>
             <w:tcW w:type="dxa" w:w="2041"/>
-            <w:shd w:val="clear" w:color="auto" w:fill="1F3B63"/>
-          </w:tcPr>
-          <w:p>
-            <w:pPr>
+            <w:shd w:val="clear" w:color="auto" w:fill="0B4660"/>
+          </w:tcPr>
+          <w:p>
+            <w:pPr>
+              <w:keepNext/>
               <w:spacing w:before="40" w:after="40"/>
             </w:pPr>
             <w:r>
@@ -521,10 +631,11 @@
         <w:tc>
           <w:tcPr>
             <w:tcW w:type="dxa" w:w="5386"/>
-            <w:shd w:val="clear" w:color="auto" w:fill="1F3B63"/>
-          </w:tcPr>
-          <w:p>
-            <w:pPr>
+            <w:shd w:val="clear" w:color="auto" w:fill="0B4660"/>
+          </w:tcPr>
+          <w:p>
+            <w:pPr>
+              <w:keepNext/>
               <w:spacing w:before="40" w:after="40"/>
             </w:pPr>
             <w:r>
@@ -539,6 +650,9 @@
         </w:tc>
       </w:tr>
       <w:tr>
+        <w:trPr>
+          <w:cantSplit w:val="true"/>
+        </w:trPr>
         <w:tc>
           <w:tcPr>
             <w:tcW w:type="dxa" w:w="1134"/>
@@ -605,10 +719,13 @@
         </w:tc>
       </w:tr>
       <w:tr>
+        <w:trPr>
+          <w:cantSplit w:val="true"/>
+        </w:trPr>
         <w:tc>
           <w:tcPr>
             <w:tcW w:type="dxa" w:w="1134"/>
-            <w:shd w:val="clear" w:color="auto" w:fill="EAF0F6"/>
+            <w:shd w:val="clear" w:color="auto" w:fill="EEF3F6"/>
           </w:tcPr>
           <w:p>
             <w:pPr>
@@ -625,7 +742,7 @@
         <w:tc>
           <w:tcPr>
             <w:tcW w:type="dxa" w:w="1474"/>
-            <w:shd w:val="clear" w:color="auto" w:fill="EAF0F6"/>
+            <w:shd w:val="clear" w:color="auto" w:fill="EEF3F6"/>
           </w:tcPr>
           <w:p>
             <w:pPr>
@@ -642,7 +759,7 @@
         <w:tc>
           <w:tcPr>
             <w:tcW w:type="dxa" w:w="2041"/>
-            <w:shd w:val="clear" w:color="auto" w:fill="EAF0F6"/>
+            <w:shd w:val="clear" w:color="auto" w:fill="EEF3F6"/>
           </w:tcPr>
           <w:p>
             <w:pPr>
@@ -659,7 +776,7 @@
         <w:tc>
           <w:tcPr>
             <w:tcW w:type="dxa" w:w="5386"/>
-            <w:shd w:val="clear" w:color="auto" w:fill="EAF0F6"/>
+            <w:shd w:val="clear" w:color="auto" w:fill="EEF3F6"/>
           </w:tcPr>
           <w:p>
             <w:pPr>
@@ -675,6 +792,9 @@
         </w:tc>
       </w:tr>
       <w:tr>
+        <w:trPr>
+          <w:cantSplit w:val="true"/>
+        </w:trPr>
         <w:tc>
           <w:tcPr>
             <w:tcW w:type="dxa" w:w="1134"/>
@@ -771,14 +891,16 @@
       <w:tr>
         <w:trPr>
           <w:tblHeader w:val="true"/>
+          <w:cantSplit w:val="true"/>
         </w:trPr>
         <w:tc>
           <w:tcPr>
             <w:tcW w:type="dxa" w:w="2551"/>
-            <w:shd w:val="clear" w:color="auto" w:fill="1F3B63"/>
-          </w:tcPr>
-          <w:p>
-            <w:pPr>
+            <w:shd w:val="clear" w:color="auto" w:fill="0B4660"/>
+          </w:tcPr>
+          <w:p>
+            <w:pPr>
+              <w:keepNext/>
               <w:spacing w:before="40" w:after="40"/>
             </w:pPr>
             <w:r>
@@ -794,10 +916,11 @@
         <w:tc>
           <w:tcPr>
             <w:tcW w:type="dxa" w:w="2835"/>
-            <w:shd w:val="clear" w:color="auto" w:fill="1F3B63"/>
-          </w:tcPr>
-          <w:p>
-            <w:pPr>
+            <w:shd w:val="clear" w:color="auto" w:fill="0B4660"/>
+          </w:tcPr>
+          <w:p>
+            <w:pPr>
+              <w:keepNext/>
               <w:spacing w:before="40" w:after="40"/>
             </w:pPr>
             <w:r>
@@ -813,10 +936,11 @@
         <w:tc>
           <w:tcPr>
             <w:tcW w:type="dxa" w:w="2948"/>
-            <w:shd w:val="clear" w:color="auto" w:fill="1F3B63"/>
-          </w:tcPr>
-          <w:p>
-            <w:pPr>
+            <w:shd w:val="clear" w:color="auto" w:fill="0B4660"/>
+          </w:tcPr>
+          <w:p>
+            <w:pPr>
+              <w:keepNext/>
               <w:spacing w:before="40" w:after="40"/>
             </w:pPr>
             <w:r>
@@ -832,10 +956,11 @@
         <w:tc>
           <w:tcPr>
             <w:tcW w:type="dxa" w:w="1701"/>
-            <w:shd w:val="clear" w:color="auto" w:fill="1F3B63"/>
-          </w:tcPr>
-          <w:p>
-            <w:pPr>
+            <w:shd w:val="clear" w:color="auto" w:fill="0B4660"/>
+          </w:tcPr>
+          <w:p>
+            <w:pPr>
+              <w:keepNext/>
               <w:spacing w:before="40" w:after="40"/>
             </w:pPr>
             <w:r>
@@ -850,6 +975,9 @@
         </w:tc>
       </w:tr>
       <w:tr>
+        <w:trPr>
+          <w:cantSplit w:val="true"/>
+        </w:trPr>
         <w:tc>
           <w:tcPr>
             <w:tcW w:type="dxa" w:w="2551"/>
@@ -916,10 +1044,13 @@
         </w:tc>
       </w:tr>
       <w:tr>
+        <w:trPr>
+          <w:cantSplit w:val="true"/>
+        </w:trPr>
         <w:tc>
           <w:tcPr>
             <w:tcW w:type="dxa" w:w="2551"/>
-            <w:shd w:val="clear" w:color="auto" w:fill="EAF0F6"/>
+            <w:shd w:val="clear" w:color="auto" w:fill="EEF3F6"/>
           </w:tcPr>
           <w:p>
             <w:pPr>
@@ -936,7 +1067,7 @@
         <w:tc>
           <w:tcPr>
             <w:tcW w:type="dxa" w:w="2835"/>
-            <w:shd w:val="clear" w:color="auto" w:fill="EAF0F6"/>
+            <w:shd w:val="clear" w:color="auto" w:fill="EEF3F6"/>
           </w:tcPr>
           <w:p>
             <w:pPr>
@@ -953,7 +1084,7 @@
         <w:tc>
           <w:tcPr>
             <w:tcW w:type="dxa" w:w="2948"/>
-            <w:shd w:val="clear" w:color="auto" w:fill="EAF0F6"/>
+            <w:shd w:val="clear" w:color="auto" w:fill="EEF3F6"/>
           </w:tcPr>
           <w:p>
             <w:pPr>
@@ -970,7 +1101,7 @@
         <w:tc>
           <w:tcPr>
             <w:tcW w:type="dxa" w:w="1701"/>
-            <w:shd w:val="clear" w:color="auto" w:fill="EAF0F6"/>
+            <w:shd w:val="clear" w:color="auto" w:fill="EEF3F6"/>
           </w:tcPr>
           <w:p>
             <w:pPr>
@@ -986,6 +1117,9 @@
         </w:tc>
       </w:tr>
       <w:tr>
+        <w:trPr>
+          <w:cantSplit w:val="true"/>
+        </w:trPr>
         <w:tc>
           <w:tcPr>
             <w:tcW w:type="dxa" w:w="2551"/>
@@ -1070,7 +1204,7 @@
         <w:tc>
           <w:tcPr>
             <w:tcW w:type="dxa" w:w="10086"/>
-            <w:shd w:val="clear" w:color="auto" w:fill="FFF4E5"/>
+            <w:shd w:val="clear" w:color="auto" w:fill="FCF1DC"/>
           </w:tcPr>
           <w:p>
             <w:pPr>
@@ -1124,7 +1258,7 @@
       <w:r>
         <w:rPr>
           <w:i/>
-          <w:color w:val="595959"/>
+          <w:color w:val="5E7685"/>
           <w:sz w:val="17"/>
         </w:rPr>
         <w:t>Si el índice no se muestra actualizado, seleccionarlo y presionar F9 en Microsoft Word.</w:t>
@@ -1234,6 +1368,10 @@
     <w:p>
       <w:pPr>
         <w:pStyle w:val="ListNumber"/>
+        <w:numPr>
+          <w:ilvl w:val="0"/>
+          <w:numId w:val="10"/>
+        </w:numPr>
         <w:spacing w:after="60"/>
       </w:pPr>
       <w:r>
@@ -1253,6 +1391,10 @@
     <w:p>
       <w:pPr>
         <w:pStyle w:val="ListNumber"/>
+        <w:numPr>
+          <w:ilvl w:val="0"/>
+          <w:numId w:val="10"/>
+        </w:numPr>
         <w:spacing w:after="60"/>
       </w:pPr>
       <w:r>
@@ -1272,6 +1414,10 @@
     <w:p>
       <w:pPr>
         <w:pStyle w:val="ListNumber"/>
+        <w:numPr>
+          <w:ilvl w:val="0"/>
+          <w:numId w:val="10"/>
+        </w:numPr>
         <w:spacing w:after="60"/>
       </w:pPr>
       <w:r>
@@ -1355,14 +1501,16 @@
       <w:tr>
         <w:trPr>
           <w:tblHeader w:val="true"/>
+          <w:cantSplit w:val="true"/>
         </w:trPr>
         <w:tc>
           <w:tcPr>
             <w:tcW w:type="dxa" w:w="2154"/>
-            <w:shd w:val="clear" w:color="auto" w:fill="1F3B63"/>
-          </w:tcPr>
-          <w:p>
-            <w:pPr>
+            <w:shd w:val="clear" w:color="auto" w:fill="0B4660"/>
+          </w:tcPr>
+          <w:p>
+            <w:pPr>
+              <w:keepNext/>
               <w:spacing w:before="40" w:after="40"/>
             </w:pPr>
             <w:r>
@@ -1378,10 +1526,11 @@
         <w:tc>
           <w:tcPr>
             <w:tcW w:type="dxa" w:w="5329"/>
-            <w:shd w:val="clear" w:color="auto" w:fill="1F3B63"/>
-          </w:tcPr>
-          <w:p>
-            <w:pPr>
+            <w:shd w:val="clear" w:color="auto" w:fill="0B4660"/>
+          </w:tcPr>
+          <w:p>
+            <w:pPr>
+              <w:keepNext/>
               <w:spacing w:before="40" w:after="40"/>
             </w:pPr>
             <w:r>
@@ -1397,10 +1546,11 @@
         <w:tc>
           <w:tcPr>
             <w:tcW w:type="dxa" w:w="2551"/>
-            <w:shd w:val="clear" w:color="auto" w:fill="1F3B63"/>
-          </w:tcPr>
-          <w:p>
-            <w:pPr>
+            <w:shd w:val="clear" w:color="auto" w:fill="0B4660"/>
+          </w:tcPr>
+          <w:p>
+            <w:pPr>
+              <w:keepNext/>
               <w:spacing w:before="40" w:after="40"/>
             </w:pPr>
             <w:r>
@@ -1415,6 +1565,9 @@
         </w:tc>
       </w:tr>
       <w:tr>
+        <w:trPr>
+          <w:cantSplit w:val="true"/>
+        </w:trPr>
         <w:tc>
           <w:tcPr>
             <w:tcW w:type="dxa" w:w="2154"/>
@@ -1466,10 +1619,13 @@
         </w:tc>
       </w:tr>
       <w:tr>
+        <w:trPr>
+          <w:cantSplit w:val="true"/>
+        </w:trPr>
         <w:tc>
           <w:tcPr>
             <w:tcW w:type="dxa" w:w="2154"/>
-            <w:shd w:val="clear" w:color="auto" w:fill="EAF0F6"/>
+            <w:shd w:val="clear" w:color="auto" w:fill="EEF3F6"/>
           </w:tcPr>
           <w:p>
             <w:pPr>
@@ -1487,7 +1643,7 @@
         <w:tc>
           <w:tcPr>
             <w:tcW w:type="dxa" w:w="5329"/>
-            <w:shd w:val="clear" w:color="auto" w:fill="EAF0F6"/>
+            <w:shd w:val="clear" w:color="auto" w:fill="EEF3F6"/>
           </w:tcPr>
           <w:p>
             <w:pPr>
@@ -1504,7 +1660,7 @@
         <w:tc>
           <w:tcPr>
             <w:tcW w:type="dxa" w:w="2551"/>
-            <w:shd w:val="clear" w:color="auto" w:fill="EAF0F6"/>
+            <w:shd w:val="clear" w:color="auto" w:fill="EEF3F6"/>
           </w:tcPr>
           <w:p>
             <w:pPr>
@@ -1520,6 +1676,9 @@
         </w:tc>
       </w:tr>
       <w:tr>
+        <w:trPr>
+          <w:cantSplit w:val="true"/>
+        </w:trPr>
         <w:tc>
           <w:tcPr>
             <w:tcW w:type="dxa" w:w="2154"/>
@@ -1571,10 +1730,13 @@
         </w:tc>
       </w:tr>
       <w:tr>
+        <w:trPr>
+          <w:cantSplit w:val="true"/>
+        </w:trPr>
         <w:tc>
           <w:tcPr>
             <w:tcW w:type="dxa" w:w="2154"/>
-            <w:shd w:val="clear" w:color="auto" w:fill="EAF0F6"/>
+            <w:shd w:val="clear" w:color="auto" w:fill="EEF3F6"/>
           </w:tcPr>
           <w:p>
             <w:pPr>
@@ -1592,7 +1754,7 @@
         <w:tc>
           <w:tcPr>
             <w:tcW w:type="dxa" w:w="5329"/>
-            <w:shd w:val="clear" w:color="auto" w:fill="EAF0F6"/>
+            <w:shd w:val="clear" w:color="auto" w:fill="EEF3F6"/>
           </w:tcPr>
           <w:p>
             <w:pPr>
@@ -1609,7 +1771,7 @@
         <w:tc>
           <w:tcPr>
             <w:tcW w:type="dxa" w:w="2551"/>
-            <w:shd w:val="clear" w:color="auto" w:fill="EAF0F6"/>
+            <w:shd w:val="clear" w:color="auto" w:fill="EEF3F6"/>
           </w:tcPr>
           <w:p>
             <w:pPr>
@@ -1625,6 +1787,9 @@
         </w:tc>
       </w:tr>
       <w:tr>
+        <w:trPr>
+          <w:cantSplit w:val="true"/>
+        </w:trPr>
         <w:tc>
           <w:tcPr>
             <w:tcW w:type="dxa" w:w="2154"/>
@@ -1676,10 +1841,13 @@
         </w:tc>
       </w:tr>
       <w:tr>
+        <w:trPr>
+          <w:cantSplit w:val="true"/>
+        </w:trPr>
         <w:tc>
           <w:tcPr>
             <w:tcW w:type="dxa" w:w="2154"/>
-            <w:shd w:val="clear" w:color="auto" w:fill="EAF0F6"/>
+            <w:shd w:val="clear" w:color="auto" w:fill="EEF3F6"/>
           </w:tcPr>
           <w:p>
             <w:pPr>
@@ -1697,7 +1865,7 @@
         <w:tc>
           <w:tcPr>
             <w:tcW w:type="dxa" w:w="5329"/>
-            <w:shd w:val="clear" w:color="auto" w:fill="EAF0F6"/>
+            <w:shd w:val="clear" w:color="auto" w:fill="EEF3F6"/>
           </w:tcPr>
           <w:p>
             <w:pPr>
@@ -1714,7 +1882,7 @@
         <w:tc>
           <w:tcPr>
             <w:tcW w:type="dxa" w:w="2551"/>
-            <w:shd w:val="clear" w:color="auto" w:fill="EAF0F6"/>
+            <w:shd w:val="clear" w:color="auto" w:fill="EEF3F6"/>
           </w:tcPr>
           <w:p>
             <w:pPr>
@@ -1730,6 +1898,9 @@
         </w:tc>
       </w:tr>
       <w:tr>
+        <w:trPr>
+          <w:cantSplit w:val="true"/>
+        </w:trPr>
         <w:tc>
           <w:tcPr>
             <w:tcW w:type="dxa" w:w="2154"/>
@@ -1810,14 +1981,16 @@
       <w:tr>
         <w:trPr>
           <w:tblHeader w:val="true"/>
+          <w:cantSplit w:val="true"/>
         </w:trPr>
         <w:tc>
           <w:tcPr>
             <w:tcW w:type="dxa" w:w="2608"/>
-            <w:shd w:val="clear" w:color="auto" w:fill="1F3B63"/>
-          </w:tcPr>
-          <w:p>
-            <w:pPr>
+            <w:shd w:val="clear" w:color="auto" w:fill="0B4660"/>
+          </w:tcPr>
+          <w:p>
+            <w:pPr>
+              <w:keepNext/>
               <w:spacing w:before="40" w:after="40"/>
             </w:pPr>
             <w:r>
@@ -1833,10 +2006,11 @@
         <w:tc>
           <w:tcPr>
             <w:tcW w:type="dxa" w:w="5329"/>
-            <w:shd w:val="clear" w:color="auto" w:fill="1F3B63"/>
-          </w:tcPr>
-          <w:p>
-            <w:pPr>
+            <w:shd w:val="clear" w:color="auto" w:fill="0B4660"/>
+          </w:tcPr>
+          <w:p>
+            <w:pPr>
+              <w:keepNext/>
               <w:spacing w:before="40" w:after="40"/>
             </w:pPr>
             <w:r>
@@ -1852,10 +2026,11 @@
         <w:tc>
           <w:tcPr>
             <w:tcW w:type="dxa" w:w="2098"/>
-            <w:shd w:val="clear" w:color="auto" w:fill="1F3B63"/>
-          </w:tcPr>
-          <w:p>
-            <w:pPr>
+            <w:shd w:val="clear" w:color="auto" w:fill="0B4660"/>
+          </w:tcPr>
+          <w:p>
+            <w:pPr>
+              <w:keepNext/>
               <w:spacing w:before="40" w:after="40"/>
             </w:pPr>
             <w:r>
@@ -1870,6 +2045,9 @@
         </w:tc>
       </w:tr>
       <w:tr>
+        <w:trPr>
+          <w:cantSplit w:val="true"/>
+        </w:trPr>
         <w:tc>
           <w:tcPr>
             <w:tcW w:type="dxa" w:w="2608"/>
@@ -1921,10 +2099,13 @@
         </w:tc>
       </w:tr>
       <w:tr>
+        <w:trPr>
+          <w:cantSplit w:val="true"/>
+        </w:trPr>
         <w:tc>
           <w:tcPr>
             <w:tcW w:type="dxa" w:w="2608"/>
-            <w:shd w:val="clear" w:color="auto" w:fill="EAF0F6"/>
+            <w:shd w:val="clear" w:color="auto" w:fill="EEF3F6"/>
           </w:tcPr>
           <w:p>
             <w:pPr>
@@ -1942,7 +2123,7 @@
         <w:tc>
           <w:tcPr>
             <w:tcW w:type="dxa" w:w="5329"/>
-            <w:shd w:val="clear" w:color="auto" w:fill="EAF0F6"/>
+            <w:shd w:val="clear" w:color="auto" w:fill="EEF3F6"/>
           </w:tcPr>
           <w:p>
             <w:pPr>
@@ -1959,7 +2140,7 @@
         <w:tc>
           <w:tcPr>
             <w:tcW w:type="dxa" w:w="2098"/>
-            <w:shd w:val="clear" w:color="auto" w:fill="EAF0F6"/>
+            <w:shd w:val="clear" w:color="auto" w:fill="EEF3F6"/>
           </w:tcPr>
           <w:p>
             <w:pPr>
@@ -1975,6 +2156,9 @@
         </w:tc>
       </w:tr>
       <w:tr>
+        <w:trPr>
+          <w:cantSplit w:val="true"/>
+        </w:trPr>
         <w:tc>
           <w:tcPr>
             <w:tcW w:type="dxa" w:w="2608"/>
@@ -2026,10 +2210,13 @@
         </w:tc>
       </w:tr>
       <w:tr>
+        <w:trPr>
+          <w:cantSplit w:val="true"/>
+        </w:trPr>
         <w:tc>
           <w:tcPr>
             <w:tcW w:type="dxa" w:w="2608"/>
-            <w:shd w:val="clear" w:color="auto" w:fill="EAF0F6"/>
+            <w:shd w:val="clear" w:color="auto" w:fill="EEF3F6"/>
           </w:tcPr>
           <w:p>
             <w:pPr>
@@ -2047,7 +2234,7 @@
         <w:tc>
           <w:tcPr>
             <w:tcW w:type="dxa" w:w="5329"/>
-            <w:shd w:val="clear" w:color="auto" w:fill="EAF0F6"/>
+            <w:shd w:val="clear" w:color="auto" w:fill="EEF3F6"/>
           </w:tcPr>
           <w:p>
             <w:pPr>
@@ -2064,7 +2251,7 @@
         <w:tc>
           <w:tcPr>
             <w:tcW w:type="dxa" w:w="2098"/>
-            <w:shd w:val="clear" w:color="auto" w:fill="EAF0F6"/>
+            <w:shd w:val="clear" w:color="auto" w:fill="EEF3F6"/>
           </w:tcPr>
           <w:p>
             <w:pPr>
@@ -2080,6 +2267,9 @@
         </w:tc>
       </w:tr>
       <w:tr>
+        <w:trPr>
+          <w:cantSplit w:val="true"/>
+        </w:trPr>
         <w:tc>
           <w:tcPr>
             <w:tcW w:type="dxa" w:w="2608"/>
@@ -2131,10 +2321,13 @@
         </w:tc>
       </w:tr>
       <w:tr>
+        <w:trPr>
+          <w:cantSplit w:val="true"/>
+        </w:trPr>
         <w:tc>
           <w:tcPr>
             <w:tcW w:type="dxa" w:w="2608"/>
-            <w:shd w:val="clear" w:color="auto" w:fill="EAF0F6"/>
+            <w:shd w:val="clear" w:color="auto" w:fill="EEF3F6"/>
           </w:tcPr>
           <w:p>
             <w:pPr>
@@ -2152,7 +2345,7 @@
         <w:tc>
           <w:tcPr>
             <w:tcW w:type="dxa" w:w="5329"/>
-            <w:shd w:val="clear" w:color="auto" w:fill="EAF0F6"/>
+            <w:shd w:val="clear" w:color="auto" w:fill="EEF3F6"/>
           </w:tcPr>
           <w:p>
             <w:pPr>
@@ -2169,7 +2362,7 @@
         <w:tc>
           <w:tcPr>
             <w:tcW w:type="dxa" w:w="2098"/>
-            <w:shd w:val="clear" w:color="auto" w:fill="EAF0F6"/>
+            <w:shd w:val="clear" w:color="auto" w:fill="EEF3F6"/>
           </w:tcPr>
           <w:p>
             <w:pPr>
@@ -2185,6 +2378,9 @@
         </w:tc>
       </w:tr>
       <w:tr>
+        <w:trPr>
+          <w:cantSplit w:val="true"/>
+        </w:trPr>
         <w:tc>
           <w:tcPr>
             <w:tcW w:type="dxa" w:w="2608"/>
@@ -2264,14 +2460,16 @@
       <w:tr>
         <w:trPr>
           <w:tblHeader w:val="true"/>
+          <w:cantSplit w:val="true"/>
         </w:trPr>
         <w:tc>
           <w:tcPr>
             <w:tcW w:type="dxa" w:w="2494"/>
-            <w:shd w:val="clear" w:color="auto" w:fill="1F3B63"/>
-          </w:tcPr>
-          <w:p>
-            <w:pPr>
+            <w:shd w:val="clear" w:color="auto" w:fill="0B4660"/>
+          </w:tcPr>
+          <w:p>
+            <w:pPr>
+              <w:keepNext/>
               <w:spacing w:before="40" w:after="40"/>
             </w:pPr>
             <w:r>
@@ -2287,10 +2485,11 @@
         <w:tc>
           <w:tcPr>
             <w:tcW w:type="dxa" w:w="7540"/>
-            <w:shd w:val="clear" w:color="auto" w:fill="1F3B63"/>
-          </w:tcPr>
-          <w:p>
-            <w:pPr>
+            <w:shd w:val="clear" w:color="auto" w:fill="0B4660"/>
+          </w:tcPr>
+          <w:p>
+            <w:pPr>
+              <w:keepNext/>
               <w:spacing w:before="40" w:after="40"/>
             </w:pPr>
             <w:r>
@@ -2305,6 +2504,9 @@
         </w:tc>
       </w:tr>
       <w:tr>
+        <w:trPr>
+          <w:cantSplit w:val="true"/>
+        </w:trPr>
         <w:tc>
           <w:tcPr>
             <w:tcW w:type="dxa" w:w="2494"/>
@@ -2340,10 +2542,13 @@
         </w:tc>
       </w:tr>
       <w:tr>
+        <w:trPr>
+          <w:cantSplit w:val="true"/>
+        </w:trPr>
         <w:tc>
           <w:tcPr>
             <w:tcW w:type="dxa" w:w="2494"/>
-            <w:shd w:val="clear" w:color="auto" w:fill="EAF0F6"/>
+            <w:shd w:val="clear" w:color="auto" w:fill="EEF3F6"/>
           </w:tcPr>
           <w:p>
             <w:pPr>
@@ -2361,7 +2566,7 @@
         <w:tc>
           <w:tcPr>
             <w:tcW w:type="dxa" w:w="7540"/>
-            <w:shd w:val="clear" w:color="auto" w:fill="EAF0F6"/>
+            <w:shd w:val="clear" w:color="auto" w:fill="EEF3F6"/>
           </w:tcPr>
           <w:p>
             <w:pPr>
@@ -2377,6 +2582,9 @@
         </w:tc>
       </w:tr>
       <w:tr>
+        <w:trPr>
+          <w:cantSplit w:val="true"/>
+        </w:trPr>
         <w:tc>
           <w:tcPr>
             <w:tcW w:type="dxa" w:w="2494"/>
@@ -2412,10 +2620,13 @@
         </w:tc>
       </w:tr>
       <w:tr>
+        <w:trPr>
+          <w:cantSplit w:val="true"/>
+        </w:trPr>
         <w:tc>
           <w:tcPr>
             <w:tcW w:type="dxa" w:w="2494"/>
-            <w:shd w:val="clear" w:color="auto" w:fill="EAF0F6"/>
+            <w:shd w:val="clear" w:color="auto" w:fill="EEF3F6"/>
           </w:tcPr>
           <w:p>
             <w:pPr>
@@ -2433,7 +2644,7 @@
         <w:tc>
           <w:tcPr>
             <w:tcW w:type="dxa" w:w="7540"/>
-            <w:shd w:val="clear" w:color="auto" w:fill="EAF0F6"/>
+            <w:shd w:val="clear" w:color="auto" w:fill="EEF3F6"/>
           </w:tcPr>
           <w:p>
             <w:pPr>
@@ -2449,6 +2660,9 @@
         </w:tc>
       </w:tr>
       <w:tr>
+        <w:trPr>
+          <w:cantSplit w:val="true"/>
+        </w:trPr>
         <w:tc>
           <w:tcPr>
             <w:tcW w:type="dxa" w:w="2494"/>
@@ -2484,10 +2698,13 @@
         </w:tc>
       </w:tr>
       <w:tr>
+        <w:trPr>
+          <w:cantSplit w:val="true"/>
+        </w:trPr>
         <w:tc>
           <w:tcPr>
             <w:tcW w:type="dxa" w:w="2494"/>
-            <w:shd w:val="clear" w:color="auto" w:fill="EAF0F6"/>
+            <w:shd w:val="clear" w:color="auto" w:fill="EEF3F6"/>
           </w:tcPr>
           <w:p>
             <w:pPr>
@@ -2505,7 +2722,7 @@
         <w:tc>
           <w:tcPr>
             <w:tcW w:type="dxa" w:w="7540"/>
-            <w:shd w:val="clear" w:color="auto" w:fill="EAF0F6"/>
+            <w:shd w:val="clear" w:color="auto" w:fill="EEF3F6"/>
           </w:tcPr>
           <w:p>
             <w:pPr>
@@ -2521,6 +2738,9 @@
         </w:tc>
       </w:tr>
       <w:tr>
+        <w:trPr>
+          <w:cantSplit w:val="true"/>
+        </w:trPr>
         <w:tc>
           <w:tcPr>
             <w:tcW w:type="dxa" w:w="2494"/>
@@ -2556,10 +2776,13 @@
         </w:tc>
       </w:tr>
       <w:tr>
+        <w:trPr>
+          <w:cantSplit w:val="true"/>
+        </w:trPr>
         <w:tc>
           <w:tcPr>
             <w:tcW w:type="dxa" w:w="2494"/>
-            <w:shd w:val="clear" w:color="auto" w:fill="EAF0F6"/>
+            <w:shd w:val="clear" w:color="auto" w:fill="EEF3F6"/>
           </w:tcPr>
           <w:p>
             <w:pPr>
@@ -2577,7 +2800,7 @@
         <w:tc>
           <w:tcPr>
             <w:tcW w:type="dxa" w:w="7540"/>
-            <w:shd w:val="clear" w:color="auto" w:fill="EAF0F6"/>
+            <w:shd w:val="clear" w:color="auto" w:fill="EEF3F6"/>
           </w:tcPr>
           <w:p>
             <w:pPr>
@@ -2593,6 +2816,9 @@
         </w:tc>
       </w:tr>
       <w:tr>
+        <w:trPr>
+          <w:cantSplit w:val="true"/>
+        </w:trPr>
         <w:tc>
           <w:tcPr>
             <w:tcW w:type="dxa" w:w="2494"/>
@@ -2628,10 +2854,13 @@
         </w:tc>
       </w:tr>
       <w:tr>
+        <w:trPr>
+          <w:cantSplit w:val="true"/>
+        </w:trPr>
         <w:tc>
           <w:tcPr>
             <w:tcW w:type="dxa" w:w="2494"/>
-            <w:shd w:val="clear" w:color="auto" w:fill="EAF0F6"/>
+            <w:shd w:val="clear" w:color="auto" w:fill="EEF3F6"/>
           </w:tcPr>
           <w:p>
             <w:pPr>
@@ -2649,7 +2878,7 @@
         <w:tc>
           <w:tcPr>
             <w:tcW w:type="dxa" w:w="7540"/>
-            <w:shd w:val="clear" w:color="auto" w:fill="EAF0F6"/>
+            <w:shd w:val="clear" w:color="auto" w:fill="EEF3F6"/>
           </w:tcPr>
           <w:p>
             <w:pPr>
@@ -2665,6 +2894,9 @@
         </w:tc>
       </w:tr>
       <w:tr>
+        <w:trPr>
+          <w:cantSplit w:val="true"/>
+        </w:trPr>
         <w:tc>
           <w:tcPr>
             <w:tcW w:type="dxa" w:w="2494"/>
@@ -2700,10 +2932,13 @@
         </w:tc>
       </w:tr>
       <w:tr>
+        <w:trPr>
+          <w:cantSplit w:val="true"/>
+        </w:trPr>
         <w:tc>
           <w:tcPr>
             <w:tcW w:type="dxa" w:w="2494"/>
-            <w:shd w:val="clear" w:color="auto" w:fill="EAF0F6"/>
+            <w:shd w:val="clear" w:color="auto" w:fill="EEF3F6"/>
           </w:tcPr>
           <w:p>
             <w:pPr>
@@ -2721,7 +2956,7 @@
         <w:tc>
           <w:tcPr>
             <w:tcW w:type="dxa" w:w="7540"/>
-            <w:shd w:val="clear" w:color="auto" w:fill="EAF0F6"/>
+            <w:shd w:val="clear" w:color="auto" w:fill="EEF3F6"/>
           </w:tcPr>
           <w:p>
             <w:pPr>
@@ -2737,6 +2972,9 @@
         </w:tc>
       </w:tr>
       <w:tr>
+        <w:trPr>
+          <w:cantSplit w:val="true"/>
+        </w:trPr>
         <w:tc>
           <w:tcPr>
             <w:tcW w:type="dxa" w:w="2494"/>
@@ -2772,10 +3010,13 @@
         </w:tc>
       </w:tr>
       <w:tr>
+        <w:trPr>
+          <w:cantSplit w:val="true"/>
+        </w:trPr>
         <w:tc>
           <w:tcPr>
             <w:tcW w:type="dxa" w:w="2494"/>
-            <w:shd w:val="clear" w:color="auto" w:fill="EAF0F6"/>
+            <w:shd w:val="clear" w:color="auto" w:fill="EEF3F6"/>
           </w:tcPr>
           <w:p>
             <w:pPr>
@@ -2793,7 +3034,7 @@
         <w:tc>
           <w:tcPr>
             <w:tcW w:type="dxa" w:w="7540"/>
-            <w:shd w:val="clear" w:color="auto" w:fill="EAF0F6"/>
+            <w:shd w:val="clear" w:color="auto" w:fill="EEF3F6"/>
           </w:tcPr>
           <w:p>
             <w:pPr>
@@ -2809,6 +3050,9 @@
         </w:tc>
       </w:tr>
       <w:tr>
+        <w:trPr>
+          <w:cantSplit w:val="true"/>
+        </w:trPr>
         <w:tc>
           <w:tcPr>
             <w:tcW w:type="dxa" w:w="2494"/>
@@ -2844,10 +3088,13 @@
         </w:tc>
       </w:tr>
       <w:tr>
+        <w:trPr>
+          <w:cantSplit w:val="true"/>
+        </w:trPr>
         <w:tc>
           <w:tcPr>
             <w:tcW w:type="dxa" w:w="2494"/>
-            <w:shd w:val="clear" w:color="auto" w:fill="EAF0F6"/>
+            <w:shd w:val="clear" w:color="auto" w:fill="EEF3F6"/>
           </w:tcPr>
           <w:p>
             <w:pPr>
@@ -2865,7 +3112,7 @@
         <w:tc>
           <w:tcPr>
             <w:tcW w:type="dxa" w:w="7540"/>
-            <w:shd w:val="clear" w:color="auto" w:fill="EAF0F6"/>
+            <w:shd w:val="clear" w:color="auto" w:fill="EEF3F6"/>
           </w:tcPr>
           <w:p>
             <w:pPr>
@@ -2881,6 +3128,9 @@
         </w:tc>
       </w:tr>
       <w:tr>
+        <w:trPr>
+          <w:cantSplit w:val="true"/>
+        </w:trPr>
         <w:tc>
           <w:tcPr>
             <w:tcW w:type="dxa" w:w="2494"/>
@@ -2971,14 +3221,16 @@
       <w:tr>
         <w:trPr>
           <w:tblHeader w:val="true"/>
+          <w:cantSplit w:val="true"/>
         </w:trPr>
         <w:tc>
           <w:tcPr>
             <w:tcW w:type="dxa" w:w="1361"/>
-            <w:shd w:val="clear" w:color="auto" w:fill="1F3B63"/>
-          </w:tcPr>
-          <w:p>
-            <w:pPr>
+            <w:shd w:val="clear" w:color="auto" w:fill="0B4660"/>
+          </w:tcPr>
+          <w:p>
+            <w:pPr>
+              <w:keepNext/>
               <w:spacing w:before="40" w:after="40"/>
             </w:pPr>
             <w:r>
@@ -2994,10 +3246,11 @@
         <w:tc>
           <w:tcPr>
             <w:tcW w:type="dxa" w:w="8674"/>
-            <w:shd w:val="clear" w:color="auto" w:fill="1F3B63"/>
-          </w:tcPr>
-          <w:p>
-            <w:pPr>
+            <w:shd w:val="clear" w:color="auto" w:fill="0B4660"/>
+          </w:tcPr>
+          <w:p>
+            <w:pPr>
+              <w:keepNext/>
               <w:spacing w:before="40" w:after="40"/>
             </w:pPr>
             <w:r>
@@ -3012,6 +3265,9 @@
         </w:tc>
       </w:tr>
       <w:tr>
+        <w:trPr>
+          <w:cantSplit w:val="true"/>
+        </w:trPr>
         <w:tc>
           <w:tcPr>
             <w:tcW w:type="dxa" w:w="1361"/>
@@ -3047,10 +3303,13 @@
         </w:tc>
       </w:tr>
       <w:tr>
+        <w:trPr>
+          <w:cantSplit w:val="true"/>
+        </w:trPr>
         <w:tc>
           <w:tcPr>
             <w:tcW w:type="dxa" w:w="1361"/>
-            <w:shd w:val="clear" w:color="auto" w:fill="EAF0F6"/>
+            <w:shd w:val="clear" w:color="auto" w:fill="EEF3F6"/>
           </w:tcPr>
           <w:p>
             <w:pPr>
@@ -3068,7 +3327,7 @@
         <w:tc>
           <w:tcPr>
             <w:tcW w:type="dxa" w:w="8674"/>
-            <w:shd w:val="clear" w:color="auto" w:fill="EAF0F6"/>
+            <w:shd w:val="clear" w:color="auto" w:fill="EEF3F6"/>
           </w:tcPr>
           <w:p>
             <w:pPr>
@@ -3084,6 +3343,9 @@
         </w:tc>
       </w:tr>
       <w:tr>
+        <w:trPr>
+          <w:cantSplit w:val="true"/>
+        </w:trPr>
         <w:tc>
           <w:tcPr>
             <w:tcW w:type="dxa" w:w="1361"/>
@@ -3119,10 +3381,13 @@
         </w:tc>
       </w:tr>
       <w:tr>
+        <w:trPr>
+          <w:cantSplit w:val="true"/>
+        </w:trPr>
         <w:tc>
           <w:tcPr>
             <w:tcW w:type="dxa" w:w="1361"/>
-            <w:shd w:val="clear" w:color="auto" w:fill="EAF0F6"/>
+            <w:shd w:val="clear" w:color="auto" w:fill="EEF3F6"/>
           </w:tcPr>
           <w:p>
             <w:pPr>
@@ -3140,7 +3405,7 @@
         <w:tc>
           <w:tcPr>
             <w:tcW w:type="dxa" w:w="8674"/>
-            <w:shd w:val="clear" w:color="auto" w:fill="EAF0F6"/>
+            <w:shd w:val="clear" w:color="auto" w:fill="EEF3F6"/>
           </w:tcPr>
           <w:p>
             <w:pPr>
@@ -3156,6 +3421,9 @@
         </w:tc>
       </w:tr>
       <w:tr>
+        <w:trPr>
+          <w:cantSplit w:val="true"/>
+        </w:trPr>
         <w:tc>
           <w:tcPr>
             <w:tcW w:type="dxa" w:w="1361"/>
@@ -3191,10 +3459,13 @@
         </w:tc>
       </w:tr>
       <w:tr>
+        <w:trPr>
+          <w:cantSplit w:val="true"/>
+        </w:trPr>
         <w:tc>
           <w:tcPr>
             <w:tcW w:type="dxa" w:w="1361"/>
-            <w:shd w:val="clear" w:color="auto" w:fill="EAF0F6"/>
+            <w:shd w:val="clear" w:color="auto" w:fill="EEF3F6"/>
           </w:tcPr>
           <w:p>
             <w:pPr>
@@ -3212,7 +3483,7 @@
         <w:tc>
           <w:tcPr>
             <w:tcW w:type="dxa" w:w="8674"/>
-            <w:shd w:val="clear" w:color="auto" w:fill="EAF0F6"/>
+            <w:shd w:val="clear" w:color="auto" w:fill="EEF3F6"/>
           </w:tcPr>
           <w:p>
             <w:pPr>
@@ -3228,6 +3499,9 @@
         </w:tc>
       </w:tr>
       <w:tr>
+        <w:trPr>
+          <w:cantSplit w:val="true"/>
+        </w:trPr>
         <w:tc>
           <w:tcPr>
             <w:tcW w:type="dxa" w:w="1361"/>
@@ -3263,10 +3537,13 @@
         </w:tc>
       </w:tr>
       <w:tr>
+        <w:trPr>
+          <w:cantSplit w:val="true"/>
+        </w:trPr>
         <w:tc>
           <w:tcPr>
             <w:tcW w:type="dxa" w:w="1361"/>
-            <w:shd w:val="clear" w:color="auto" w:fill="EAF0F6"/>
+            <w:shd w:val="clear" w:color="auto" w:fill="EEF3F6"/>
           </w:tcPr>
           <w:p>
             <w:pPr>
@@ -3284,7 +3561,7 @@
         <w:tc>
           <w:tcPr>
             <w:tcW w:type="dxa" w:w="8674"/>
-            <w:shd w:val="clear" w:color="auto" w:fill="EAF0F6"/>
+            <w:shd w:val="clear" w:color="auto" w:fill="EEF3F6"/>
           </w:tcPr>
           <w:p>
             <w:pPr>
@@ -3300,6 +3577,9 @@
         </w:tc>
       </w:tr>
       <w:tr>
+        <w:trPr>
+          <w:cantSplit w:val="true"/>
+        </w:trPr>
         <w:tc>
           <w:tcPr>
             <w:tcW w:type="dxa" w:w="1361"/>
@@ -3335,10 +3615,13 @@
         </w:tc>
       </w:tr>
       <w:tr>
+        <w:trPr>
+          <w:cantSplit w:val="true"/>
+        </w:trPr>
         <w:tc>
           <w:tcPr>
             <w:tcW w:type="dxa" w:w="1361"/>
-            <w:shd w:val="clear" w:color="auto" w:fill="EAF0F6"/>
+            <w:shd w:val="clear" w:color="auto" w:fill="EEF3F6"/>
           </w:tcPr>
           <w:p>
             <w:pPr>
@@ -3356,7 +3639,7 @@
         <w:tc>
           <w:tcPr>
             <w:tcW w:type="dxa" w:w="8674"/>
-            <w:shd w:val="clear" w:color="auto" w:fill="EAF0F6"/>
+            <w:shd w:val="clear" w:color="auto" w:fill="EEF3F6"/>
           </w:tcPr>
           <w:p>
             <w:pPr>
@@ -3372,6 +3655,9 @@
         </w:tc>
       </w:tr>
       <w:tr>
+        <w:trPr>
+          <w:cantSplit w:val="true"/>
+        </w:trPr>
         <w:tc>
           <w:tcPr>
             <w:tcW w:type="dxa" w:w="1361"/>
@@ -3407,10 +3693,13 @@
         </w:tc>
       </w:tr>
       <w:tr>
+        <w:trPr>
+          <w:cantSplit w:val="true"/>
+        </w:trPr>
         <w:tc>
           <w:tcPr>
             <w:tcW w:type="dxa" w:w="1361"/>
-            <w:shd w:val="clear" w:color="auto" w:fill="EAF0F6"/>
+            <w:shd w:val="clear" w:color="auto" w:fill="EEF3F6"/>
           </w:tcPr>
           <w:p>
             <w:pPr>
@@ -3428,7 +3717,7 @@
         <w:tc>
           <w:tcPr>
             <w:tcW w:type="dxa" w:w="8674"/>
-            <w:shd w:val="clear" w:color="auto" w:fill="EAF0F6"/>
+            <w:shd w:val="clear" w:color="auto" w:fill="EEF3F6"/>
           </w:tcPr>
           <w:p>
             <w:pPr>
@@ -3444,6 +3733,9 @@
         </w:tc>
       </w:tr>
       <w:tr>
+        <w:trPr>
+          <w:cantSplit w:val="true"/>
+        </w:trPr>
         <w:tc>
           <w:tcPr>
             <w:tcW w:type="dxa" w:w="1361"/>
@@ -3479,10 +3771,13 @@
         </w:tc>
       </w:tr>
       <w:tr>
+        <w:trPr>
+          <w:cantSplit w:val="true"/>
+        </w:trPr>
         <w:tc>
           <w:tcPr>
             <w:tcW w:type="dxa" w:w="1361"/>
-            <w:shd w:val="clear" w:color="auto" w:fill="EAF0F6"/>
+            <w:shd w:val="clear" w:color="auto" w:fill="EEF3F6"/>
           </w:tcPr>
           <w:p>
             <w:pPr>
@@ -3500,7 +3795,7 @@
         <w:tc>
           <w:tcPr>
             <w:tcW w:type="dxa" w:w="8674"/>
-            <w:shd w:val="clear" w:color="auto" w:fill="EAF0F6"/>
+            <w:shd w:val="clear" w:color="auto" w:fill="EEF3F6"/>
           </w:tcPr>
           <w:p>
             <w:pPr>
@@ -3516,6 +3811,9 @@
         </w:tc>
       </w:tr>
       <w:tr>
+        <w:trPr>
+          <w:cantSplit w:val="true"/>
+        </w:trPr>
         <w:tc>
           <w:tcPr>
             <w:tcW w:type="dxa" w:w="1361"/>
@@ -3551,10 +3849,13 @@
         </w:tc>
       </w:tr>
       <w:tr>
+        <w:trPr>
+          <w:cantSplit w:val="true"/>
+        </w:trPr>
         <w:tc>
           <w:tcPr>
             <w:tcW w:type="dxa" w:w="1361"/>
-            <w:shd w:val="clear" w:color="auto" w:fill="EAF0F6"/>
+            <w:shd w:val="clear" w:color="auto" w:fill="EEF3F6"/>
           </w:tcPr>
           <w:p>
             <w:pPr>
@@ -3572,7 +3873,7 @@
         <w:tc>
           <w:tcPr>
             <w:tcW w:type="dxa" w:w="8674"/>
-            <w:shd w:val="clear" w:color="auto" w:fill="EAF0F6"/>
+            <w:shd w:val="clear" w:color="auto" w:fill="EEF3F6"/>
           </w:tcPr>
           <w:p>
             <w:pPr>
@@ -3660,14 +3961,16 @@
       <w:tr>
         <w:trPr>
           <w:tblHeader w:val="true"/>
+          <w:cantSplit w:val="true"/>
         </w:trPr>
         <w:tc>
           <w:tcPr>
             <w:tcW w:type="dxa" w:w="3005"/>
-            <w:shd w:val="clear" w:color="auto" w:fill="1F3B63"/>
-          </w:tcPr>
-          <w:p>
-            <w:pPr>
+            <w:shd w:val="clear" w:color="auto" w:fill="0B4660"/>
+          </w:tcPr>
+          <w:p>
+            <w:pPr>
+              <w:keepNext/>
               <w:spacing w:before="40" w:after="40"/>
             </w:pPr>
             <w:r>
@@ -3683,10 +3986,11 @@
         <w:tc>
           <w:tcPr>
             <w:tcW w:type="dxa" w:w="3742"/>
-            <w:shd w:val="clear" w:color="auto" w:fill="1F3B63"/>
-          </w:tcPr>
-          <w:p>
-            <w:pPr>
+            <w:shd w:val="clear" w:color="auto" w:fill="0B4660"/>
+          </w:tcPr>
+          <w:p>
+            <w:pPr>
+              <w:keepNext/>
               <w:spacing w:before="40" w:after="40"/>
             </w:pPr>
             <w:r>
@@ -3702,10 +4006,11 @@
         <w:tc>
           <w:tcPr>
             <w:tcW w:type="dxa" w:w="3288"/>
-            <w:shd w:val="clear" w:color="auto" w:fill="1F3B63"/>
-          </w:tcPr>
-          <w:p>
-            <w:pPr>
+            <w:shd w:val="clear" w:color="auto" w:fill="0B4660"/>
+          </w:tcPr>
+          <w:p>
+            <w:pPr>
+              <w:keepNext/>
               <w:spacing w:before="40" w:after="40"/>
             </w:pPr>
             <w:r>
@@ -3720,6 +4025,9 @@
         </w:tc>
       </w:tr>
       <w:tr>
+        <w:trPr>
+          <w:cantSplit w:val="true"/>
+        </w:trPr>
         <w:tc>
           <w:tcPr>
             <w:tcW w:type="dxa" w:w="3005"/>
@@ -3830,14 +4138,16 @@
       <w:tr>
         <w:trPr>
           <w:tblHeader w:val="true"/>
+          <w:cantSplit w:val="true"/>
         </w:trPr>
         <w:tc>
           <w:tcPr>
             <w:tcW w:type="dxa" w:w="2948"/>
-            <w:shd w:val="clear" w:color="auto" w:fill="1F3B63"/>
-          </w:tcPr>
-          <w:p>
-            <w:pPr>
+            <w:shd w:val="clear" w:color="auto" w:fill="0B4660"/>
+          </w:tcPr>
+          <w:p>
+            <w:pPr>
+              <w:keepNext/>
               <w:spacing w:before="40" w:after="40"/>
             </w:pPr>
             <w:r>
@@ -3853,10 +4163,11 @@
         <w:tc>
           <w:tcPr>
             <w:tcW w:type="dxa" w:w="1304"/>
-            <w:shd w:val="clear" w:color="auto" w:fill="1F3B63"/>
-          </w:tcPr>
-          <w:p>
-            <w:pPr>
+            <w:shd w:val="clear" w:color="auto" w:fill="0B4660"/>
+          </w:tcPr>
+          <w:p>
+            <w:pPr>
+              <w:keepNext/>
               <w:spacing w:before="40" w:after="40"/>
             </w:pPr>
             <w:r>
@@ -3872,10 +4183,11 @@
         <w:tc>
           <w:tcPr>
             <w:tcW w:type="dxa" w:w="5783"/>
-            <w:shd w:val="clear" w:color="auto" w:fill="1F3B63"/>
-          </w:tcPr>
-          <w:p>
-            <w:pPr>
+            <w:shd w:val="clear" w:color="auto" w:fill="0B4660"/>
+          </w:tcPr>
+          <w:p>
+            <w:pPr>
+              <w:keepNext/>
               <w:spacing w:before="40" w:after="40"/>
             </w:pPr>
             <w:r>
@@ -3890,6 +4202,9 @@
         </w:tc>
       </w:tr>
       <w:tr>
+        <w:trPr>
+          <w:cantSplit w:val="true"/>
+        </w:trPr>
         <w:tc>
           <w:tcPr>
             <w:tcW w:type="dxa" w:w="2948"/>
@@ -3940,10 +4255,13 @@
         </w:tc>
       </w:tr>
       <w:tr>
+        <w:trPr>
+          <w:cantSplit w:val="true"/>
+        </w:trPr>
         <w:tc>
           <w:tcPr>
             <w:tcW w:type="dxa" w:w="2948"/>
-            <w:shd w:val="clear" w:color="auto" w:fill="EAF0F6"/>
+            <w:shd w:val="clear" w:color="auto" w:fill="EEF3F6"/>
           </w:tcPr>
           <w:p>
             <w:pPr>
@@ -3960,7 +4278,7 @@
         <w:tc>
           <w:tcPr>
             <w:tcW w:type="dxa" w:w="1304"/>
-            <w:shd w:val="clear" w:color="auto" w:fill="EAF0F6"/>
+            <w:shd w:val="clear" w:color="auto" w:fill="EEF3F6"/>
           </w:tcPr>
           <w:p>
             <w:pPr>
@@ -3977,7 +4295,7 @@
         <w:tc>
           <w:tcPr>
             <w:tcW w:type="dxa" w:w="5783"/>
-            <w:shd w:val="clear" w:color="auto" w:fill="EAF0F6"/>
+            <w:shd w:val="clear" w:color="auto" w:fill="EEF3F6"/>
           </w:tcPr>
           <w:p>
             <w:pPr>
@@ -3993,6 +4311,9 @@
         </w:tc>
       </w:tr>
       <w:tr>
+        <w:trPr>
+          <w:cantSplit w:val="true"/>
+        </w:trPr>
         <w:tc>
           <w:tcPr>
             <w:tcW w:type="dxa" w:w="2948"/>
@@ -4043,10 +4364,13 @@
         </w:tc>
       </w:tr>
       <w:tr>
+        <w:trPr>
+          <w:cantSplit w:val="true"/>
+        </w:trPr>
         <w:tc>
           <w:tcPr>
             <w:tcW w:type="dxa" w:w="2948"/>
-            <w:shd w:val="clear" w:color="auto" w:fill="EAF0F6"/>
+            <w:shd w:val="clear" w:color="auto" w:fill="EEF3F6"/>
           </w:tcPr>
           <w:p>
             <w:pPr>
@@ -4063,7 +4387,7 @@
         <w:tc>
           <w:tcPr>
             <w:tcW w:type="dxa" w:w="1304"/>
-            <w:shd w:val="clear" w:color="auto" w:fill="EAF0F6"/>
+            <w:shd w:val="clear" w:color="auto" w:fill="EEF3F6"/>
           </w:tcPr>
           <w:p>
             <w:pPr>
@@ -4080,7 +4404,7 @@
         <w:tc>
           <w:tcPr>
             <w:tcW w:type="dxa" w:w="5783"/>
-            <w:shd w:val="clear" w:color="auto" w:fill="EAF0F6"/>
+            <w:shd w:val="clear" w:color="auto" w:fill="EEF3F6"/>
           </w:tcPr>
           <w:p>
             <w:pPr>
@@ -4096,6 +4420,9 @@
         </w:tc>
       </w:tr>
       <w:tr>
+        <w:trPr>
+          <w:cantSplit w:val="true"/>
+        </w:trPr>
         <w:tc>
           <w:tcPr>
             <w:tcW w:type="dxa" w:w="2948"/>
@@ -4146,10 +4473,13 @@
         </w:tc>
       </w:tr>
       <w:tr>
+        <w:trPr>
+          <w:cantSplit w:val="true"/>
+        </w:trPr>
         <w:tc>
           <w:tcPr>
             <w:tcW w:type="dxa" w:w="2948"/>
-            <w:shd w:val="clear" w:color="auto" w:fill="EAF0F6"/>
+            <w:shd w:val="clear" w:color="auto" w:fill="EEF3F6"/>
           </w:tcPr>
           <w:p>
             <w:pPr>
@@ -4166,7 +4496,7 @@
         <w:tc>
           <w:tcPr>
             <w:tcW w:type="dxa" w:w="1304"/>
-            <w:shd w:val="clear" w:color="auto" w:fill="EAF0F6"/>
+            <w:shd w:val="clear" w:color="auto" w:fill="EEF3F6"/>
           </w:tcPr>
           <w:p>
             <w:pPr>
@@ -4183,7 +4513,7 @@
         <w:tc>
           <w:tcPr>
             <w:tcW w:type="dxa" w:w="5783"/>
-            <w:shd w:val="clear" w:color="auto" w:fill="EAF0F6"/>
+            <w:shd w:val="clear" w:color="auto" w:fill="EEF3F6"/>
           </w:tcPr>
           <w:p>
             <w:pPr>
@@ -4199,6 +4529,9 @@
         </w:tc>
       </w:tr>
       <w:tr>
+        <w:trPr>
+          <w:cantSplit w:val="true"/>
+        </w:trPr>
         <w:tc>
           <w:tcPr>
             <w:tcW w:type="dxa" w:w="2948"/>
@@ -4249,10 +4582,13 @@
         </w:tc>
       </w:tr>
       <w:tr>
+        <w:trPr>
+          <w:cantSplit w:val="true"/>
+        </w:trPr>
         <w:tc>
           <w:tcPr>
             <w:tcW w:type="dxa" w:w="2948"/>
-            <w:shd w:val="clear" w:color="auto" w:fill="EAF0F6"/>
+            <w:shd w:val="clear" w:color="auto" w:fill="EEF3F6"/>
           </w:tcPr>
           <w:p>
             <w:pPr>
@@ -4269,7 +4605,7 @@
         <w:tc>
           <w:tcPr>
             <w:tcW w:type="dxa" w:w="1304"/>
-            <w:shd w:val="clear" w:color="auto" w:fill="EAF0F6"/>
+            <w:shd w:val="clear" w:color="auto" w:fill="EEF3F6"/>
           </w:tcPr>
           <w:p>
             <w:pPr>
@@ -4286,7 +4622,7 @@
         <w:tc>
           <w:tcPr>
             <w:tcW w:type="dxa" w:w="5783"/>
-            <w:shd w:val="clear" w:color="auto" w:fill="EAF0F6"/>
+            <w:shd w:val="clear" w:color="auto" w:fill="EEF3F6"/>
           </w:tcPr>
           <w:p>
             <w:pPr>
@@ -4302,6 +4638,9 @@
         </w:tc>
       </w:tr>
       <w:tr>
+        <w:trPr>
+          <w:cantSplit w:val="true"/>
+        </w:trPr>
         <w:tc>
           <w:tcPr>
             <w:tcW w:type="dxa" w:w="2948"/>
@@ -4383,14 +4722,16 @@
       <w:tr>
         <w:trPr>
           <w:tblHeader w:val="true"/>
+          <w:cantSplit w:val="true"/>
         </w:trPr>
         <w:tc>
           <w:tcPr>
             <w:tcW w:type="dxa" w:w="850"/>
-            <w:shd w:val="clear" w:color="auto" w:fill="1F3B63"/>
-          </w:tcPr>
-          <w:p>
-            <w:pPr>
+            <w:shd w:val="clear" w:color="auto" w:fill="0B4660"/>
+          </w:tcPr>
+          <w:p>
+            <w:pPr>
+              <w:keepNext/>
               <w:spacing w:before="40" w:after="40"/>
             </w:pPr>
             <w:r>
@@ -4406,10 +4747,11 @@
         <w:tc>
           <w:tcPr>
             <w:tcW w:type="dxa" w:w="1871"/>
-            <w:shd w:val="clear" w:color="auto" w:fill="1F3B63"/>
-          </w:tcPr>
-          <w:p>
-            <w:pPr>
+            <w:shd w:val="clear" w:color="auto" w:fill="0B4660"/>
+          </w:tcPr>
+          <w:p>
+            <w:pPr>
+              <w:keepNext/>
               <w:spacing w:before="40" w:after="40"/>
             </w:pPr>
             <w:r>
@@ -4425,10 +4767,11 @@
         <w:tc>
           <w:tcPr>
             <w:tcW w:type="dxa" w:w="2948"/>
-            <w:shd w:val="clear" w:color="auto" w:fill="1F3B63"/>
-          </w:tcPr>
-          <w:p>
-            <w:pPr>
+            <w:shd w:val="clear" w:color="auto" w:fill="0B4660"/>
+          </w:tcPr>
+          <w:p>
+            <w:pPr>
+              <w:keepNext/>
               <w:spacing w:before="40" w:after="40"/>
             </w:pPr>
             <w:r>
@@ -4444,10 +4787,11 @@
         <w:tc>
           <w:tcPr>
             <w:tcW w:type="dxa" w:w="2948"/>
-            <w:shd w:val="clear" w:color="auto" w:fill="1F3B63"/>
-          </w:tcPr>
-          <w:p>
-            <w:pPr>
+            <w:shd w:val="clear" w:color="auto" w:fill="0B4660"/>
+          </w:tcPr>
+          <w:p>
+            <w:pPr>
+              <w:keepNext/>
               <w:spacing w:before="40" w:after="40"/>
             </w:pPr>
             <w:r>
@@ -4463,10 +4807,11 @@
         <w:tc>
           <w:tcPr>
             <w:tcW w:type="dxa" w:w="1417"/>
-            <w:shd w:val="clear" w:color="auto" w:fill="1F3B63"/>
-          </w:tcPr>
-          <w:p>
-            <w:pPr>
+            <w:shd w:val="clear" w:color="auto" w:fill="0B4660"/>
+          </w:tcPr>
+          <w:p>
+            <w:pPr>
+              <w:keepNext/>
               <w:spacing w:before="40" w:after="40"/>
             </w:pPr>
             <w:r>
@@ -4481,6 +4826,9 @@
         </w:tc>
       </w:tr>
       <w:tr>
+        <w:trPr>
+          <w:cantSplit w:val="true"/>
+        </w:trPr>
         <w:tc>
           <w:tcPr>
             <w:tcW w:type="dxa" w:w="850"/>
@@ -4563,10 +4911,13 @@
         </w:tc>
       </w:tr>
       <w:tr>
+        <w:trPr>
+          <w:cantSplit w:val="true"/>
+        </w:trPr>
         <w:tc>
           <w:tcPr>
             <w:tcW w:type="dxa" w:w="850"/>
-            <w:shd w:val="clear" w:color="auto" w:fill="EAF0F6"/>
+            <w:shd w:val="clear" w:color="auto" w:fill="EEF3F6"/>
           </w:tcPr>
           <w:p>
             <w:pPr>
@@ -4583,7 +4934,7 @@
         <w:tc>
           <w:tcPr>
             <w:tcW w:type="dxa" w:w="1871"/>
-            <w:shd w:val="clear" w:color="auto" w:fill="EAF0F6"/>
+            <w:shd w:val="clear" w:color="auto" w:fill="EEF3F6"/>
           </w:tcPr>
           <w:p>
             <w:pPr>
@@ -4600,7 +4951,7 @@
         <w:tc>
           <w:tcPr>
             <w:tcW w:type="dxa" w:w="2948"/>
-            <w:shd w:val="clear" w:color="auto" w:fill="EAF0F6"/>
+            <w:shd w:val="clear" w:color="auto" w:fill="EEF3F6"/>
           </w:tcPr>
           <w:p>
             <w:pPr>
@@ -4617,7 +4968,7 @@
         <w:tc>
           <w:tcPr>
             <w:tcW w:type="dxa" w:w="2948"/>
-            <w:shd w:val="clear" w:color="auto" w:fill="EAF0F6"/>
+            <w:shd w:val="clear" w:color="auto" w:fill="EEF3F6"/>
           </w:tcPr>
           <w:p>
             <w:pPr>
@@ -4634,7 +4985,7 @@
         <w:tc>
           <w:tcPr>
             <w:tcW w:type="dxa" w:w="1417"/>
-            <w:shd w:val="clear" w:color="auto" w:fill="EAF0F6"/>
+            <w:shd w:val="clear" w:color="auto" w:fill="EEF3F6"/>
           </w:tcPr>
           <w:p>
             <w:pPr>
@@ -4650,6 +5001,9 @@
         </w:tc>
       </w:tr>
       <w:tr>
+        <w:trPr>
+          <w:cantSplit w:val="true"/>
+        </w:trPr>
         <w:tc>
           <w:tcPr>
             <w:tcW w:type="dxa" w:w="850"/>
@@ -4732,10 +5086,13 @@
         </w:tc>
       </w:tr>
       <w:tr>
+        <w:trPr>
+          <w:cantSplit w:val="true"/>
+        </w:trPr>
         <w:tc>
           <w:tcPr>
             <w:tcW w:type="dxa" w:w="850"/>
-            <w:shd w:val="clear" w:color="auto" w:fill="EAF0F6"/>
+            <w:shd w:val="clear" w:color="auto" w:fill="EEF3F6"/>
           </w:tcPr>
           <w:p>
             <w:pPr>
@@ -4752,7 +5109,7 @@
         <w:tc>
           <w:tcPr>
             <w:tcW w:type="dxa" w:w="1871"/>
-            <w:shd w:val="clear" w:color="auto" w:fill="EAF0F6"/>
+            <w:shd w:val="clear" w:color="auto" w:fill="EEF3F6"/>
           </w:tcPr>
           <w:p>
             <w:pPr>
@@ -4769,7 +5126,7 @@
         <w:tc>
           <w:tcPr>
             <w:tcW w:type="dxa" w:w="2948"/>
-            <w:shd w:val="clear" w:color="auto" w:fill="EAF0F6"/>
+            <w:shd w:val="clear" w:color="auto" w:fill="EEF3F6"/>
           </w:tcPr>
           <w:p>
             <w:pPr>
@@ -4786,7 +5143,7 @@
         <w:tc>
           <w:tcPr>
             <w:tcW w:type="dxa" w:w="2948"/>
-            <w:shd w:val="clear" w:color="auto" w:fill="EAF0F6"/>
+            <w:shd w:val="clear" w:color="auto" w:fill="EEF3F6"/>
           </w:tcPr>
           <w:p>
             <w:pPr>
@@ -4803,7 +5160,7 @@
         <w:tc>
           <w:tcPr>
             <w:tcW w:type="dxa" w:w="1417"/>
-            <w:shd w:val="clear" w:color="auto" w:fill="EAF0F6"/>
+            <w:shd w:val="clear" w:color="auto" w:fill="EEF3F6"/>
           </w:tcPr>
           <w:p>
             <w:pPr>
@@ -4819,6 +5176,9 @@
         </w:tc>
       </w:tr>
       <w:tr>
+        <w:trPr>
+          <w:cantSplit w:val="true"/>
+        </w:trPr>
         <w:tc>
           <w:tcPr>
             <w:tcW w:type="dxa" w:w="850"/>
@@ -4901,10 +5261,13 @@
         </w:tc>
       </w:tr>
       <w:tr>
+        <w:trPr>
+          <w:cantSplit w:val="true"/>
+        </w:trPr>
         <w:tc>
           <w:tcPr>
             <w:tcW w:type="dxa" w:w="850"/>
-            <w:shd w:val="clear" w:color="auto" w:fill="EAF0F6"/>
+            <w:shd w:val="clear" w:color="auto" w:fill="EEF3F6"/>
           </w:tcPr>
           <w:p>
             <w:pPr>
@@ -4921,7 +5284,7 @@
         <w:tc>
           <w:tcPr>
             <w:tcW w:type="dxa" w:w="1871"/>
-            <w:shd w:val="clear" w:color="auto" w:fill="EAF0F6"/>
+            <w:shd w:val="clear" w:color="auto" w:fill="EEF3F6"/>
           </w:tcPr>
           <w:p>
             <w:pPr>
@@ -4938,7 +5301,7 @@
         <w:tc>
           <w:tcPr>
             <w:tcW w:type="dxa" w:w="2948"/>
-            <w:shd w:val="clear" w:color="auto" w:fill="EAF0F6"/>
+            <w:shd w:val="clear" w:color="auto" w:fill="EEF3F6"/>
           </w:tcPr>
           <w:p>
             <w:pPr>
@@ -4955,7 +5318,7 @@
         <w:tc>
           <w:tcPr>
             <w:tcW w:type="dxa" w:w="2948"/>
-            <w:shd w:val="clear" w:color="auto" w:fill="EAF0F6"/>
+            <w:shd w:val="clear" w:color="auto" w:fill="EEF3F6"/>
           </w:tcPr>
           <w:p>
             <w:pPr>
@@ -4972,7 +5335,7 @@
         <w:tc>
           <w:tcPr>
             <w:tcW w:type="dxa" w:w="1417"/>
-            <w:shd w:val="clear" w:color="auto" w:fill="EAF0F6"/>
+            <w:shd w:val="clear" w:color="auto" w:fill="EEF3F6"/>
           </w:tcPr>
           <w:p>
             <w:pPr>
@@ -4988,6 +5351,9 @@
         </w:tc>
       </w:tr>
       <w:tr>
+        <w:trPr>
+          <w:cantSplit w:val="true"/>
+        </w:trPr>
         <w:tc>
           <w:tcPr>
             <w:tcW w:type="dxa" w:w="850"/>
@@ -5099,14 +5465,16 @@
       <w:tr>
         <w:trPr>
           <w:tblHeader w:val="true"/>
+          <w:cantSplit w:val="true"/>
         </w:trPr>
         <w:tc>
           <w:tcPr>
             <w:tcW w:type="dxa" w:w="964"/>
-            <w:shd w:val="clear" w:color="auto" w:fill="1F3B63"/>
-          </w:tcPr>
-          <w:p>
-            <w:pPr>
+            <w:shd w:val="clear" w:color="auto" w:fill="0B4660"/>
+          </w:tcPr>
+          <w:p>
+            <w:pPr>
+              <w:keepNext/>
               <w:spacing w:before="40" w:after="40"/>
             </w:pPr>
             <w:r>
@@ -5122,10 +5490,11 @@
         <w:tc>
           <w:tcPr>
             <w:tcW w:type="dxa" w:w="7087"/>
-            <w:shd w:val="clear" w:color="auto" w:fill="1F3B63"/>
-          </w:tcPr>
-          <w:p>
-            <w:pPr>
+            <w:shd w:val="clear" w:color="auto" w:fill="0B4660"/>
+          </w:tcPr>
+          <w:p>
+            <w:pPr>
+              <w:keepNext/>
               <w:spacing w:before="40" w:after="40"/>
             </w:pPr>
             <w:r>
@@ -5141,10 +5510,11 @@
         <w:tc>
           <w:tcPr>
             <w:tcW w:type="dxa" w:w="1984"/>
-            <w:shd w:val="clear" w:color="auto" w:fill="1F3B63"/>
-          </w:tcPr>
-          <w:p>
-            <w:pPr>
+            <w:shd w:val="clear" w:color="auto" w:fill="0B4660"/>
+          </w:tcPr>
+          <w:p>
+            <w:pPr>
+              <w:keepNext/>
               <w:spacing w:before="40" w:after="40"/>
             </w:pPr>
             <w:r>
@@ -5159,6 +5529,9 @@
         </w:tc>
       </w:tr>
       <w:tr>
+        <w:trPr>
+          <w:cantSplit w:val="true"/>
+        </w:trPr>
         <w:tc>
           <w:tcPr>
             <w:tcW w:type="dxa" w:w="964"/>
@@ -5210,10 +5583,13 @@
         </w:tc>
       </w:tr>
       <w:tr>
+        <w:trPr>
+          <w:cantSplit w:val="true"/>
+        </w:trPr>
         <w:tc>
           <w:tcPr>
             <w:tcW w:type="dxa" w:w="964"/>
-            <w:shd w:val="clear" w:color="auto" w:fill="EAF0F6"/>
+            <w:shd w:val="clear" w:color="auto" w:fill="EEF3F6"/>
           </w:tcPr>
           <w:p>
             <w:pPr>
@@ -5231,7 +5607,7 @@
         <w:tc>
           <w:tcPr>
             <w:tcW w:type="dxa" w:w="7087"/>
-            <w:shd w:val="clear" w:color="auto" w:fill="EAF0F6"/>
+            <w:shd w:val="clear" w:color="auto" w:fill="EEF3F6"/>
           </w:tcPr>
           <w:p>
             <w:pPr>
@@ -5248,7 +5624,7 @@
         <w:tc>
           <w:tcPr>
             <w:tcW w:type="dxa" w:w="1984"/>
-            <w:shd w:val="clear" w:color="auto" w:fill="EAF0F6"/>
+            <w:shd w:val="clear" w:color="auto" w:fill="EEF3F6"/>
           </w:tcPr>
           <w:p>
             <w:pPr>
@@ -5264,6 +5640,9 @@
         </w:tc>
       </w:tr>
       <w:tr>
+        <w:trPr>
+          <w:cantSplit w:val="true"/>
+        </w:trPr>
         <w:tc>
           <w:tcPr>
             <w:tcW w:type="dxa" w:w="964"/>
@@ -5315,10 +5694,13 @@
         </w:tc>
       </w:tr>
       <w:tr>
+        <w:trPr>
+          <w:cantSplit w:val="true"/>
+        </w:trPr>
         <w:tc>
           <w:tcPr>
             <w:tcW w:type="dxa" w:w="964"/>
-            <w:shd w:val="clear" w:color="auto" w:fill="EAF0F6"/>
+            <w:shd w:val="clear" w:color="auto" w:fill="EEF3F6"/>
           </w:tcPr>
           <w:p>
             <w:pPr>
@@ -5336,7 +5718,7 @@
         <w:tc>
           <w:tcPr>
             <w:tcW w:type="dxa" w:w="7087"/>
-            <w:shd w:val="clear" w:color="auto" w:fill="EAF0F6"/>
+            <w:shd w:val="clear" w:color="auto" w:fill="EEF3F6"/>
           </w:tcPr>
           <w:p>
             <w:pPr>
@@ -5353,7 +5735,7 @@
         <w:tc>
           <w:tcPr>
             <w:tcW w:type="dxa" w:w="1984"/>
-            <w:shd w:val="clear" w:color="auto" w:fill="EAF0F6"/>
+            <w:shd w:val="clear" w:color="auto" w:fill="EEF3F6"/>
           </w:tcPr>
           <w:p>
             <w:pPr>
@@ -5369,6 +5751,9 @@
         </w:tc>
       </w:tr>
       <w:tr>
+        <w:trPr>
+          <w:cantSplit w:val="true"/>
+        </w:trPr>
         <w:tc>
           <w:tcPr>
             <w:tcW w:type="dxa" w:w="964"/>
@@ -5420,10 +5805,13 @@
         </w:tc>
       </w:tr>
       <w:tr>
+        <w:trPr>
+          <w:cantSplit w:val="true"/>
+        </w:trPr>
         <w:tc>
           <w:tcPr>
             <w:tcW w:type="dxa" w:w="964"/>
-            <w:shd w:val="clear" w:color="auto" w:fill="EAF0F6"/>
+            <w:shd w:val="clear" w:color="auto" w:fill="EEF3F6"/>
           </w:tcPr>
           <w:p>
             <w:pPr>
@@ -5441,7 +5829,7 @@
         <w:tc>
           <w:tcPr>
             <w:tcW w:type="dxa" w:w="7087"/>
-            <w:shd w:val="clear" w:color="auto" w:fill="EAF0F6"/>
+            <w:shd w:val="clear" w:color="auto" w:fill="EEF3F6"/>
           </w:tcPr>
           <w:p>
             <w:pPr>
@@ -5458,7 +5846,7 @@
         <w:tc>
           <w:tcPr>
             <w:tcW w:type="dxa" w:w="1984"/>
-            <w:shd w:val="clear" w:color="auto" w:fill="EAF0F6"/>
+            <w:shd w:val="clear" w:color="auto" w:fill="EEF3F6"/>
           </w:tcPr>
           <w:p>
             <w:pPr>
@@ -5474,6 +5862,9 @@
         </w:tc>
       </w:tr>
       <w:tr>
+        <w:trPr>
+          <w:cantSplit w:val="true"/>
+        </w:trPr>
         <w:tc>
           <w:tcPr>
             <w:tcW w:type="dxa" w:w="964"/>
@@ -5525,10 +5916,13 @@
         </w:tc>
       </w:tr>
       <w:tr>
+        <w:trPr>
+          <w:cantSplit w:val="true"/>
+        </w:trPr>
         <w:tc>
           <w:tcPr>
             <w:tcW w:type="dxa" w:w="964"/>
-            <w:shd w:val="clear" w:color="auto" w:fill="EAF0F6"/>
+            <w:shd w:val="clear" w:color="auto" w:fill="EEF3F6"/>
           </w:tcPr>
           <w:p>
             <w:pPr>
@@ -5546,7 +5940,7 @@
         <w:tc>
           <w:tcPr>
             <w:tcW w:type="dxa" w:w="7087"/>
-            <w:shd w:val="clear" w:color="auto" w:fill="EAF0F6"/>
+            <w:shd w:val="clear" w:color="auto" w:fill="EEF3F6"/>
           </w:tcPr>
           <w:p>
             <w:pPr>
@@ -5563,7 +5957,7 @@
         <w:tc>
           <w:tcPr>
             <w:tcW w:type="dxa" w:w="1984"/>
-            <w:shd w:val="clear" w:color="auto" w:fill="EAF0F6"/>
+            <w:shd w:val="clear" w:color="auto" w:fill="EEF3F6"/>
           </w:tcPr>
           <w:p>
             <w:pPr>
@@ -5608,14 +6002,16 @@
       <w:tr>
         <w:trPr>
           <w:tblHeader w:val="true"/>
+          <w:cantSplit w:val="true"/>
         </w:trPr>
         <w:tc>
           <w:tcPr>
             <w:tcW w:type="dxa" w:w="964"/>
-            <w:shd w:val="clear" w:color="auto" w:fill="1F3B63"/>
-          </w:tcPr>
-          <w:p>
-            <w:pPr>
+            <w:shd w:val="clear" w:color="auto" w:fill="0B4660"/>
+          </w:tcPr>
+          <w:p>
+            <w:pPr>
+              <w:keepNext/>
               <w:spacing w:before="40" w:after="40"/>
             </w:pPr>
             <w:r>
@@ -5631,10 +6027,11 @@
         <w:tc>
           <w:tcPr>
             <w:tcW w:type="dxa" w:w="4819"/>
-            <w:shd w:val="clear" w:color="auto" w:fill="1F3B63"/>
-          </w:tcPr>
-          <w:p>
-            <w:pPr>
+            <w:shd w:val="clear" w:color="auto" w:fill="0B4660"/>
+          </w:tcPr>
+          <w:p>
+            <w:pPr>
+              <w:keepNext/>
               <w:spacing w:before="40" w:after="40"/>
             </w:pPr>
             <w:r>
@@ -5650,10 +6047,11 @@
         <w:tc>
           <w:tcPr>
             <w:tcW w:type="dxa" w:w="4252"/>
-            <w:shd w:val="clear" w:color="auto" w:fill="1F3B63"/>
-          </w:tcPr>
-          <w:p>
-            <w:pPr>
+            <w:shd w:val="clear" w:color="auto" w:fill="0B4660"/>
+          </w:tcPr>
+          <w:p>
+            <w:pPr>
+              <w:keepNext/>
               <w:spacing w:before="40" w:after="40"/>
             </w:pPr>
             <w:r>
@@ -5668,6 +6066,9 @@
         </w:tc>
       </w:tr>
       <w:tr>
+        <w:trPr>
+          <w:cantSplit w:val="true"/>
+        </w:trPr>
         <w:tc>
           <w:tcPr>
             <w:tcW w:type="dxa" w:w="964"/>
@@ -5719,10 +6120,13 @@
         </w:tc>
       </w:tr>
       <w:tr>
+        <w:trPr>
+          <w:cantSplit w:val="true"/>
+        </w:trPr>
         <w:tc>
           <w:tcPr>
             <w:tcW w:type="dxa" w:w="964"/>
-            <w:shd w:val="clear" w:color="auto" w:fill="EAF0F6"/>
+            <w:shd w:val="clear" w:color="auto" w:fill="EEF3F6"/>
           </w:tcPr>
           <w:p>
             <w:pPr>
@@ -5740,7 +6144,7 @@
         <w:tc>
           <w:tcPr>
             <w:tcW w:type="dxa" w:w="4819"/>
-            <w:shd w:val="clear" w:color="auto" w:fill="EAF0F6"/>
+            <w:shd w:val="clear" w:color="auto" w:fill="EEF3F6"/>
           </w:tcPr>
           <w:p>
             <w:pPr>
@@ -5757,7 +6161,7 @@
         <w:tc>
           <w:tcPr>
             <w:tcW w:type="dxa" w:w="4252"/>
-            <w:shd w:val="clear" w:color="auto" w:fill="EAF0F6"/>
+            <w:shd w:val="clear" w:color="auto" w:fill="EEF3F6"/>
           </w:tcPr>
           <w:p>
             <w:pPr>
@@ -5773,6 +6177,9 @@
         </w:tc>
       </w:tr>
       <w:tr>
+        <w:trPr>
+          <w:cantSplit w:val="true"/>
+        </w:trPr>
         <w:tc>
           <w:tcPr>
             <w:tcW w:type="dxa" w:w="964"/>
@@ -5824,10 +6231,13 @@
         </w:tc>
       </w:tr>
       <w:tr>
+        <w:trPr>
+          <w:cantSplit w:val="true"/>
+        </w:trPr>
         <w:tc>
           <w:tcPr>
             <w:tcW w:type="dxa" w:w="964"/>
-            <w:shd w:val="clear" w:color="auto" w:fill="EAF0F6"/>
+            <w:shd w:val="clear" w:color="auto" w:fill="EEF3F6"/>
           </w:tcPr>
           <w:p>
             <w:pPr>
@@ -5845,7 +6255,7 @@
         <w:tc>
           <w:tcPr>
             <w:tcW w:type="dxa" w:w="4819"/>
-            <w:shd w:val="clear" w:color="auto" w:fill="EAF0F6"/>
+            <w:shd w:val="clear" w:color="auto" w:fill="EEF3F6"/>
           </w:tcPr>
           <w:p>
             <w:pPr>
@@ -5862,7 +6272,7 @@
         <w:tc>
           <w:tcPr>
             <w:tcW w:type="dxa" w:w="4252"/>
-            <w:shd w:val="clear" w:color="auto" w:fill="EAF0F6"/>
+            <w:shd w:val="clear" w:color="auto" w:fill="EEF3F6"/>
           </w:tcPr>
           <w:p>
             <w:pPr>
@@ -5878,6 +6288,9 @@
         </w:tc>
       </w:tr>
       <w:tr>
+        <w:trPr>
+          <w:cantSplit w:val="true"/>
+        </w:trPr>
         <w:tc>
           <w:tcPr>
             <w:tcW w:type="dxa" w:w="964"/>
@@ -6042,14 +6455,16 @@
       <w:tr>
         <w:trPr>
           <w:tblHeader w:val="true"/>
+          <w:cantSplit w:val="true"/>
         </w:trPr>
         <w:tc>
           <w:tcPr>
             <w:tcW w:type="dxa" w:w="1417"/>
-            <w:shd w:val="clear" w:color="auto" w:fill="1F3B63"/>
-          </w:tcPr>
-          <w:p>
-            <w:pPr>
+            <w:shd w:val="clear" w:color="auto" w:fill="0B4660"/>
+          </w:tcPr>
+          <w:p>
+            <w:pPr>
+              <w:keepNext/>
               <w:spacing w:before="40" w:after="40"/>
             </w:pPr>
             <w:r>
@@ -6065,10 +6480,11 @@
         <w:tc>
           <w:tcPr>
             <w:tcW w:type="dxa" w:w="2551"/>
-            <w:shd w:val="clear" w:color="auto" w:fill="1F3B63"/>
-          </w:tcPr>
-          <w:p>
-            <w:pPr>
+            <w:shd w:val="clear" w:color="auto" w:fill="0B4660"/>
+          </w:tcPr>
+          <w:p>
+            <w:pPr>
+              <w:keepNext/>
               <w:spacing w:before="40" w:after="40"/>
             </w:pPr>
             <w:r>
@@ -6084,10 +6500,11 @@
         <w:tc>
           <w:tcPr>
             <w:tcW w:type="dxa" w:w="6066"/>
-            <w:shd w:val="clear" w:color="auto" w:fill="1F3B63"/>
-          </w:tcPr>
-          <w:p>
-            <w:pPr>
+            <w:shd w:val="clear" w:color="auto" w:fill="0B4660"/>
+          </w:tcPr>
+          <w:p>
+            <w:pPr>
+              <w:keepNext/>
               <w:spacing w:before="40" w:after="40"/>
             </w:pPr>
             <w:r>
@@ -6102,6 +6519,9 @@
         </w:tc>
       </w:tr>
       <w:tr>
+        <w:trPr>
+          <w:cantSplit w:val="true"/>
+        </w:trPr>
         <w:tc>
           <w:tcPr>
             <w:tcW w:type="dxa" w:w="1417"/>
@@ -6153,10 +6573,13 @@
         </w:tc>
       </w:tr>
       <w:tr>
+        <w:trPr>
+          <w:cantSplit w:val="true"/>
+        </w:trPr>
         <w:tc>
           <w:tcPr>
             <w:tcW w:type="dxa" w:w="1417"/>
-            <w:shd w:val="clear" w:color="auto" w:fill="EAF0F6"/>
+            <w:shd w:val="clear" w:color="auto" w:fill="EEF3F6"/>
           </w:tcPr>
           <w:p>
             <w:pPr>
@@ -6174,7 +6597,7 @@
         <w:tc>
           <w:tcPr>
             <w:tcW w:type="dxa" w:w="2551"/>
-            <w:shd w:val="clear" w:color="auto" w:fill="EAF0F6"/>
+            <w:shd w:val="clear" w:color="auto" w:fill="EEF3F6"/>
           </w:tcPr>
           <w:p>
             <w:pPr>
@@ -6191,7 +6614,7 @@
         <w:tc>
           <w:tcPr>
             <w:tcW w:type="dxa" w:w="6066"/>
-            <w:shd w:val="clear" w:color="auto" w:fill="EAF0F6"/>
+            <w:shd w:val="clear" w:color="auto" w:fill="EEF3F6"/>
           </w:tcPr>
           <w:p>
             <w:pPr>
@@ -6207,6 +6630,9 @@
         </w:tc>
       </w:tr>
       <w:tr>
+        <w:trPr>
+          <w:cantSplit w:val="true"/>
+        </w:trPr>
         <w:tc>
           <w:tcPr>
             <w:tcW w:type="dxa" w:w="1417"/>
@@ -6258,10 +6684,13 @@
         </w:tc>
       </w:tr>
       <w:tr>
+        <w:trPr>
+          <w:cantSplit w:val="true"/>
+        </w:trPr>
         <w:tc>
           <w:tcPr>
             <w:tcW w:type="dxa" w:w="1417"/>
-            <w:shd w:val="clear" w:color="auto" w:fill="EAF0F6"/>
+            <w:shd w:val="clear" w:color="auto" w:fill="EEF3F6"/>
           </w:tcPr>
           <w:p>
             <w:pPr>
@@ -6279,7 +6708,7 @@
         <w:tc>
           <w:tcPr>
             <w:tcW w:type="dxa" w:w="2551"/>
-            <w:shd w:val="clear" w:color="auto" w:fill="EAF0F6"/>
+            <w:shd w:val="clear" w:color="auto" w:fill="EEF3F6"/>
           </w:tcPr>
           <w:p>
             <w:pPr>
@@ -6296,7 +6725,7 @@
         <w:tc>
           <w:tcPr>
             <w:tcW w:type="dxa" w:w="6066"/>
-            <w:shd w:val="clear" w:color="auto" w:fill="EAF0F6"/>
+            <w:shd w:val="clear" w:color="auto" w:fill="EEF3F6"/>
           </w:tcPr>
           <w:p>
             <w:pPr>
@@ -6352,14 +6781,16 @@
       <w:tr>
         <w:trPr>
           <w:tblHeader w:val="true"/>
+          <w:cantSplit w:val="true"/>
         </w:trPr>
         <w:tc>
           <w:tcPr>
             <w:tcW w:type="dxa" w:w="1134"/>
-            <w:shd w:val="clear" w:color="auto" w:fill="1F3B63"/>
-          </w:tcPr>
-          <w:p>
-            <w:pPr>
+            <w:shd w:val="clear" w:color="auto" w:fill="0B4660"/>
+          </w:tcPr>
+          <w:p>
+            <w:pPr>
+              <w:keepNext/>
               <w:spacing w:before="40" w:after="40"/>
             </w:pPr>
             <w:r>
@@ -6375,10 +6806,11 @@
         <w:tc>
           <w:tcPr>
             <w:tcW w:type="dxa" w:w="1928"/>
-            <w:shd w:val="clear" w:color="auto" w:fill="1F3B63"/>
-          </w:tcPr>
-          <w:p>
-            <w:pPr>
+            <w:shd w:val="clear" w:color="auto" w:fill="0B4660"/>
+          </w:tcPr>
+          <w:p>
+            <w:pPr>
+              <w:keepNext/>
               <w:spacing w:before="40" w:after="40"/>
             </w:pPr>
             <w:r>
@@ -6394,10 +6826,11 @@
         <w:tc>
           <w:tcPr>
             <w:tcW w:type="dxa" w:w="6973"/>
-            <w:shd w:val="clear" w:color="auto" w:fill="1F3B63"/>
-          </w:tcPr>
-          <w:p>
-            <w:pPr>
+            <w:shd w:val="clear" w:color="auto" w:fill="0B4660"/>
+          </w:tcPr>
+          <w:p>
+            <w:pPr>
+              <w:keepNext/>
               <w:spacing w:before="40" w:after="40"/>
             </w:pPr>
             <w:r>
@@ -6412,6 +6845,9 @@
         </w:tc>
       </w:tr>
       <w:tr>
+        <w:trPr>
+          <w:cantSplit w:val="true"/>
+        </w:trPr>
         <w:tc>
           <w:tcPr>
             <w:tcW w:type="dxa" w:w="1134"/>
@@ -6463,10 +6899,13 @@
         </w:tc>
       </w:tr>
       <w:tr>
+        <w:trPr>
+          <w:cantSplit w:val="true"/>
+        </w:trPr>
         <w:tc>
           <w:tcPr>
             <w:tcW w:type="dxa" w:w="1134"/>
-            <w:shd w:val="clear" w:color="auto" w:fill="EAF0F6"/>
+            <w:shd w:val="clear" w:color="auto" w:fill="EEF3F6"/>
           </w:tcPr>
           <w:p>
             <w:pPr>
@@ -6484,7 +6923,7 @@
         <w:tc>
           <w:tcPr>
             <w:tcW w:type="dxa" w:w="1928"/>
-            <w:shd w:val="clear" w:color="auto" w:fill="EAF0F6"/>
+            <w:shd w:val="clear" w:color="auto" w:fill="EEF3F6"/>
           </w:tcPr>
           <w:p>
             <w:pPr>
@@ -6501,7 +6940,7 @@
         <w:tc>
           <w:tcPr>
             <w:tcW w:type="dxa" w:w="6973"/>
-            <w:shd w:val="clear" w:color="auto" w:fill="EAF0F6"/>
+            <w:shd w:val="clear" w:color="auto" w:fill="EEF3F6"/>
           </w:tcPr>
           <w:p>
             <w:pPr>
@@ -6517,6 +6956,9 @@
         </w:tc>
       </w:tr>
       <w:tr>
+        <w:trPr>
+          <w:cantSplit w:val="true"/>
+        </w:trPr>
         <w:tc>
           <w:tcPr>
             <w:tcW w:type="dxa" w:w="1134"/>
@@ -6568,10 +7010,13 @@
         </w:tc>
       </w:tr>
       <w:tr>
+        <w:trPr>
+          <w:cantSplit w:val="true"/>
+        </w:trPr>
         <w:tc>
           <w:tcPr>
             <w:tcW w:type="dxa" w:w="1134"/>
-            <w:shd w:val="clear" w:color="auto" w:fill="EAF0F6"/>
+            <w:shd w:val="clear" w:color="auto" w:fill="EEF3F6"/>
           </w:tcPr>
           <w:p>
             <w:pPr>
@@ -6589,7 +7034,7 @@
         <w:tc>
           <w:tcPr>
             <w:tcW w:type="dxa" w:w="1928"/>
-            <w:shd w:val="clear" w:color="auto" w:fill="EAF0F6"/>
+            <w:shd w:val="clear" w:color="auto" w:fill="EEF3F6"/>
           </w:tcPr>
           <w:p>
             <w:pPr>
@@ -6606,7 +7051,7 @@
         <w:tc>
           <w:tcPr>
             <w:tcW w:type="dxa" w:w="6973"/>
-            <w:shd w:val="clear" w:color="auto" w:fill="EAF0F6"/>
+            <w:shd w:val="clear" w:color="auto" w:fill="EEF3F6"/>
           </w:tcPr>
           <w:p>
             <w:pPr>
@@ -6861,14 +7306,16 @@
       <w:tr>
         <w:trPr>
           <w:tblHeader w:val="true"/>
+          <w:cantSplit w:val="true"/>
         </w:trPr>
         <w:tc>
           <w:tcPr>
             <w:tcW w:type="dxa" w:w="1134"/>
-            <w:shd w:val="clear" w:color="auto" w:fill="1F3B63"/>
-          </w:tcPr>
-          <w:p>
-            <w:pPr>
+            <w:shd w:val="clear" w:color="auto" w:fill="0B4660"/>
+          </w:tcPr>
+          <w:p>
+            <w:pPr>
+              <w:keepNext/>
               <w:spacing w:before="40" w:after="40"/>
             </w:pPr>
             <w:r>
@@ -6884,10 +7331,11 @@
         <w:tc>
           <w:tcPr>
             <w:tcW w:type="dxa" w:w="1814"/>
-            <w:shd w:val="clear" w:color="auto" w:fill="1F3B63"/>
-          </w:tcPr>
-          <w:p>
-            <w:pPr>
+            <w:shd w:val="clear" w:color="auto" w:fill="0B4660"/>
+          </w:tcPr>
+          <w:p>
+            <w:pPr>
+              <w:keepNext/>
               <w:spacing w:before="40" w:after="40"/>
             </w:pPr>
             <w:r>
@@ -6903,10 +7351,11 @@
         <w:tc>
           <w:tcPr>
             <w:tcW w:type="dxa" w:w="3061"/>
-            <w:shd w:val="clear" w:color="auto" w:fill="1F3B63"/>
-          </w:tcPr>
-          <w:p>
-            <w:pPr>
+            <w:shd w:val="clear" w:color="auto" w:fill="0B4660"/>
+          </w:tcPr>
+          <w:p>
+            <w:pPr>
+              <w:keepNext/>
               <w:spacing w:before="40" w:after="40"/>
             </w:pPr>
             <w:r>
@@ -6922,10 +7371,11 @@
         <w:tc>
           <w:tcPr>
             <w:tcW w:type="dxa" w:w="2948"/>
-            <w:shd w:val="clear" w:color="auto" w:fill="1F3B63"/>
-          </w:tcPr>
-          <w:p>
-            <w:pPr>
+            <w:shd w:val="clear" w:color="auto" w:fill="0B4660"/>
+          </w:tcPr>
+          <w:p>
+            <w:pPr>
+              <w:keepNext/>
               <w:spacing w:before="40" w:after="40"/>
             </w:pPr>
             <w:r>
@@ -6941,10 +7391,11 @@
         <w:tc>
           <w:tcPr>
             <w:tcW w:type="dxa" w:w="1077"/>
-            <w:shd w:val="clear" w:color="auto" w:fill="1F3B63"/>
-          </w:tcPr>
-          <w:p>
-            <w:pPr>
+            <w:shd w:val="clear" w:color="auto" w:fill="0B4660"/>
+          </w:tcPr>
+          <w:p>
+            <w:pPr>
+              <w:keepNext/>
               <w:spacing w:before="40" w:after="40"/>
             </w:pPr>
             <w:r>
@@ -6959,6 +7410,9 @@
         </w:tc>
       </w:tr>
       <w:tr>
+        <w:trPr>
+          <w:cantSplit w:val="true"/>
+        </w:trPr>
         <w:tc>
           <w:tcPr>
             <w:tcW w:type="dxa" w:w="1134"/>
@@ -7042,10 +7496,13 @@
         </w:tc>
       </w:tr>
       <w:tr>
+        <w:trPr>
+          <w:cantSplit w:val="true"/>
+        </w:trPr>
         <w:tc>
           <w:tcPr>
             <w:tcW w:type="dxa" w:w="1134"/>
-            <w:shd w:val="clear" w:color="auto" w:fill="EAF0F6"/>
+            <w:shd w:val="clear" w:color="auto" w:fill="EEF3F6"/>
           </w:tcPr>
           <w:p>
             <w:pPr>
@@ -7063,7 +7520,7 @@
         <w:tc>
           <w:tcPr>
             <w:tcW w:type="dxa" w:w="1814"/>
-            <w:shd w:val="clear" w:color="auto" w:fill="EAF0F6"/>
+            <w:shd w:val="clear" w:color="auto" w:fill="EEF3F6"/>
           </w:tcPr>
           <w:p>
             <w:pPr>
@@ -7080,7 +7537,7 @@
         <w:tc>
           <w:tcPr>
             <w:tcW w:type="dxa" w:w="3061"/>
-            <w:shd w:val="clear" w:color="auto" w:fill="EAF0F6"/>
+            <w:shd w:val="clear" w:color="auto" w:fill="EEF3F6"/>
           </w:tcPr>
           <w:p>
             <w:pPr>
@@ -7097,7 +7554,7 @@
         <w:tc>
           <w:tcPr>
             <w:tcW w:type="dxa" w:w="2948"/>
-            <w:shd w:val="clear" w:color="auto" w:fill="EAF0F6"/>
+            <w:shd w:val="clear" w:color="auto" w:fill="EEF3F6"/>
           </w:tcPr>
           <w:p>
             <w:pPr>
@@ -7114,7 +7571,7 @@
         <w:tc>
           <w:tcPr>
             <w:tcW w:type="dxa" w:w="1077"/>
-            <w:shd w:val="clear" w:color="auto" w:fill="EAF0F6"/>
+            <w:shd w:val="clear" w:color="auto" w:fill="EEF3F6"/>
           </w:tcPr>
           <w:p>
             <w:pPr>
@@ -7130,6 +7587,9 @@
         </w:tc>
       </w:tr>
       <w:tr>
+        <w:trPr>
+          <w:cantSplit w:val="true"/>
+        </w:trPr>
         <w:tc>
           <w:tcPr>
             <w:tcW w:type="dxa" w:w="1134"/>
@@ -7213,10 +7673,13 @@
         </w:tc>
       </w:tr>
       <w:tr>
+        <w:trPr>
+          <w:cantSplit w:val="true"/>
+        </w:trPr>
         <w:tc>
           <w:tcPr>
             <w:tcW w:type="dxa" w:w="1134"/>
-            <w:shd w:val="clear" w:color="auto" w:fill="EAF0F6"/>
+            <w:shd w:val="clear" w:color="auto" w:fill="EEF3F6"/>
           </w:tcPr>
           <w:p>
             <w:pPr>
@@ -7234,7 +7697,7 @@
         <w:tc>
           <w:tcPr>
             <w:tcW w:type="dxa" w:w="1814"/>
-            <w:shd w:val="clear" w:color="auto" w:fill="EAF0F6"/>
+            <w:shd w:val="clear" w:color="auto" w:fill="EEF3F6"/>
           </w:tcPr>
           <w:p>
             <w:pPr>
@@ -7251,7 +7714,7 @@
         <w:tc>
           <w:tcPr>
             <w:tcW w:type="dxa" w:w="3061"/>
-            <w:shd w:val="clear" w:color="auto" w:fill="EAF0F6"/>
+            <w:shd w:val="clear" w:color="auto" w:fill="EEF3F6"/>
           </w:tcPr>
           <w:p>
             <w:pPr>
@@ -7268,7 +7731,7 @@
         <w:tc>
           <w:tcPr>
             <w:tcW w:type="dxa" w:w="2948"/>
-            <w:shd w:val="clear" w:color="auto" w:fill="EAF0F6"/>
+            <w:shd w:val="clear" w:color="auto" w:fill="EEF3F6"/>
           </w:tcPr>
           <w:p>
             <w:pPr>
@@ -7285,7 +7748,7 @@
         <w:tc>
           <w:tcPr>
             <w:tcW w:type="dxa" w:w="1077"/>
-            <w:shd w:val="clear" w:color="auto" w:fill="EAF0F6"/>
+            <w:shd w:val="clear" w:color="auto" w:fill="EEF3F6"/>
           </w:tcPr>
           <w:p>
             <w:pPr>
@@ -7301,6 +7764,9 @@
         </w:tc>
       </w:tr>
       <w:tr>
+        <w:trPr>
+          <w:cantSplit w:val="true"/>
+        </w:trPr>
         <w:tc>
           <w:tcPr>
             <w:tcW w:type="dxa" w:w="1134"/>
@@ -7384,10 +7850,13 @@
         </w:tc>
       </w:tr>
       <w:tr>
+        <w:trPr>
+          <w:cantSplit w:val="true"/>
+        </w:trPr>
         <w:tc>
           <w:tcPr>
             <w:tcW w:type="dxa" w:w="1134"/>
-            <w:shd w:val="clear" w:color="auto" w:fill="EAF0F6"/>
+            <w:shd w:val="clear" w:color="auto" w:fill="EEF3F6"/>
           </w:tcPr>
           <w:p>
             <w:pPr>
@@ -7405,7 +7874,7 @@
         <w:tc>
           <w:tcPr>
             <w:tcW w:type="dxa" w:w="1814"/>
-            <w:shd w:val="clear" w:color="auto" w:fill="EAF0F6"/>
+            <w:shd w:val="clear" w:color="auto" w:fill="EEF3F6"/>
           </w:tcPr>
           <w:p>
             <w:pPr>
@@ -7422,7 +7891,7 @@
         <w:tc>
           <w:tcPr>
             <w:tcW w:type="dxa" w:w="3061"/>
-            <w:shd w:val="clear" w:color="auto" w:fill="EAF0F6"/>
+            <w:shd w:val="clear" w:color="auto" w:fill="EEF3F6"/>
           </w:tcPr>
           <w:p>
             <w:pPr>
@@ -7439,7 +7908,7 @@
         <w:tc>
           <w:tcPr>
             <w:tcW w:type="dxa" w:w="2948"/>
-            <w:shd w:val="clear" w:color="auto" w:fill="EAF0F6"/>
+            <w:shd w:val="clear" w:color="auto" w:fill="EEF3F6"/>
           </w:tcPr>
           <w:p>
             <w:pPr>
@@ -7456,7 +7925,7 @@
         <w:tc>
           <w:tcPr>
             <w:tcW w:type="dxa" w:w="1077"/>
-            <w:shd w:val="clear" w:color="auto" w:fill="EAF0F6"/>
+            <w:shd w:val="clear" w:color="auto" w:fill="EEF3F6"/>
           </w:tcPr>
           <w:p>
             <w:pPr>
@@ -7472,6 +7941,9 @@
         </w:tc>
       </w:tr>
       <w:tr>
+        <w:trPr>
+          <w:cantSplit w:val="true"/>
+        </w:trPr>
         <w:tc>
           <w:tcPr>
             <w:tcW w:type="dxa" w:w="1134"/>
@@ -7555,10 +8027,13 @@
         </w:tc>
       </w:tr>
       <w:tr>
+        <w:trPr>
+          <w:cantSplit w:val="true"/>
+        </w:trPr>
         <w:tc>
           <w:tcPr>
             <w:tcW w:type="dxa" w:w="1134"/>
-            <w:shd w:val="clear" w:color="auto" w:fill="EAF0F6"/>
+            <w:shd w:val="clear" w:color="auto" w:fill="EEF3F6"/>
           </w:tcPr>
           <w:p>
             <w:pPr>
@@ -7576,7 +8051,7 @@
         <w:tc>
           <w:tcPr>
             <w:tcW w:type="dxa" w:w="1814"/>
-            <w:shd w:val="clear" w:color="auto" w:fill="EAF0F6"/>
+            <w:shd w:val="clear" w:color="auto" w:fill="EEF3F6"/>
           </w:tcPr>
           <w:p>
             <w:pPr>
@@ -7593,7 +8068,7 @@
         <w:tc>
           <w:tcPr>
             <w:tcW w:type="dxa" w:w="3061"/>
-            <w:shd w:val="clear" w:color="auto" w:fill="EAF0F6"/>
+            <w:shd w:val="clear" w:color="auto" w:fill="EEF3F6"/>
           </w:tcPr>
           <w:p>
             <w:pPr>
@@ -7610,7 +8085,7 @@
         <w:tc>
           <w:tcPr>
             <w:tcW w:type="dxa" w:w="2948"/>
-            <w:shd w:val="clear" w:color="auto" w:fill="EAF0F6"/>
+            <w:shd w:val="clear" w:color="auto" w:fill="EEF3F6"/>
           </w:tcPr>
           <w:p>
             <w:pPr>
@@ -7627,7 +8102,7 @@
         <w:tc>
           <w:tcPr>
             <w:tcW w:type="dxa" w:w="1077"/>
-            <w:shd w:val="clear" w:color="auto" w:fill="EAF0F6"/>
+            <w:shd w:val="clear" w:color="auto" w:fill="EEF3F6"/>
           </w:tcPr>
           <w:p>
             <w:pPr>
@@ -7643,6 +8118,9 @@
         </w:tc>
       </w:tr>
       <w:tr>
+        <w:trPr>
+          <w:cantSplit w:val="true"/>
+        </w:trPr>
         <w:tc>
           <w:tcPr>
             <w:tcW w:type="dxa" w:w="1134"/>
@@ -7726,10 +8204,13 @@
         </w:tc>
       </w:tr>
       <w:tr>
+        <w:trPr>
+          <w:cantSplit w:val="true"/>
+        </w:trPr>
         <w:tc>
           <w:tcPr>
             <w:tcW w:type="dxa" w:w="1134"/>
-            <w:shd w:val="clear" w:color="auto" w:fill="EAF0F6"/>
+            <w:shd w:val="clear" w:color="auto" w:fill="EEF3F6"/>
           </w:tcPr>
           <w:p>
             <w:pPr>
@@ -7747,7 +8228,7 @@
         <w:tc>
           <w:tcPr>
             <w:tcW w:type="dxa" w:w="1814"/>
-            <w:shd w:val="clear" w:color="auto" w:fill="EAF0F6"/>
+            <w:shd w:val="clear" w:color="auto" w:fill="EEF3F6"/>
           </w:tcPr>
           <w:p>
             <w:pPr>
@@ -7764,7 +8245,7 @@
         <w:tc>
           <w:tcPr>
             <w:tcW w:type="dxa" w:w="3061"/>
-            <w:shd w:val="clear" w:color="auto" w:fill="EAF0F6"/>
+            <w:shd w:val="clear" w:color="auto" w:fill="EEF3F6"/>
           </w:tcPr>
           <w:p>
             <w:pPr>
@@ -7781,7 +8262,7 @@
         <w:tc>
           <w:tcPr>
             <w:tcW w:type="dxa" w:w="2948"/>
-            <w:shd w:val="clear" w:color="auto" w:fill="EAF0F6"/>
+            <w:shd w:val="clear" w:color="auto" w:fill="EEF3F6"/>
           </w:tcPr>
           <w:p>
             <w:pPr>
@@ -7798,7 +8279,7 @@
         <w:tc>
           <w:tcPr>
             <w:tcW w:type="dxa" w:w="1077"/>
-            <w:shd w:val="clear" w:color="auto" w:fill="EAF0F6"/>
+            <w:shd w:val="clear" w:color="auto" w:fill="EEF3F6"/>
           </w:tcPr>
           <w:p>
             <w:pPr>
@@ -7814,6 +8295,9 @@
         </w:tc>
       </w:tr>
       <w:tr>
+        <w:trPr>
+          <w:cantSplit w:val="true"/>
+        </w:trPr>
         <w:tc>
           <w:tcPr>
             <w:tcW w:type="dxa" w:w="1134"/>
@@ -7897,10 +8381,13 @@
         </w:tc>
       </w:tr>
       <w:tr>
+        <w:trPr>
+          <w:cantSplit w:val="true"/>
+        </w:trPr>
         <w:tc>
           <w:tcPr>
             <w:tcW w:type="dxa" w:w="1134"/>
-            <w:shd w:val="clear" w:color="auto" w:fill="EAF0F6"/>
+            <w:shd w:val="clear" w:color="auto" w:fill="EEF3F6"/>
           </w:tcPr>
           <w:p>
             <w:pPr>
@@ -7918,7 +8405,7 @@
         <w:tc>
           <w:tcPr>
             <w:tcW w:type="dxa" w:w="1814"/>
-            <w:shd w:val="clear" w:color="auto" w:fill="EAF0F6"/>
+            <w:shd w:val="clear" w:color="auto" w:fill="EEF3F6"/>
           </w:tcPr>
           <w:p>
             <w:pPr>
@@ -7935,7 +8422,7 @@
         <w:tc>
           <w:tcPr>
             <w:tcW w:type="dxa" w:w="3061"/>
-            <w:shd w:val="clear" w:color="auto" w:fill="EAF0F6"/>
+            <w:shd w:val="clear" w:color="auto" w:fill="EEF3F6"/>
           </w:tcPr>
           <w:p>
             <w:pPr>
@@ -7952,7 +8439,7 @@
         <w:tc>
           <w:tcPr>
             <w:tcW w:type="dxa" w:w="2948"/>
-            <w:shd w:val="clear" w:color="auto" w:fill="EAF0F6"/>
+            <w:shd w:val="clear" w:color="auto" w:fill="EEF3F6"/>
           </w:tcPr>
           <w:p>
             <w:pPr>
@@ -7969,7 +8456,7 @@
         <w:tc>
           <w:tcPr>
             <w:tcW w:type="dxa" w:w="1077"/>
-            <w:shd w:val="clear" w:color="auto" w:fill="EAF0F6"/>
+            <w:shd w:val="clear" w:color="auto" w:fill="EEF3F6"/>
           </w:tcPr>
           <w:p>
             <w:pPr>
@@ -7985,6 +8472,9 @@
         </w:tc>
       </w:tr>
       <w:tr>
+        <w:trPr>
+          <w:cantSplit w:val="true"/>
+        </w:trPr>
         <w:tc>
           <w:tcPr>
             <w:tcW w:type="dxa" w:w="1134"/>
@@ -8068,10 +8558,13 @@
         </w:tc>
       </w:tr>
       <w:tr>
+        <w:trPr>
+          <w:cantSplit w:val="true"/>
+        </w:trPr>
         <w:tc>
           <w:tcPr>
             <w:tcW w:type="dxa" w:w="1134"/>
-            <w:shd w:val="clear" w:color="auto" w:fill="EAF0F6"/>
+            <w:shd w:val="clear" w:color="auto" w:fill="EEF3F6"/>
           </w:tcPr>
           <w:p>
             <w:pPr>
@@ -8089,7 +8582,7 @@
         <w:tc>
           <w:tcPr>
             <w:tcW w:type="dxa" w:w="1814"/>
-            <w:shd w:val="clear" w:color="auto" w:fill="EAF0F6"/>
+            <w:shd w:val="clear" w:color="auto" w:fill="EEF3F6"/>
           </w:tcPr>
           <w:p>
             <w:pPr>
@@ -8106,7 +8599,7 @@
         <w:tc>
           <w:tcPr>
             <w:tcW w:type="dxa" w:w="3061"/>
-            <w:shd w:val="clear" w:color="auto" w:fill="EAF0F6"/>
+            <w:shd w:val="clear" w:color="auto" w:fill="EEF3F6"/>
           </w:tcPr>
           <w:p>
             <w:pPr>
@@ -8123,7 +8616,7 @@
         <w:tc>
           <w:tcPr>
             <w:tcW w:type="dxa" w:w="2948"/>
-            <w:shd w:val="clear" w:color="auto" w:fill="EAF0F6"/>
+            <w:shd w:val="clear" w:color="auto" w:fill="EEF3F6"/>
           </w:tcPr>
           <w:p>
             <w:pPr>
@@ -8140,7 +8633,7 @@
         <w:tc>
           <w:tcPr>
             <w:tcW w:type="dxa" w:w="1077"/>
-            <w:shd w:val="clear" w:color="auto" w:fill="EAF0F6"/>
+            <w:shd w:val="clear" w:color="auto" w:fill="EEF3F6"/>
           </w:tcPr>
           <w:p>
             <w:pPr>
@@ -8198,14 +8691,16 @@
       <w:tr>
         <w:trPr>
           <w:tblHeader w:val="true"/>
+          <w:cantSplit w:val="true"/>
         </w:trPr>
         <w:tc>
           <w:tcPr>
             <w:tcW w:type="dxa" w:w="1134"/>
-            <w:shd w:val="clear" w:color="auto" w:fill="1F3B63"/>
-          </w:tcPr>
-          <w:p>
-            <w:pPr>
+            <w:shd w:val="clear" w:color="auto" w:fill="0B4660"/>
+          </w:tcPr>
+          <w:p>
+            <w:pPr>
+              <w:keepNext/>
               <w:spacing w:before="40" w:after="40"/>
             </w:pPr>
             <w:r>
@@ -8221,10 +8716,11 @@
         <w:tc>
           <w:tcPr>
             <w:tcW w:type="dxa" w:w="1814"/>
-            <w:shd w:val="clear" w:color="auto" w:fill="1F3B63"/>
-          </w:tcPr>
-          <w:p>
-            <w:pPr>
+            <w:shd w:val="clear" w:color="auto" w:fill="0B4660"/>
+          </w:tcPr>
+          <w:p>
+            <w:pPr>
+              <w:keepNext/>
               <w:spacing w:before="40" w:after="40"/>
             </w:pPr>
             <w:r>
@@ -8240,10 +8736,11 @@
         <w:tc>
           <w:tcPr>
             <w:tcW w:type="dxa" w:w="3061"/>
-            <w:shd w:val="clear" w:color="auto" w:fill="1F3B63"/>
-          </w:tcPr>
-          <w:p>
-            <w:pPr>
+            <w:shd w:val="clear" w:color="auto" w:fill="0B4660"/>
+          </w:tcPr>
+          <w:p>
+            <w:pPr>
+              <w:keepNext/>
               <w:spacing w:before="40" w:after="40"/>
             </w:pPr>
             <w:r>
@@ -8259,10 +8756,11 @@
         <w:tc>
           <w:tcPr>
             <w:tcW w:type="dxa" w:w="2948"/>
-            <w:shd w:val="clear" w:color="auto" w:fill="1F3B63"/>
-          </w:tcPr>
-          <w:p>
-            <w:pPr>
+            <w:shd w:val="clear" w:color="auto" w:fill="0B4660"/>
+          </w:tcPr>
+          <w:p>
+            <w:pPr>
+              <w:keepNext/>
               <w:spacing w:before="40" w:after="40"/>
             </w:pPr>
             <w:r>
@@ -8278,10 +8776,11 @@
         <w:tc>
           <w:tcPr>
             <w:tcW w:type="dxa" w:w="1077"/>
-            <w:shd w:val="clear" w:color="auto" w:fill="1F3B63"/>
-          </w:tcPr>
-          <w:p>
-            <w:pPr>
+            <w:shd w:val="clear" w:color="auto" w:fill="0B4660"/>
+          </w:tcPr>
+          <w:p>
+            <w:pPr>
+              <w:keepNext/>
               <w:spacing w:before="40" w:after="40"/>
             </w:pPr>
             <w:r>
@@ -8296,6 +8795,9 @@
         </w:tc>
       </w:tr>
       <w:tr>
+        <w:trPr>
+          <w:cantSplit w:val="true"/>
+        </w:trPr>
         <w:tc>
           <w:tcPr>
             <w:tcW w:type="dxa" w:w="1134"/>
@@ -8379,10 +8881,13 @@
         </w:tc>
       </w:tr>
       <w:tr>
+        <w:trPr>
+          <w:cantSplit w:val="true"/>
+        </w:trPr>
         <w:tc>
           <w:tcPr>
             <w:tcW w:type="dxa" w:w="1134"/>
-            <w:shd w:val="clear" w:color="auto" w:fill="EAF0F6"/>
+            <w:shd w:val="clear" w:color="auto" w:fill="EEF3F6"/>
           </w:tcPr>
           <w:p>
             <w:pPr>
@@ -8400,7 +8905,7 @@
         <w:tc>
           <w:tcPr>
             <w:tcW w:type="dxa" w:w="1814"/>
-            <w:shd w:val="clear" w:color="auto" w:fill="EAF0F6"/>
+            <w:shd w:val="clear" w:color="auto" w:fill="EEF3F6"/>
           </w:tcPr>
           <w:p>
             <w:pPr>
@@ -8417,7 +8922,7 @@
         <w:tc>
           <w:tcPr>
             <w:tcW w:type="dxa" w:w="3061"/>
-            <w:shd w:val="clear" w:color="auto" w:fill="EAF0F6"/>
+            <w:shd w:val="clear" w:color="auto" w:fill="EEF3F6"/>
           </w:tcPr>
           <w:p>
             <w:pPr>
@@ -8434,7 +8939,7 @@
         <w:tc>
           <w:tcPr>
             <w:tcW w:type="dxa" w:w="2948"/>
-            <w:shd w:val="clear" w:color="auto" w:fill="EAF0F6"/>
+            <w:shd w:val="clear" w:color="auto" w:fill="EEF3F6"/>
           </w:tcPr>
           <w:p>
             <w:pPr>
@@ -8451,7 +8956,7 @@
         <w:tc>
           <w:tcPr>
             <w:tcW w:type="dxa" w:w="1077"/>
-            <w:shd w:val="clear" w:color="auto" w:fill="EAF0F6"/>
+            <w:shd w:val="clear" w:color="auto" w:fill="EEF3F6"/>
           </w:tcPr>
           <w:p>
             <w:pPr>
@@ -8467,6 +8972,9 @@
         </w:tc>
       </w:tr>
       <w:tr>
+        <w:trPr>
+          <w:cantSplit w:val="true"/>
+        </w:trPr>
         <w:tc>
           <w:tcPr>
             <w:tcW w:type="dxa" w:w="1134"/>
@@ -8550,10 +9058,13 @@
         </w:tc>
       </w:tr>
       <w:tr>
+        <w:trPr>
+          <w:cantSplit w:val="true"/>
+        </w:trPr>
         <w:tc>
           <w:tcPr>
             <w:tcW w:type="dxa" w:w="1134"/>
-            <w:shd w:val="clear" w:color="auto" w:fill="EAF0F6"/>
+            <w:shd w:val="clear" w:color="auto" w:fill="EEF3F6"/>
           </w:tcPr>
           <w:p>
             <w:pPr>
@@ -8571,7 +9082,7 @@
         <w:tc>
           <w:tcPr>
             <w:tcW w:type="dxa" w:w="1814"/>
-            <w:shd w:val="clear" w:color="auto" w:fill="EAF0F6"/>
+            <w:shd w:val="clear" w:color="auto" w:fill="EEF3F6"/>
           </w:tcPr>
           <w:p>
             <w:pPr>
@@ -8588,7 +9099,7 @@
         <w:tc>
           <w:tcPr>
             <w:tcW w:type="dxa" w:w="3061"/>
-            <w:shd w:val="clear" w:color="auto" w:fill="EAF0F6"/>
+            <w:shd w:val="clear" w:color="auto" w:fill="EEF3F6"/>
           </w:tcPr>
           <w:p>
             <w:pPr>
@@ -8605,7 +9116,7 @@
         <w:tc>
           <w:tcPr>
             <w:tcW w:type="dxa" w:w="2948"/>
-            <w:shd w:val="clear" w:color="auto" w:fill="EAF0F6"/>
+            <w:shd w:val="clear" w:color="auto" w:fill="EEF3F6"/>
           </w:tcPr>
           <w:p>
             <w:pPr>
@@ -8622,7 +9133,7 @@
         <w:tc>
           <w:tcPr>
             <w:tcW w:type="dxa" w:w="1077"/>
-            <w:shd w:val="clear" w:color="auto" w:fill="EAF0F6"/>
+            <w:shd w:val="clear" w:color="auto" w:fill="EEF3F6"/>
           </w:tcPr>
           <w:p>
             <w:pPr>
@@ -8638,6 +9149,9 @@
         </w:tc>
       </w:tr>
       <w:tr>
+        <w:trPr>
+          <w:cantSplit w:val="true"/>
+        </w:trPr>
         <w:tc>
           <w:tcPr>
             <w:tcW w:type="dxa" w:w="1134"/>
@@ -8721,10 +9235,13 @@
         </w:tc>
       </w:tr>
       <w:tr>
+        <w:trPr>
+          <w:cantSplit w:val="true"/>
+        </w:trPr>
         <w:tc>
           <w:tcPr>
             <w:tcW w:type="dxa" w:w="1134"/>
-            <w:shd w:val="clear" w:color="auto" w:fill="EAF0F6"/>
+            <w:shd w:val="clear" w:color="auto" w:fill="EEF3F6"/>
           </w:tcPr>
           <w:p>
             <w:pPr>
@@ -8742,7 +9259,7 @@
         <w:tc>
           <w:tcPr>
             <w:tcW w:type="dxa" w:w="1814"/>
-            <w:shd w:val="clear" w:color="auto" w:fill="EAF0F6"/>
+            <w:shd w:val="clear" w:color="auto" w:fill="EEF3F6"/>
           </w:tcPr>
           <w:p>
             <w:pPr>
@@ -8759,7 +9276,7 @@
         <w:tc>
           <w:tcPr>
             <w:tcW w:type="dxa" w:w="3061"/>
-            <w:shd w:val="clear" w:color="auto" w:fill="EAF0F6"/>
+            <w:shd w:val="clear" w:color="auto" w:fill="EEF3F6"/>
           </w:tcPr>
           <w:p>
             <w:pPr>
@@ -8776,7 +9293,7 @@
         <w:tc>
           <w:tcPr>
             <w:tcW w:type="dxa" w:w="2948"/>
-            <w:shd w:val="clear" w:color="auto" w:fill="EAF0F6"/>
+            <w:shd w:val="clear" w:color="auto" w:fill="EEF3F6"/>
           </w:tcPr>
           <w:p>
             <w:pPr>
@@ -8793,7 +9310,7 @@
         <w:tc>
           <w:tcPr>
             <w:tcW w:type="dxa" w:w="1077"/>
-            <w:shd w:val="clear" w:color="auto" w:fill="EAF0F6"/>
+            <w:shd w:val="clear" w:color="auto" w:fill="EEF3F6"/>
           </w:tcPr>
           <w:p>
             <w:pPr>
@@ -8809,6 +9326,9 @@
         </w:tc>
       </w:tr>
       <w:tr>
+        <w:trPr>
+          <w:cantSplit w:val="true"/>
+        </w:trPr>
         <w:tc>
           <w:tcPr>
             <w:tcW w:type="dxa" w:w="1134"/>
@@ -8892,10 +9412,13 @@
         </w:tc>
       </w:tr>
       <w:tr>
+        <w:trPr>
+          <w:cantSplit w:val="true"/>
+        </w:trPr>
         <w:tc>
           <w:tcPr>
             <w:tcW w:type="dxa" w:w="1134"/>
-            <w:shd w:val="clear" w:color="auto" w:fill="EAF0F6"/>
+            <w:shd w:val="clear" w:color="auto" w:fill="EEF3F6"/>
           </w:tcPr>
           <w:p>
             <w:pPr>
@@ -8913,7 +9436,7 @@
         <w:tc>
           <w:tcPr>
             <w:tcW w:type="dxa" w:w="1814"/>
-            <w:shd w:val="clear" w:color="auto" w:fill="EAF0F6"/>
+            <w:shd w:val="clear" w:color="auto" w:fill="EEF3F6"/>
           </w:tcPr>
           <w:p>
             <w:pPr>
@@ -8930,7 +9453,7 @@
         <w:tc>
           <w:tcPr>
             <w:tcW w:type="dxa" w:w="3061"/>
-            <w:shd w:val="clear" w:color="auto" w:fill="EAF0F6"/>
+            <w:shd w:val="clear" w:color="auto" w:fill="EEF3F6"/>
           </w:tcPr>
           <w:p>
             <w:pPr>
@@ -8947,7 +9470,7 @@
         <w:tc>
           <w:tcPr>
             <w:tcW w:type="dxa" w:w="2948"/>
-            <w:shd w:val="clear" w:color="auto" w:fill="EAF0F6"/>
+            <w:shd w:val="clear" w:color="auto" w:fill="EEF3F6"/>
           </w:tcPr>
           <w:p>
             <w:pPr>
@@ -8964,7 +9487,7 @@
         <w:tc>
           <w:tcPr>
             <w:tcW w:type="dxa" w:w="1077"/>
-            <w:shd w:val="clear" w:color="auto" w:fill="EAF0F6"/>
+            <w:shd w:val="clear" w:color="auto" w:fill="EEF3F6"/>
           </w:tcPr>
           <w:p>
             <w:pPr>
@@ -8980,6 +9503,9 @@
         </w:tc>
       </w:tr>
       <w:tr>
+        <w:trPr>
+          <w:cantSplit w:val="true"/>
+        </w:trPr>
         <w:tc>
           <w:tcPr>
             <w:tcW w:type="dxa" w:w="1134"/>
@@ -9063,10 +9589,13 @@
         </w:tc>
       </w:tr>
       <w:tr>
+        <w:trPr>
+          <w:cantSplit w:val="true"/>
+        </w:trPr>
         <w:tc>
           <w:tcPr>
             <w:tcW w:type="dxa" w:w="1134"/>
-            <w:shd w:val="clear" w:color="auto" w:fill="EAF0F6"/>
+            <w:shd w:val="clear" w:color="auto" w:fill="EEF3F6"/>
           </w:tcPr>
           <w:p>
             <w:pPr>
@@ -9084,7 +9613,7 @@
         <w:tc>
           <w:tcPr>
             <w:tcW w:type="dxa" w:w="1814"/>
-            <w:shd w:val="clear" w:color="auto" w:fill="EAF0F6"/>
+            <w:shd w:val="clear" w:color="auto" w:fill="EEF3F6"/>
           </w:tcPr>
           <w:p>
             <w:pPr>
@@ -9101,7 +9630,7 @@
         <w:tc>
           <w:tcPr>
             <w:tcW w:type="dxa" w:w="3061"/>
-            <w:shd w:val="clear" w:color="auto" w:fill="EAF0F6"/>
+            <w:shd w:val="clear" w:color="auto" w:fill="EEF3F6"/>
           </w:tcPr>
           <w:p>
             <w:pPr>
@@ -9118,7 +9647,7 @@
         <w:tc>
           <w:tcPr>
             <w:tcW w:type="dxa" w:w="2948"/>
-            <w:shd w:val="clear" w:color="auto" w:fill="EAF0F6"/>
+            <w:shd w:val="clear" w:color="auto" w:fill="EEF3F6"/>
           </w:tcPr>
           <w:p>
             <w:pPr>
@@ -9135,7 +9664,7 @@
         <w:tc>
           <w:tcPr>
             <w:tcW w:type="dxa" w:w="1077"/>
-            <w:shd w:val="clear" w:color="auto" w:fill="EAF0F6"/>
+            <w:shd w:val="clear" w:color="auto" w:fill="EEF3F6"/>
           </w:tcPr>
           <w:p>
             <w:pPr>
@@ -9193,14 +9722,16 @@
       <w:tr>
         <w:trPr>
           <w:tblHeader w:val="true"/>
+          <w:cantSplit w:val="true"/>
         </w:trPr>
         <w:tc>
           <w:tcPr>
             <w:tcW w:type="dxa" w:w="1134"/>
-            <w:shd w:val="clear" w:color="auto" w:fill="1F3B63"/>
-          </w:tcPr>
-          <w:p>
-            <w:pPr>
+            <w:shd w:val="clear" w:color="auto" w:fill="0B4660"/>
+          </w:tcPr>
+          <w:p>
+            <w:pPr>
+              <w:keepNext/>
               <w:spacing w:before="40" w:after="40"/>
             </w:pPr>
             <w:r>
@@ -9216,10 +9747,11 @@
         <w:tc>
           <w:tcPr>
             <w:tcW w:type="dxa" w:w="1814"/>
-            <w:shd w:val="clear" w:color="auto" w:fill="1F3B63"/>
-          </w:tcPr>
-          <w:p>
-            <w:pPr>
+            <w:shd w:val="clear" w:color="auto" w:fill="0B4660"/>
+          </w:tcPr>
+          <w:p>
+            <w:pPr>
+              <w:keepNext/>
               <w:spacing w:before="40" w:after="40"/>
             </w:pPr>
             <w:r>
@@ -9235,10 +9767,11 @@
         <w:tc>
           <w:tcPr>
             <w:tcW w:type="dxa" w:w="3061"/>
-            <w:shd w:val="clear" w:color="auto" w:fill="1F3B63"/>
-          </w:tcPr>
-          <w:p>
-            <w:pPr>
+            <w:shd w:val="clear" w:color="auto" w:fill="0B4660"/>
+          </w:tcPr>
+          <w:p>
+            <w:pPr>
+              <w:keepNext/>
               <w:spacing w:before="40" w:after="40"/>
             </w:pPr>
             <w:r>
@@ -9254,10 +9787,11 @@
         <w:tc>
           <w:tcPr>
             <w:tcW w:type="dxa" w:w="2948"/>
-            <w:shd w:val="clear" w:color="auto" w:fill="1F3B63"/>
-          </w:tcPr>
-          <w:p>
-            <w:pPr>
+            <w:shd w:val="clear" w:color="auto" w:fill="0B4660"/>
+          </w:tcPr>
+          <w:p>
+            <w:pPr>
+              <w:keepNext/>
               <w:spacing w:before="40" w:after="40"/>
             </w:pPr>
             <w:r>
@@ -9273,10 +9807,11 @@
         <w:tc>
           <w:tcPr>
             <w:tcW w:type="dxa" w:w="1077"/>
-            <w:shd w:val="clear" w:color="auto" w:fill="1F3B63"/>
-          </w:tcPr>
-          <w:p>
-            <w:pPr>
+            <w:shd w:val="clear" w:color="auto" w:fill="0B4660"/>
+          </w:tcPr>
+          <w:p>
+            <w:pPr>
+              <w:keepNext/>
               <w:spacing w:before="40" w:after="40"/>
             </w:pPr>
             <w:r>
@@ -9291,6 +9826,9 @@
         </w:tc>
       </w:tr>
       <w:tr>
+        <w:trPr>
+          <w:cantSplit w:val="true"/>
+        </w:trPr>
         <w:tc>
           <w:tcPr>
             <w:tcW w:type="dxa" w:w="1134"/>
@@ -9374,10 +9912,13 @@
         </w:tc>
       </w:tr>
       <w:tr>
+        <w:trPr>
+          <w:cantSplit w:val="true"/>
+        </w:trPr>
         <w:tc>
           <w:tcPr>
             <w:tcW w:type="dxa" w:w="1134"/>
-            <w:shd w:val="clear" w:color="auto" w:fill="EAF0F6"/>
+            <w:shd w:val="clear" w:color="auto" w:fill="EEF3F6"/>
           </w:tcPr>
           <w:p>
             <w:pPr>
@@ -9395,7 +9936,7 @@
         <w:tc>
           <w:tcPr>
             <w:tcW w:type="dxa" w:w="1814"/>
-            <w:shd w:val="clear" w:color="auto" w:fill="EAF0F6"/>
+            <w:shd w:val="clear" w:color="auto" w:fill="EEF3F6"/>
           </w:tcPr>
           <w:p>
             <w:pPr>
@@ -9412,7 +9953,7 @@
         <w:tc>
           <w:tcPr>
             <w:tcW w:type="dxa" w:w="3061"/>
-            <w:shd w:val="clear" w:color="auto" w:fill="EAF0F6"/>
+            <w:shd w:val="clear" w:color="auto" w:fill="EEF3F6"/>
           </w:tcPr>
           <w:p>
             <w:pPr>
@@ -9429,7 +9970,7 @@
         <w:tc>
           <w:tcPr>
             <w:tcW w:type="dxa" w:w="2948"/>
-            <w:shd w:val="clear" w:color="auto" w:fill="EAF0F6"/>
+            <w:shd w:val="clear" w:color="auto" w:fill="EEF3F6"/>
           </w:tcPr>
           <w:p>
             <w:pPr>
@@ -9446,7 +9987,7 @@
         <w:tc>
           <w:tcPr>
             <w:tcW w:type="dxa" w:w="1077"/>
-            <w:shd w:val="clear" w:color="auto" w:fill="EAF0F6"/>
+            <w:shd w:val="clear" w:color="auto" w:fill="EEF3F6"/>
           </w:tcPr>
           <w:p>
             <w:pPr>
@@ -9462,6 +10003,9 @@
         </w:tc>
       </w:tr>
       <w:tr>
+        <w:trPr>
+          <w:cantSplit w:val="true"/>
+        </w:trPr>
         <w:tc>
           <w:tcPr>
             <w:tcW w:type="dxa" w:w="1134"/>
@@ -9545,10 +10089,13 @@
         </w:tc>
       </w:tr>
       <w:tr>
+        <w:trPr>
+          <w:cantSplit w:val="true"/>
+        </w:trPr>
         <w:tc>
           <w:tcPr>
             <w:tcW w:type="dxa" w:w="1134"/>
-            <w:shd w:val="clear" w:color="auto" w:fill="EAF0F6"/>
+            <w:shd w:val="clear" w:color="auto" w:fill="EEF3F6"/>
           </w:tcPr>
           <w:p>
             <w:pPr>
@@ -9566,7 +10113,7 @@
         <w:tc>
           <w:tcPr>
             <w:tcW w:type="dxa" w:w="1814"/>
-            <w:shd w:val="clear" w:color="auto" w:fill="EAF0F6"/>
+            <w:shd w:val="clear" w:color="auto" w:fill="EEF3F6"/>
           </w:tcPr>
           <w:p>
             <w:pPr>
@@ -9583,7 +10130,7 @@
         <w:tc>
           <w:tcPr>
             <w:tcW w:type="dxa" w:w="3061"/>
-            <w:shd w:val="clear" w:color="auto" w:fill="EAF0F6"/>
+            <w:shd w:val="clear" w:color="auto" w:fill="EEF3F6"/>
           </w:tcPr>
           <w:p>
             <w:pPr>
@@ -9600,7 +10147,7 @@
         <w:tc>
           <w:tcPr>
             <w:tcW w:type="dxa" w:w="2948"/>
-            <w:shd w:val="clear" w:color="auto" w:fill="EAF0F6"/>
+            <w:shd w:val="clear" w:color="auto" w:fill="EEF3F6"/>
           </w:tcPr>
           <w:p>
             <w:pPr>
@@ -9617,7 +10164,7 @@
         <w:tc>
           <w:tcPr>
             <w:tcW w:type="dxa" w:w="1077"/>
-            <w:shd w:val="clear" w:color="auto" w:fill="EAF0F6"/>
+            <w:shd w:val="clear" w:color="auto" w:fill="EEF3F6"/>
           </w:tcPr>
           <w:p>
             <w:pPr>
@@ -9633,6 +10180,9 @@
         </w:tc>
       </w:tr>
       <w:tr>
+        <w:trPr>
+          <w:cantSplit w:val="true"/>
+        </w:trPr>
         <w:tc>
           <w:tcPr>
             <w:tcW w:type="dxa" w:w="1134"/>
@@ -9716,10 +10266,13 @@
         </w:tc>
       </w:tr>
       <w:tr>
+        <w:trPr>
+          <w:cantSplit w:val="true"/>
+        </w:trPr>
         <w:tc>
           <w:tcPr>
             <w:tcW w:type="dxa" w:w="1134"/>
-            <w:shd w:val="clear" w:color="auto" w:fill="EAF0F6"/>
+            <w:shd w:val="clear" w:color="auto" w:fill="EEF3F6"/>
           </w:tcPr>
           <w:p>
             <w:pPr>
@@ -9737,7 +10290,7 @@
         <w:tc>
           <w:tcPr>
             <w:tcW w:type="dxa" w:w="1814"/>
-            <w:shd w:val="clear" w:color="auto" w:fill="EAF0F6"/>
+            <w:shd w:val="clear" w:color="auto" w:fill="EEF3F6"/>
           </w:tcPr>
           <w:p>
             <w:pPr>
@@ -9754,7 +10307,7 @@
         <w:tc>
           <w:tcPr>
             <w:tcW w:type="dxa" w:w="3061"/>
-            <w:shd w:val="clear" w:color="auto" w:fill="EAF0F6"/>
+            <w:shd w:val="clear" w:color="auto" w:fill="EEF3F6"/>
           </w:tcPr>
           <w:p>
             <w:pPr>
@@ -9771,7 +10324,7 @@
         <w:tc>
           <w:tcPr>
             <w:tcW w:type="dxa" w:w="2948"/>
-            <w:shd w:val="clear" w:color="auto" w:fill="EAF0F6"/>
+            <w:shd w:val="clear" w:color="auto" w:fill="EEF3F6"/>
           </w:tcPr>
           <w:p>
             <w:pPr>
@@ -9788,7 +10341,7 @@
         <w:tc>
           <w:tcPr>
             <w:tcW w:type="dxa" w:w="1077"/>
-            <w:shd w:val="clear" w:color="auto" w:fill="EAF0F6"/>
+            <w:shd w:val="clear" w:color="auto" w:fill="EEF3F6"/>
           </w:tcPr>
           <w:p>
             <w:pPr>
@@ -9804,6 +10357,9 @@
         </w:tc>
       </w:tr>
       <w:tr>
+        <w:trPr>
+          <w:cantSplit w:val="true"/>
+        </w:trPr>
         <w:tc>
           <w:tcPr>
             <w:tcW w:type="dxa" w:w="1134"/>
@@ -9887,10 +10443,13 @@
         </w:tc>
       </w:tr>
       <w:tr>
+        <w:trPr>
+          <w:cantSplit w:val="true"/>
+        </w:trPr>
         <w:tc>
           <w:tcPr>
             <w:tcW w:type="dxa" w:w="1134"/>
-            <w:shd w:val="clear" w:color="auto" w:fill="EAF0F6"/>
+            <w:shd w:val="clear" w:color="auto" w:fill="EEF3F6"/>
           </w:tcPr>
           <w:p>
             <w:pPr>
@@ -9908,7 +10467,7 @@
         <w:tc>
           <w:tcPr>
             <w:tcW w:type="dxa" w:w="1814"/>
-            <w:shd w:val="clear" w:color="auto" w:fill="EAF0F6"/>
+            <w:shd w:val="clear" w:color="auto" w:fill="EEF3F6"/>
           </w:tcPr>
           <w:p>
             <w:pPr>
@@ -9925,7 +10484,7 @@
         <w:tc>
           <w:tcPr>
             <w:tcW w:type="dxa" w:w="3061"/>
-            <w:shd w:val="clear" w:color="auto" w:fill="EAF0F6"/>
+            <w:shd w:val="clear" w:color="auto" w:fill="EEF3F6"/>
           </w:tcPr>
           <w:p>
             <w:pPr>
@@ -9942,7 +10501,7 @@
         <w:tc>
           <w:tcPr>
             <w:tcW w:type="dxa" w:w="2948"/>
-            <w:shd w:val="clear" w:color="auto" w:fill="EAF0F6"/>
+            <w:shd w:val="clear" w:color="auto" w:fill="EEF3F6"/>
           </w:tcPr>
           <w:p>
             <w:pPr>
@@ -9959,7 +10518,7 @@
         <w:tc>
           <w:tcPr>
             <w:tcW w:type="dxa" w:w="1077"/>
-            <w:shd w:val="clear" w:color="auto" w:fill="EAF0F6"/>
+            <w:shd w:val="clear" w:color="auto" w:fill="EEF3F6"/>
           </w:tcPr>
           <w:p>
             <w:pPr>
@@ -9975,6 +10534,9 @@
         </w:tc>
       </w:tr>
       <w:tr>
+        <w:trPr>
+          <w:cantSplit w:val="true"/>
+        </w:trPr>
         <w:tc>
           <w:tcPr>
             <w:tcW w:type="dxa" w:w="1134"/>
@@ -10058,10 +10620,13 @@
         </w:tc>
       </w:tr>
       <w:tr>
+        <w:trPr>
+          <w:cantSplit w:val="true"/>
+        </w:trPr>
         <w:tc>
           <w:tcPr>
             <w:tcW w:type="dxa" w:w="1134"/>
-            <w:shd w:val="clear" w:color="auto" w:fill="EAF0F6"/>
+            <w:shd w:val="clear" w:color="auto" w:fill="EEF3F6"/>
           </w:tcPr>
           <w:p>
             <w:pPr>
@@ -10079,7 +10644,7 @@
         <w:tc>
           <w:tcPr>
             <w:tcW w:type="dxa" w:w="1814"/>
-            <w:shd w:val="clear" w:color="auto" w:fill="EAF0F6"/>
+            <w:shd w:val="clear" w:color="auto" w:fill="EEF3F6"/>
           </w:tcPr>
           <w:p>
             <w:pPr>
@@ -10096,7 +10661,7 @@
         <w:tc>
           <w:tcPr>
             <w:tcW w:type="dxa" w:w="3061"/>
-            <w:shd w:val="clear" w:color="auto" w:fill="EAF0F6"/>
+            <w:shd w:val="clear" w:color="auto" w:fill="EEF3F6"/>
           </w:tcPr>
           <w:p>
             <w:pPr>
@@ -10113,7 +10678,7 @@
         <w:tc>
           <w:tcPr>
             <w:tcW w:type="dxa" w:w="2948"/>
-            <w:shd w:val="clear" w:color="auto" w:fill="EAF0F6"/>
+            <w:shd w:val="clear" w:color="auto" w:fill="EEF3F6"/>
           </w:tcPr>
           <w:p>
             <w:pPr>
@@ -10130,7 +10695,7 @@
         <w:tc>
           <w:tcPr>
             <w:tcW w:type="dxa" w:w="1077"/>
-            <w:shd w:val="clear" w:color="auto" w:fill="EAF0F6"/>
+            <w:shd w:val="clear" w:color="auto" w:fill="EEF3F6"/>
           </w:tcPr>
           <w:p>
             <w:pPr>
@@ -10146,6 +10711,9 @@
         </w:tc>
       </w:tr>
       <w:tr>
+        <w:trPr>
+          <w:cantSplit w:val="true"/>
+        </w:trPr>
         <w:tc>
           <w:tcPr>
             <w:tcW w:type="dxa" w:w="1134"/>
@@ -10229,10 +10797,13 @@
         </w:tc>
       </w:tr>
       <w:tr>
+        <w:trPr>
+          <w:cantSplit w:val="true"/>
+        </w:trPr>
         <w:tc>
           <w:tcPr>
             <w:tcW w:type="dxa" w:w="1134"/>
-            <w:shd w:val="clear" w:color="auto" w:fill="EAF0F6"/>
+            <w:shd w:val="clear" w:color="auto" w:fill="EEF3F6"/>
           </w:tcPr>
           <w:p>
             <w:pPr>
@@ -10250,7 +10821,7 @@
         <w:tc>
           <w:tcPr>
             <w:tcW w:type="dxa" w:w="1814"/>
-            <w:shd w:val="clear" w:color="auto" w:fill="EAF0F6"/>
+            <w:shd w:val="clear" w:color="auto" w:fill="EEF3F6"/>
           </w:tcPr>
           <w:p>
             <w:pPr>
@@ -10267,7 +10838,7 @@
         <w:tc>
           <w:tcPr>
             <w:tcW w:type="dxa" w:w="3061"/>
-            <w:shd w:val="clear" w:color="auto" w:fill="EAF0F6"/>
+            <w:shd w:val="clear" w:color="auto" w:fill="EEF3F6"/>
           </w:tcPr>
           <w:p>
             <w:pPr>
@@ -10284,7 +10855,7 @@
         <w:tc>
           <w:tcPr>
             <w:tcW w:type="dxa" w:w="2948"/>
-            <w:shd w:val="clear" w:color="auto" w:fill="EAF0F6"/>
+            <w:shd w:val="clear" w:color="auto" w:fill="EEF3F6"/>
           </w:tcPr>
           <w:p>
             <w:pPr>
@@ -10301,7 +10872,7 @@
         <w:tc>
           <w:tcPr>
             <w:tcW w:type="dxa" w:w="1077"/>
-            <w:shd w:val="clear" w:color="auto" w:fill="EAF0F6"/>
+            <w:shd w:val="clear" w:color="auto" w:fill="EEF3F6"/>
           </w:tcPr>
           <w:p>
             <w:pPr>
@@ -10359,14 +10930,16 @@
       <w:tr>
         <w:trPr>
           <w:tblHeader w:val="true"/>
+          <w:cantSplit w:val="true"/>
         </w:trPr>
         <w:tc>
           <w:tcPr>
             <w:tcW w:type="dxa" w:w="1134"/>
-            <w:shd w:val="clear" w:color="auto" w:fill="1F3B63"/>
-          </w:tcPr>
-          <w:p>
-            <w:pPr>
+            <w:shd w:val="clear" w:color="auto" w:fill="0B4660"/>
+          </w:tcPr>
+          <w:p>
+            <w:pPr>
+              <w:keepNext/>
               <w:spacing w:before="40" w:after="40"/>
             </w:pPr>
             <w:r>
@@ -10382,10 +10955,11 @@
         <w:tc>
           <w:tcPr>
             <w:tcW w:type="dxa" w:w="1814"/>
-            <w:shd w:val="clear" w:color="auto" w:fill="1F3B63"/>
-          </w:tcPr>
-          <w:p>
-            <w:pPr>
+            <w:shd w:val="clear" w:color="auto" w:fill="0B4660"/>
+          </w:tcPr>
+          <w:p>
+            <w:pPr>
+              <w:keepNext/>
               <w:spacing w:before="40" w:after="40"/>
             </w:pPr>
             <w:r>
@@ -10401,10 +10975,11 @@
         <w:tc>
           <w:tcPr>
             <w:tcW w:type="dxa" w:w="3061"/>
-            <w:shd w:val="clear" w:color="auto" w:fill="1F3B63"/>
-          </w:tcPr>
-          <w:p>
-            <w:pPr>
+            <w:shd w:val="clear" w:color="auto" w:fill="0B4660"/>
+          </w:tcPr>
+          <w:p>
+            <w:pPr>
+              <w:keepNext/>
               <w:spacing w:before="40" w:after="40"/>
             </w:pPr>
             <w:r>
@@ -10420,10 +10995,11 @@
         <w:tc>
           <w:tcPr>
             <w:tcW w:type="dxa" w:w="2948"/>
-            <w:shd w:val="clear" w:color="auto" w:fill="1F3B63"/>
-          </w:tcPr>
-          <w:p>
-            <w:pPr>
+            <w:shd w:val="clear" w:color="auto" w:fill="0B4660"/>
+          </w:tcPr>
+          <w:p>
+            <w:pPr>
+              <w:keepNext/>
               <w:spacing w:before="40" w:after="40"/>
             </w:pPr>
             <w:r>
@@ -10439,10 +11015,11 @@
         <w:tc>
           <w:tcPr>
             <w:tcW w:type="dxa" w:w="1077"/>
-            <w:shd w:val="clear" w:color="auto" w:fill="1F3B63"/>
-          </w:tcPr>
-          <w:p>
-            <w:pPr>
+            <w:shd w:val="clear" w:color="auto" w:fill="0B4660"/>
+          </w:tcPr>
+          <w:p>
+            <w:pPr>
+              <w:keepNext/>
               <w:spacing w:before="40" w:after="40"/>
             </w:pPr>
             <w:r>
@@ -10457,6 +11034,9 @@
         </w:tc>
       </w:tr>
       <w:tr>
+        <w:trPr>
+          <w:cantSplit w:val="true"/>
+        </w:trPr>
         <w:tc>
           <w:tcPr>
             <w:tcW w:type="dxa" w:w="1134"/>
@@ -10540,10 +11120,13 @@
         </w:tc>
       </w:tr>
       <w:tr>
+        <w:trPr>
+          <w:cantSplit w:val="true"/>
+        </w:trPr>
         <w:tc>
           <w:tcPr>
             <w:tcW w:type="dxa" w:w="1134"/>
-            <w:shd w:val="clear" w:color="auto" w:fill="EAF0F6"/>
+            <w:shd w:val="clear" w:color="auto" w:fill="EEF3F6"/>
           </w:tcPr>
           <w:p>
             <w:pPr>
@@ -10561,7 +11144,7 @@
         <w:tc>
           <w:tcPr>
             <w:tcW w:type="dxa" w:w="1814"/>
-            <w:shd w:val="clear" w:color="auto" w:fill="EAF0F6"/>
+            <w:shd w:val="clear" w:color="auto" w:fill="EEF3F6"/>
           </w:tcPr>
           <w:p>
             <w:pPr>
@@ -10578,7 +11161,7 @@
         <w:tc>
           <w:tcPr>
             <w:tcW w:type="dxa" w:w="3061"/>
-            <w:shd w:val="clear" w:color="auto" w:fill="EAF0F6"/>
+            <w:shd w:val="clear" w:color="auto" w:fill="EEF3F6"/>
           </w:tcPr>
           <w:p>
             <w:pPr>
@@ -10595,7 +11178,7 @@
         <w:tc>
           <w:tcPr>
             <w:tcW w:type="dxa" w:w="2948"/>
-            <w:shd w:val="clear" w:color="auto" w:fill="EAF0F6"/>
+            <w:shd w:val="clear" w:color="auto" w:fill="EEF3F6"/>
           </w:tcPr>
           <w:p>
             <w:pPr>
@@ -10612,7 +11195,7 @@
         <w:tc>
           <w:tcPr>
             <w:tcW w:type="dxa" w:w="1077"/>
-            <w:shd w:val="clear" w:color="auto" w:fill="EAF0F6"/>
+            <w:shd w:val="clear" w:color="auto" w:fill="EEF3F6"/>
           </w:tcPr>
           <w:p>
             <w:pPr>
@@ -10628,6 +11211,9 @@
         </w:tc>
       </w:tr>
       <w:tr>
+        <w:trPr>
+          <w:cantSplit w:val="true"/>
+        </w:trPr>
         <w:tc>
           <w:tcPr>
             <w:tcW w:type="dxa" w:w="1134"/>
@@ -10711,10 +11297,13 @@
         </w:tc>
       </w:tr>
       <w:tr>
+        <w:trPr>
+          <w:cantSplit w:val="true"/>
+        </w:trPr>
         <w:tc>
           <w:tcPr>
             <w:tcW w:type="dxa" w:w="1134"/>
-            <w:shd w:val="clear" w:color="auto" w:fill="EAF0F6"/>
+            <w:shd w:val="clear" w:color="auto" w:fill="EEF3F6"/>
           </w:tcPr>
           <w:p>
             <w:pPr>
@@ -10732,7 +11321,7 @@
         <w:tc>
           <w:tcPr>
             <w:tcW w:type="dxa" w:w="1814"/>
-            <w:shd w:val="clear" w:color="auto" w:fill="EAF0F6"/>
+            <w:shd w:val="clear" w:color="auto" w:fill="EEF3F6"/>
           </w:tcPr>
           <w:p>
             <w:pPr>
@@ -10749,7 +11338,7 @@
         <w:tc>
           <w:tcPr>
             <w:tcW w:type="dxa" w:w="3061"/>
-            <w:shd w:val="clear" w:color="auto" w:fill="EAF0F6"/>
+            <w:shd w:val="clear" w:color="auto" w:fill="EEF3F6"/>
           </w:tcPr>
           <w:p>
             <w:pPr>
@@ -10766,7 +11355,7 @@
         <w:tc>
           <w:tcPr>
             <w:tcW w:type="dxa" w:w="2948"/>
-            <w:shd w:val="clear" w:color="auto" w:fill="EAF0F6"/>
+            <w:shd w:val="clear" w:color="auto" w:fill="EEF3F6"/>
           </w:tcPr>
           <w:p>
             <w:pPr>
@@ -10783,7 +11372,7 @@
         <w:tc>
           <w:tcPr>
             <w:tcW w:type="dxa" w:w="1077"/>
-            <w:shd w:val="clear" w:color="auto" w:fill="EAF0F6"/>
+            <w:shd w:val="clear" w:color="auto" w:fill="EEF3F6"/>
           </w:tcPr>
           <w:p>
             <w:pPr>
@@ -10799,6 +11388,9 @@
         </w:tc>
       </w:tr>
       <w:tr>
+        <w:trPr>
+          <w:cantSplit w:val="true"/>
+        </w:trPr>
         <w:tc>
           <w:tcPr>
             <w:tcW w:type="dxa" w:w="1134"/>
@@ -10882,10 +11474,13 @@
         </w:tc>
       </w:tr>
       <w:tr>
+        <w:trPr>
+          <w:cantSplit w:val="true"/>
+        </w:trPr>
         <w:tc>
           <w:tcPr>
             <w:tcW w:type="dxa" w:w="1134"/>
-            <w:shd w:val="clear" w:color="auto" w:fill="EAF0F6"/>
+            <w:shd w:val="clear" w:color="auto" w:fill="EEF3F6"/>
           </w:tcPr>
           <w:p>
             <w:pPr>
@@ -10903,7 +11498,7 @@
         <w:tc>
           <w:tcPr>
             <w:tcW w:type="dxa" w:w="1814"/>
-            <w:shd w:val="clear" w:color="auto" w:fill="EAF0F6"/>
+            <w:shd w:val="clear" w:color="auto" w:fill="EEF3F6"/>
           </w:tcPr>
           <w:p>
             <w:pPr>
@@ -10920,7 +11515,7 @@
         <w:tc>
           <w:tcPr>
             <w:tcW w:type="dxa" w:w="3061"/>
-            <w:shd w:val="clear" w:color="auto" w:fill="EAF0F6"/>
+            <w:shd w:val="clear" w:color="auto" w:fill="EEF3F6"/>
           </w:tcPr>
           <w:p>
             <w:pPr>
@@ -10937,7 +11532,7 @@
         <w:tc>
           <w:tcPr>
             <w:tcW w:type="dxa" w:w="2948"/>
-            <w:shd w:val="clear" w:color="auto" w:fill="EAF0F6"/>
+            <w:shd w:val="clear" w:color="auto" w:fill="EEF3F6"/>
           </w:tcPr>
           <w:p>
             <w:pPr>
@@ -10954,7 +11549,7 @@
         <w:tc>
           <w:tcPr>
             <w:tcW w:type="dxa" w:w="1077"/>
-            <w:shd w:val="clear" w:color="auto" w:fill="EAF0F6"/>
+            <w:shd w:val="clear" w:color="auto" w:fill="EEF3F6"/>
           </w:tcPr>
           <w:p>
             <w:pPr>
@@ -10970,6 +11565,9 @@
         </w:tc>
       </w:tr>
       <w:tr>
+        <w:trPr>
+          <w:cantSplit w:val="true"/>
+        </w:trPr>
         <w:tc>
           <w:tcPr>
             <w:tcW w:type="dxa" w:w="1134"/>
@@ -11053,10 +11651,13 @@
         </w:tc>
       </w:tr>
       <w:tr>
+        <w:trPr>
+          <w:cantSplit w:val="true"/>
+        </w:trPr>
         <w:tc>
           <w:tcPr>
             <w:tcW w:type="dxa" w:w="1134"/>
-            <w:shd w:val="clear" w:color="auto" w:fill="EAF0F6"/>
+            <w:shd w:val="clear" w:color="auto" w:fill="EEF3F6"/>
           </w:tcPr>
           <w:p>
             <w:pPr>
@@ -11074,7 +11675,7 @@
         <w:tc>
           <w:tcPr>
             <w:tcW w:type="dxa" w:w="1814"/>
-            <w:shd w:val="clear" w:color="auto" w:fill="EAF0F6"/>
+            <w:shd w:val="clear" w:color="auto" w:fill="EEF3F6"/>
           </w:tcPr>
           <w:p>
             <w:pPr>
@@ -11091,7 +11692,7 @@
         <w:tc>
           <w:tcPr>
             <w:tcW w:type="dxa" w:w="3061"/>
-            <w:shd w:val="clear" w:color="auto" w:fill="EAF0F6"/>
+            <w:shd w:val="clear" w:color="auto" w:fill="EEF3F6"/>
           </w:tcPr>
           <w:p>
             <w:pPr>
@@ -11108,7 +11709,7 @@
         <w:tc>
           <w:tcPr>
             <w:tcW w:type="dxa" w:w="2948"/>
-            <w:shd w:val="clear" w:color="auto" w:fill="EAF0F6"/>
+            <w:shd w:val="clear" w:color="auto" w:fill="EEF3F6"/>
           </w:tcPr>
           <w:p>
             <w:pPr>
@@ -11125,7 +11726,7 @@
         <w:tc>
           <w:tcPr>
             <w:tcW w:type="dxa" w:w="1077"/>
-            <w:shd w:val="clear" w:color="auto" w:fill="EAF0F6"/>
+            <w:shd w:val="clear" w:color="auto" w:fill="EEF3F6"/>
           </w:tcPr>
           <w:p>
             <w:pPr>
@@ -11141,6 +11742,9 @@
         </w:tc>
       </w:tr>
       <w:tr>
+        <w:trPr>
+          <w:cantSplit w:val="true"/>
+        </w:trPr>
         <w:tc>
           <w:tcPr>
             <w:tcW w:type="dxa" w:w="1134"/>
@@ -11266,14 +11870,16 @@
       <w:tr>
         <w:trPr>
           <w:tblHeader w:val="true"/>
+          <w:cantSplit w:val="true"/>
         </w:trPr>
         <w:tc>
           <w:tcPr>
             <w:tcW w:type="dxa" w:w="1134"/>
-            <w:shd w:val="clear" w:color="auto" w:fill="1F3B63"/>
-          </w:tcPr>
-          <w:p>
-            <w:pPr>
+            <w:shd w:val="clear" w:color="auto" w:fill="0B4660"/>
+          </w:tcPr>
+          <w:p>
+            <w:pPr>
+              <w:keepNext/>
               <w:spacing w:before="40" w:after="40"/>
             </w:pPr>
             <w:r>
@@ -11289,10 +11895,11 @@
         <w:tc>
           <w:tcPr>
             <w:tcW w:type="dxa" w:w="1814"/>
-            <w:shd w:val="clear" w:color="auto" w:fill="1F3B63"/>
-          </w:tcPr>
-          <w:p>
-            <w:pPr>
+            <w:shd w:val="clear" w:color="auto" w:fill="0B4660"/>
+          </w:tcPr>
+          <w:p>
+            <w:pPr>
+              <w:keepNext/>
               <w:spacing w:before="40" w:after="40"/>
             </w:pPr>
             <w:r>
@@ -11308,10 +11915,11 @@
         <w:tc>
           <w:tcPr>
             <w:tcW w:type="dxa" w:w="3061"/>
-            <w:shd w:val="clear" w:color="auto" w:fill="1F3B63"/>
-          </w:tcPr>
-          <w:p>
-            <w:pPr>
+            <w:shd w:val="clear" w:color="auto" w:fill="0B4660"/>
+          </w:tcPr>
+          <w:p>
+            <w:pPr>
+              <w:keepNext/>
               <w:spacing w:before="40" w:after="40"/>
             </w:pPr>
             <w:r>
@@ -11327,10 +11935,11 @@
         <w:tc>
           <w:tcPr>
             <w:tcW w:type="dxa" w:w="2948"/>
-            <w:shd w:val="clear" w:color="auto" w:fill="1F3B63"/>
-          </w:tcPr>
-          <w:p>
-            <w:pPr>
+            <w:shd w:val="clear" w:color="auto" w:fill="0B4660"/>
+          </w:tcPr>
+          <w:p>
+            <w:pPr>
+              <w:keepNext/>
               <w:spacing w:before="40" w:after="40"/>
             </w:pPr>
             <w:r>
@@ -11346,10 +11955,11 @@
         <w:tc>
           <w:tcPr>
             <w:tcW w:type="dxa" w:w="1077"/>
-            <w:shd w:val="clear" w:color="auto" w:fill="1F3B63"/>
-          </w:tcPr>
-          <w:p>
-            <w:pPr>
+            <w:shd w:val="clear" w:color="auto" w:fill="0B4660"/>
+          </w:tcPr>
+          <w:p>
+            <w:pPr>
+              <w:keepNext/>
               <w:spacing w:before="40" w:after="40"/>
             </w:pPr>
             <w:r>
@@ -11364,6 +11974,9 @@
         </w:tc>
       </w:tr>
       <w:tr>
+        <w:trPr>
+          <w:cantSplit w:val="true"/>
+        </w:trPr>
         <w:tc>
           <w:tcPr>
             <w:tcW w:type="dxa" w:w="1134"/>
@@ -11447,10 +12060,13 @@
         </w:tc>
       </w:tr>
       <w:tr>
+        <w:trPr>
+          <w:cantSplit w:val="true"/>
+        </w:trPr>
         <w:tc>
           <w:tcPr>
             <w:tcW w:type="dxa" w:w="1134"/>
-            <w:shd w:val="clear" w:color="auto" w:fill="EAF0F6"/>
+            <w:shd w:val="clear" w:color="auto" w:fill="EEF3F6"/>
           </w:tcPr>
           <w:p>
             <w:pPr>
@@ -11468,7 +12084,7 @@
         <w:tc>
           <w:tcPr>
             <w:tcW w:type="dxa" w:w="1814"/>
-            <w:shd w:val="clear" w:color="auto" w:fill="EAF0F6"/>
+            <w:shd w:val="clear" w:color="auto" w:fill="EEF3F6"/>
           </w:tcPr>
           <w:p>
             <w:pPr>
@@ -11485,7 +12101,7 @@
         <w:tc>
           <w:tcPr>
             <w:tcW w:type="dxa" w:w="3061"/>
-            <w:shd w:val="clear" w:color="auto" w:fill="EAF0F6"/>
+            <w:shd w:val="clear" w:color="auto" w:fill="EEF3F6"/>
           </w:tcPr>
           <w:p>
             <w:pPr>
@@ -11502,7 +12118,7 @@
         <w:tc>
           <w:tcPr>
             <w:tcW w:type="dxa" w:w="2948"/>
-            <w:shd w:val="clear" w:color="auto" w:fill="EAF0F6"/>
+            <w:shd w:val="clear" w:color="auto" w:fill="EEF3F6"/>
           </w:tcPr>
           <w:p>
             <w:pPr>
@@ -11519,7 +12135,7 @@
         <w:tc>
           <w:tcPr>
             <w:tcW w:type="dxa" w:w="1077"/>
-            <w:shd w:val="clear" w:color="auto" w:fill="EAF0F6"/>
+            <w:shd w:val="clear" w:color="auto" w:fill="EEF3F6"/>
           </w:tcPr>
           <w:p>
             <w:pPr>
@@ -11535,6 +12151,9 @@
         </w:tc>
       </w:tr>
       <w:tr>
+        <w:trPr>
+          <w:cantSplit w:val="true"/>
+        </w:trPr>
         <w:tc>
           <w:tcPr>
             <w:tcW w:type="dxa" w:w="1134"/>
@@ -11618,10 +12237,13 @@
         </w:tc>
       </w:tr>
       <w:tr>
+        <w:trPr>
+          <w:cantSplit w:val="true"/>
+        </w:trPr>
         <w:tc>
           <w:tcPr>
             <w:tcW w:type="dxa" w:w="1134"/>
-            <w:shd w:val="clear" w:color="auto" w:fill="EAF0F6"/>
+            <w:shd w:val="clear" w:color="auto" w:fill="EEF3F6"/>
           </w:tcPr>
           <w:p>
             <w:pPr>
@@ -11639,7 +12261,7 @@
         <w:tc>
           <w:tcPr>
             <w:tcW w:type="dxa" w:w="1814"/>
-            <w:shd w:val="clear" w:color="auto" w:fill="EAF0F6"/>
+            <w:shd w:val="clear" w:color="auto" w:fill="EEF3F6"/>
           </w:tcPr>
           <w:p>
             <w:pPr>
@@ -11656,7 +12278,7 @@
         <w:tc>
           <w:tcPr>
             <w:tcW w:type="dxa" w:w="3061"/>
-            <w:shd w:val="clear" w:color="auto" w:fill="EAF0F6"/>
+            <w:shd w:val="clear" w:color="auto" w:fill="EEF3F6"/>
           </w:tcPr>
           <w:p>
             <w:pPr>
@@ -11673,7 +12295,7 @@
         <w:tc>
           <w:tcPr>
             <w:tcW w:type="dxa" w:w="2948"/>
-            <w:shd w:val="clear" w:color="auto" w:fill="EAF0F6"/>
+            <w:shd w:val="clear" w:color="auto" w:fill="EEF3F6"/>
           </w:tcPr>
           <w:p>
             <w:pPr>
@@ -11690,7 +12312,7 @@
         <w:tc>
           <w:tcPr>
             <w:tcW w:type="dxa" w:w="1077"/>
-            <w:shd w:val="clear" w:color="auto" w:fill="EAF0F6"/>
+            <w:shd w:val="clear" w:color="auto" w:fill="EEF3F6"/>
           </w:tcPr>
           <w:p>
             <w:pPr>
@@ -11706,6 +12328,9 @@
         </w:tc>
       </w:tr>
       <w:tr>
+        <w:trPr>
+          <w:cantSplit w:val="true"/>
+        </w:trPr>
         <w:tc>
           <w:tcPr>
             <w:tcW w:type="dxa" w:w="1134"/>
@@ -11789,10 +12414,13 @@
         </w:tc>
       </w:tr>
       <w:tr>
+        <w:trPr>
+          <w:cantSplit w:val="true"/>
+        </w:trPr>
         <w:tc>
           <w:tcPr>
             <w:tcW w:type="dxa" w:w="1134"/>
-            <w:shd w:val="clear" w:color="auto" w:fill="EAF0F6"/>
+            <w:shd w:val="clear" w:color="auto" w:fill="EEF3F6"/>
           </w:tcPr>
           <w:p>
             <w:pPr>
@@ -11810,7 +12438,7 @@
         <w:tc>
           <w:tcPr>
             <w:tcW w:type="dxa" w:w="1814"/>
-            <w:shd w:val="clear" w:color="auto" w:fill="EAF0F6"/>
+            <w:shd w:val="clear" w:color="auto" w:fill="EEF3F6"/>
           </w:tcPr>
           <w:p>
             <w:pPr>
@@ -11827,7 +12455,7 @@
         <w:tc>
           <w:tcPr>
             <w:tcW w:type="dxa" w:w="3061"/>
-            <w:shd w:val="clear" w:color="auto" w:fill="EAF0F6"/>
+            <w:shd w:val="clear" w:color="auto" w:fill="EEF3F6"/>
           </w:tcPr>
           <w:p>
             <w:pPr>
@@ -11844,7 +12472,7 @@
         <w:tc>
           <w:tcPr>
             <w:tcW w:type="dxa" w:w="2948"/>
-            <w:shd w:val="clear" w:color="auto" w:fill="EAF0F6"/>
+            <w:shd w:val="clear" w:color="auto" w:fill="EEF3F6"/>
           </w:tcPr>
           <w:p>
             <w:pPr>
@@ -11861,7 +12489,7 @@
         <w:tc>
           <w:tcPr>
             <w:tcW w:type="dxa" w:w="1077"/>
-            <w:shd w:val="clear" w:color="auto" w:fill="EAF0F6"/>
+            <w:shd w:val="clear" w:color="auto" w:fill="EEF3F6"/>
           </w:tcPr>
           <w:p>
             <w:pPr>
@@ -11877,6 +12505,9 @@
         </w:tc>
       </w:tr>
       <w:tr>
+        <w:trPr>
+          <w:cantSplit w:val="true"/>
+        </w:trPr>
         <w:tc>
           <w:tcPr>
             <w:tcW w:type="dxa" w:w="1134"/>
@@ -12002,14 +12633,16 @@
       <w:tr>
         <w:trPr>
           <w:tblHeader w:val="true"/>
+          <w:cantSplit w:val="true"/>
         </w:trPr>
         <w:tc>
           <w:tcPr>
             <w:tcW w:type="dxa" w:w="1134"/>
-            <w:shd w:val="clear" w:color="auto" w:fill="1F3B63"/>
-          </w:tcPr>
-          <w:p>
-            <w:pPr>
+            <w:shd w:val="clear" w:color="auto" w:fill="0B4660"/>
+          </w:tcPr>
+          <w:p>
+            <w:pPr>
+              <w:keepNext/>
               <w:spacing w:before="40" w:after="40"/>
             </w:pPr>
             <w:r>
@@ -12025,10 +12658,11 @@
         <w:tc>
           <w:tcPr>
             <w:tcW w:type="dxa" w:w="1814"/>
-            <w:shd w:val="clear" w:color="auto" w:fill="1F3B63"/>
-          </w:tcPr>
-          <w:p>
-            <w:pPr>
+            <w:shd w:val="clear" w:color="auto" w:fill="0B4660"/>
+          </w:tcPr>
+          <w:p>
+            <w:pPr>
+              <w:keepNext/>
               <w:spacing w:before="40" w:after="40"/>
             </w:pPr>
             <w:r>
@@ -12044,10 +12678,11 @@
         <w:tc>
           <w:tcPr>
             <w:tcW w:type="dxa" w:w="3061"/>
-            <w:shd w:val="clear" w:color="auto" w:fill="1F3B63"/>
-          </w:tcPr>
-          <w:p>
-            <w:pPr>
+            <w:shd w:val="clear" w:color="auto" w:fill="0B4660"/>
+          </w:tcPr>
+          <w:p>
+            <w:pPr>
+              <w:keepNext/>
               <w:spacing w:before="40" w:after="40"/>
             </w:pPr>
             <w:r>
@@ -12063,10 +12698,11 @@
         <w:tc>
           <w:tcPr>
             <w:tcW w:type="dxa" w:w="2948"/>
-            <w:shd w:val="clear" w:color="auto" w:fill="1F3B63"/>
-          </w:tcPr>
-          <w:p>
-            <w:pPr>
+            <w:shd w:val="clear" w:color="auto" w:fill="0B4660"/>
+          </w:tcPr>
+          <w:p>
+            <w:pPr>
+              <w:keepNext/>
               <w:spacing w:before="40" w:after="40"/>
             </w:pPr>
             <w:r>
@@ -12082,10 +12718,11 @@
         <w:tc>
           <w:tcPr>
             <w:tcW w:type="dxa" w:w="1077"/>
-            <w:shd w:val="clear" w:color="auto" w:fill="1F3B63"/>
-          </w:tcPr>
-          <w:p>
-            <w:pPr>
+            <w:shd w:val="clear" w:color="auto" w:fill="0B4660"/>
+          </w:tcPr>
+          <w:p>
+            <w:pPr>
+              <w:keepNext/>
               <w:spacing w:before="40" w:after="40"/>
             </w:pPr>
             <w:r>
@@ -12100,6 +12737,9 @@
         </w:tc>
       </w:tr>
       <w:tr>
+        <w:trPr>
+          <w:cantSplit w:val="true"/>
+        </w:trPr>
         <w:tc>
           <w:tcPr>
             <w:tcW w:type="dxa" w:w="1134"/>
@@ -12183,10 +12823,13 @@
         </w:tc>
       </w:tr>
       <w:tr>
+        <w:trPr>
+          <w:cantSplit w:val="true"/>
+        </w:trPr>
         <w:tc>
           <w:tcPr>
             <w:tcW w:type="dxa" w:w="1134"/>
-            <w:shd w:val="clear" w:color="auto" w:fill="EAF0F6"/>
+            <w:shd w:val="clear" w:color="auto" w:fill="EEF3F6"/>
           </w:tcPr>
           <w:p>
             <w:pPr>
@@ -12204,7 +12847,7 @@
         <w:tc>
           <w:tcPr>
             <w:tcW w:type="dxa" w:w="1814"/>
-            <w:shd w:val="clear" w:color="auto" w:fill="EAF0F6"/>
+            <w:shd w:val="clear" w:color="auto" w:fill="EEF3F6"/>
           </w:tcPr>
           <w:p>
             <w:pPr>
@@ -12221,7 +12864,7 @@
         <w:tc>
           <w:tcPr>
             <w:tcW w:type="dxa" w:w="3061"/>
-            <w:shd w:val="clear" w:color="auto" w:fill="EAF0F6"/>
+            <w:shd w:val="clear" w:color="auto" w:fill="EEF3F6"/>
           </w:tcPr>
           <w:p>
             <w:pPr>
@@ -12238,7 +12881,7 @@
         <w:tc>
           <w:tcPr>
             <w:tcW w:type="dxa" w:w="2948"/>
-            <w:shd w:val="clear" w:color="auto" w:fill="EAF0F6"/>
+            <w:shd w:val="clear" w:color="auto" w:fill="EEF3F6"/>
           </w:tcPr>
           <w:p>
             <w:pPr>
@@ -12255,7 +12898,7 @@
         <w:tc>
           <w:tcPr>
             <w:tcW w:type="dxa" w:w="1077"/>
-            <w:shd w:val="clear" w:color="auto" w:fill="EAF0F6"/>
+            <w:shd w:val="clear" w:color="auto" w:fill="EEF3F6"/>
           </w:tcPr>
           <w:p>
             <w:pPr>
@@ -12271,6 +12914,9 @@
         </w:tc>
       </w:tr>
       <w:tr>
+        <w:trPr>
+          <w:cantSplit w:val="true"/>
+        </w:trPr>
         <w:tc>
           <w:tcPr>
             <w:tcW w:type="dxa" w:w="1134"/>
@@ -12354,10 +13000,13 @@
         </w:tc>
       </w:tr>
       <w:tr>
+        <w:trPr>
+          <w:cantSplit w:val="true"/>
+        </w:trPr>
         <w:tc>
           <w:tcPr>
             <w:tcW w:type="dxa" w:w="1134"/>
-            <w:shd w:val="clear" w:color="auto" w:fill="EAF0F6"/>
+            <w:shd w:val="clear" w:color="auto" w:fill="EEF3F6"/>
           </w:tcPr>
           <w:p>
             <w:pPr>
@@ -12375,7 +13024,7 @@
         <w:tc>
           <w:tcPr>
             <w:tcW w:type="dxa" w:w="1814"/>
-            <w:shd w:val="clear" w:color="auto" w:fill="EAF0F6"/>
+            <w:shd w:val="clear" w:color="auto" w:fill="EEF3F6"/>
           </w:tcPr>
           <w:p>
             <w:pPr>
@@ -12392,7 +13041,7 @@
         <w:tc>
           <w:tcPr>
             <w:tcW w:type="dxa" w:w="3061"/>
-            <w:shd w:val="clear" w:color="auto" w:fill="EAF0F6"/>
+            <w:shd w:val="clear" w:color="auto" w:fill="EEF3F6"/>
           </w:tcPr>
           <w:p>
             <w:pPr>
@@ -12409,7 +13058,7 @@
         <w:tc>
           <w:tcPr>
             <w:tcW w:type="dxa" w:w="2948"/>
-            <w:shd w:val="clear" w:color="auto" w:fill="EAF0F6"/>
+            <w:shd w:val="clear" w:color="auto" w:fill="EEF3F6"/>
           </w:tcPr>
           <w:p>
             <w:pPr>
@@ -12426,7 +13075,7 @@
         <w:tc>
           <w:tcPr>
             <w:tcW w:type="dxa" w:w="1077"/>
-            <w:shd w:val="clear" w:color="auto" w:fill="EAF0F6"/>
+            <w:shd w:val="clear" w:color="auto" w:fill="EEF3F6"/>
           </w:tcPr>
           <w:p>
             <w:pPr>
@@ -12442,6 +13091,9 @@
         </w:tc>
       </w:tr>
       <w:tr>
+        <w:trPr>
+          <w:cantSplit w:val="true"/>
+        </w:trPr>
         <w:tc>
           <w:tcPr>
             <w:tcW w:type="dxa" w:w="1134"/>
@@ -12525,10 +13177,13 @@
         </w:tc>
       </w:tr>
       <w:tr>
+        <w:trPr>
+          <w:cantSplit w:val="true"/>
+        </w:trPr>
         <w:tc>
           <w:tcPr>
             <w:tcW w:type="dxa" w:w="1134"/>
-            <w:shd w:val="clear" w:color="auto" w:fill="EAF0F6"/>
+            <w:shd w:val="clear" w:color="auto" w:fill="EEF3F6"/>
           </w:tcPr>
           <w:p>
             <w:pPr>
@@ -12546,7 +13201,7 @@
         <w:tc>
           <w:tcPr>
             <w:tcW w:type="dxa" w:w="1814"/>
-            <w:shd w:val="clear" w:color="auto" w:fill="EAF0F6"/>
+            <w:shd w:val="clear" w:color="auto" w:fill="EEF3F6"/>
           </w:tcPr>
           <w:p>
             <w:pPr>
@@ -12563,7 +13218,7 @@
         <w:tc>
           <w:tcPr>
             <w:tcW w:type="dxa" w:w="3061"/>
-            <w:shd w:val="clear" w:color="auto" w:fill="EAF0F6"/>
+            <w:shd w:val="clear" w:color="auto" w:fill="EEF3F6"/>
           </w:tcPr>
           <w:p>
             <w:pPr>
@@ -12580,7 +13235,7 @@
         <w:tc>
           <w:tcPr>
             <w:tcW w:type="dxa" w:w="2948"/>
-            <w:shd w:val="clear" w:color="auto" w:fill="EAF0F6"/>
+            <w:shd w:val="clear" w:color="auto" w:fill="EEF3F6"/>
           </w:tcPr>
           <w:p>
             <w:pPr>
@@ -12597,7 +13252,7 @@
         <w:tc>
           <w:tcPr>
             <w:tcW w:type="dxa" w:w="1077"/>
-            <w:shd w:val="clear" w:color="auto" w:fill="EAF0F6"/>
+            <w:shd w:val="clear" w:color="auto" w:fill="EEF3F6"/>
           </w:tcPr>
           <w:p>
             <w:pPr>
@@ -12613,6 +13268,9 @@
         </w:tc>
       </w:tr>
       <w:tr>
+        <w:trPr>
+          <w:cantSplit w:val="true"/>
+        </w:trPr>
         <w:tc>
           <w:tcPr>
             <w:tcW w:type="dxa" w:w="1134"/>
@@ -12696,10 +13354,13 @@
         </w:tc>
       </w:tr>
       <w:tr>
+        <w:trPr>
+          <w:cantSplit w:val="true"/>
+        </w:trPr>
         <w:tc>
           <w:tcPr>
             <w:tcW w:type="dxa" w:w="1134"/>
-            <w:shd w:val="clear" w:color="auto" w:fill="EAF0F6"/>
+            <w:shd w:val="clear" w:color="auto" w:fill="EEF3F6"/>
           </w:tcPr>
           <w:p>
             <w:pPr>
@@ -12717,7 +13378,7 @@
         <w:tc>
           <w:tcPr>
             <w:tcW w:type="dxa" w:w="1814"/>
-            <w:shd w:val="clear" w:color="auto" w:fill="EAF0F6"/>
+            <w:shd w:val="clear" w:color="auto" w:fill="EEF3F6"/>
           </w:tcPr>
           <w:p>
             <w:pPr>
@@ -12734,7 +13395,7 @@
         <w:tc>
           <w:tcPr>
             <w:tcW w:type="dxa" w:w="3061"/>
-            <w:shd w:val="clear" w:color="auto" w:fill="EAF0F6"/>
+            <w:shd w:val="clear" w:color="auto" w:fill="EEF3F6"/>
           </w:tcPr>
           <w:p>
             <w:pPr>
@@ -12751,7 +13412,7 @@
         <w:tc>
           <w:tcPr>
             <w:tcW w:type="dxa" w:w="2948"/>
-            <w:shd w:val="clear" w:color="auto" w:fill="EAF0F6"/>
+            <w:shd w:val="clear" w:color="auto" w:fill="EEF3F6"/>
           </w:tcPr>
           <w:p>
             <w:pPr>
@@ -12768,7 +13429,7 @@
         <w:tc>
           <w:tcPr>
             <w:tcW w:type="dxa" w:w="1077"/>
-            <w:shd w:val="clear" w:color="auto" w:fill="EAF0F6"/>
+            <w:shd w:val="clear" w:color="auto" w:fill="EEF3F6"/>
           </w:tcPr>
           <w:p>
             <w:pPr>
@@ -12784,6 +13445,9 @@
         </w:tc>
       </w:tr>
       <w:tr>
+        <w:trPr>
+          <w:cantSplit w:val="true"/>
+        </w:trPr>
         <w:tc>
           <w:tcPr>
             <w:tcW w:type="dxa" w:w="1134"/>
@@ -12867,10 +13531,13 @@
         </w:tc>
       </w:tr>
       <w:tr>
+        <w:trPr>
+          <w:cantSplit w:val="true"/>
+        </w:trPr>
         <w:tc>
           <w:tcPr>
             <w:tcW w:type="dxa" w:w="1134"/>
-            <w:shd w:val="clear" w:color="auto" w:fill="EAF0F6"/>
+            <w:shd w:val="clear" w:color="auto" w:fill="EEF3F6"/>
           </w:tcPr>
           <w:p>
             <w:pPr>
@@ -12888,7 +13555,7 @@
         <w:tc>
           <w:tcPr>
             <w:tcW w:type="dxa" w:w="1814"/>
-            <w:shd w:val="clear" w:color="auto" w:fill="EAF0F6"/>
+            <w:shd w:val="clear" w:color="auto" w:fill="EEF3F6"/>
           </w:tcPr>
           <w:p>
             <w:pPr>
@@ -12905,7 +13572,7 @@
         <w:tc>
           <w:tcPr>
             <w:tcW w:type="dxa" w:w="3061"/>
-            <w:shd w:val="clear" w:color="auto" w:fill="EAF0F6"/>
+            <w:shd w:val="clear" w:color="auto" w:fill="EEF3F6"/>
           </w:tcPr>
           <w:p>
             <w:pPr>
@@ -12922,7 +13589,7 @@
         <w:tc>
           <w:tcPr>
             <w:tcW w:type="dxa" w:w="2948"/>
-            <w:shd w:val="clear" w:color="auto" w:fill="EAF0F6"/>
+            <w:shd w:val="clear" w:color="auto" w:fill="EEF3F6"/>
           </w:tcPr>
           <w:p>
             <w:pPr>
@@ -12939,7 +13606,7 @@
         <w:tc>
           <w:tcPr>
             <w:tcW w:type="dxa" w:w="1077"/>
-            <w:shd w:val="clear" w:color="auto" w:fill="EAF0F6"/>
+            <w:shd w:val="clear" w:color="auto" w:fill="EEF3F6"/>
           </w:tcPr>
           <w:p>
             <w:pPr>
@@ -12955,6 +13622,9 @@
         </w:tc>
       </w:tr>
       <w:tr>
+        <w:trPr>
+          <w:cantSplit w:val="true"/>
+        </w:trPr>
         <w:tc>
           <w:tcPr>
             <w:tcW w:type="dxa" w:w="1134"/>
@@ -13038,10 +13708,13 @@
         </w:tc>
       </w:tr>
       <w:tr>
+        <w:trPr>
+          <w:cantSplit w:val="true"/>
+        </w:trPr>
         <w:tc>
           <w:tcPr>
             <w:tcW w:type="dxa" w:w="1134"/>
-            <w:shd w:val="clear" w:color="auto" w:fill="EAF0F6"/>
+            <w:shd w:val="clear" w:color="auto" w:fill="EEF3F6"/>
           </w:tcPr>
           <w:p>
             <w:pPr>
@@ -13059,7 +13732,7 @@
         <w:tc>
           <w:tcPr>
             <w:tcW w:type="dxa" w:w="1814"/>
-            <w:shd w:val="clear" w:color="auto" w:fill="EAF0F6"/>
+            <w:shd w:val="clear" w:color="auto" w:fill="EEF3F6"/>
           </w:tcPr>
           <w:p>
             <w:pPr>
@@ -13076,7 +13749,7 @@
         <w:tc>
           <w:tcPr>
             <w:tcW w:type="dxa" w:w="3061"/>
-            <w:shd w:val="clear" w:color="auto" w:fill="EAF0F6"/>
+            <w:shd w:val="clear" w:color="auto" w:fill="EEF3F6"/>
           </w:tcPr>
           <w:p>
             <w:pPr>
@@ -13093,7 +13766,7 @@
         <w:tc>
           <w:tcPr>
             <w:tcW w:type="dxa" w:w="2948"/>
-            <w:shd w:val="clear" w:color="auto" w:fill="EAF0F6"/>
+            <w:shd w:val="clear" w:color="auto" w:fill="EEF3F6"/>
           </w:tcPr>
           <w:p>
             <w:pPr>
@@ -13110,7 +13783,7 @@
         <w:tc>
           <w:tcPr>
             <w:tcW w:type="dxa" w:w="1077"/>
-            <w:shd w:val="clear" w:color="auto" w:fill="EAF0F6"/>
+            <w:shd w:val="clear" w:color="auto" w:fill="EEF3F6"/>
           </w:tcPr>
           <w:p>
             <w:pPr>
@@ -13126,6 +13799,9 @@
         </w:tc>
       </w:tr>
       <w:tr>
+        <w:trPr>
+          <w:cantSplit w:val="true"/>
+        </w:trPr>
         <w:tc>
           <w:tcPr>
             <w:tcW w:type="dxa" w:w="1134"/>
@@ -13251,14 +13927,16 @@
       <w:tr>
         <w:trPr>
           <w:tblHeader w:val="true"/>
+          <w:cantSplit w:val="true"/>
         </w:trPr>
         <w:tc>
           <w:tcPr>
             <w:tcW w:type="dxa" w:w="1134"/>
-            <w:shd w:val="clear" w:color="auto" w:fill="1F3B63"/>
-          </w:tcPr>
-          <w:p>
-            <w:pPr>
+            <w:shd w:val="clear" w:color="auto" w:fill="0B4660"/>
+          </w:tcPr>
+          <w:p>
+            <w:pPr>
+              <w:keepNext/>
               <w:spacing w:before="40" w:after="40"/>
             </w:pPr>
             <w:r>
@@ -13274,10 +13952,11 @@
         <w:tc>
           <w:tcPr>
             <w:tcW w:type="dxa" w:w="1814"/>
-            <w:shd w:val="clear" w:color="auto" w:fill="1F3B63"/>
-          </w:tcPr>
-          <w:p>
-            <w:pPr>
+            <w:shd w:val="clear" w:color="auto" w:fill="0B4660"/>
+          </w:tcPr>
+          <w:p>
+            <w:pPr>
+              <w:keepNext/>
               <w:spacing w:before="40" w:after="40"/>
             </w:pPr>
             <w:r>
@@ -13293,10 +13972,11 @@
         <w:tc>
           <w:tcPr>
             <w:tcW w:type="dxa" w:w="3061"/>
-            <w:shd w:val="clear" w:color="auto" w:fill="1F3B63"/>
-          </w:tcPr>
-          <w:p>
-            <w:pPr>
+            <w:shd w:val="clear" w:color="auto" w:fill="0B4660"/>
+          </w:tcPr>
+          <w:p>
+            <w:pPr>
+              <w:keepNext/>
               <w:spacing w:before="40" w:after="40"/>
             </w:pPr>
             <w:r>
@@ -13312,10 +13992,11 @@
         <w:tc>
           <w:tcPr>
             <w:tcW w:type="dxa" w:w="2948"/>
-            <w:shd w:val="clear" w:color="auto" w:fill="1F3B63"/>
-          </w:tcPr>
-          <w:p>
-            <w:pPr>
+            <w:shd w:val="clear" w:color="auto" w:fill="0B4660"/>
+          </w:tcPr>
+          <w:p>
+            <w:pPr>
+              <w:keepNext/>
               <w:spacing w:before="40" w:after="40"/>
             </w:pPr>
             <w:r>
@@ -13331,10 +14012,11 @@
         <w:tc>
           <w:tcPr>
             <w:tcW w:type="dxa" w:w="1077"/>
-            <w:shd w:val="clear" w:color="auto" w:fill="1F3B63"/>
-          </w:tcPr>
-          <w:p>
-            <w:pPr>
+            <w:shd w:val="clear" w:color="auto" w:fill="0B4660"/>
+          </w:tcPr>
+          <w:p>
+            <w:pPr>
+              <w:keepNext/>
               <w:spacing w:before="40" w:after="40"/>
             </w:pPr>
             <w:r>
@@ -13349,6 +14031,9 @@
         </w:tc>
       </w:tr>
       <w:tr>
+        <w:trPr>
+          <w:cantSplit w:val="true"/>
+        </w:trPr>
         <w:tc>
           <w:tcPr>
             <w:tcW w:type="dxa" w:w="1134"/>
@@ -13432,10 +14117,13 @@
         </w:tc>
       </w:tr>
       <w:tr>
+        <w:trPr>
+          <w:cantSplit w:val="true"/>
+        </w:trPr>
         <w:tc>
           <w:tcPr>
             <w:tcW w:type="dxa" w:w="1134"/>
-            <w:shd w:val="clear" w:color="auto" w:fill="EAF0F6"/>
+            <w:shd w:val="clear" w:color="auto" w:fill="EEF3F6"/>
           </w:tcPr>
           <w:p>
             <w:pPr>
@@ -13453,7 +14141,7 @@
         <w:tc>
           <w:tcPr>
             <w:tcW w:type="dxa" w:w="1814"/>
-            <w:shd w:val="clear" w:color="auto" w:fill="EAF0F6"/>
+            <w:shd w:val="clear" w:color="auto" w:fill="EEF3F6"/>
           </w:tcPr>
           <w:p>
             <w:pPr>
@@ -13470,7 +14158,7 @@
         <w:tc>
           <w:tcPr>
             <w:tcW w:type="dxa" w:w="3061"/>
-            <w:shd w:val="clear" w:color="auto" w:fill="EAF0F6"/>
+            <w:shd w:val="clear" w:color="auto" w:fill="EEF3F6"/>
           </w:tcPr>
           <w:p>
             <w:pPr>
@@ -13487,7 +14175,7 @@
         <w:tc>
           <w:tcPr>
             <w:tcW w:type="dxa" w:w="2948"/>
-            <w:shd w:val="clear" w:color="auto" w:fill="EAF0F6"/>
+            <w:shd w:val="clear" w:color="auto" w:fill="EEF3F6"/>
           </w:tcPr>
           <w:p>
             <w:pPr>
@@ -13504,7 +14192,7 @@
         <w:tc>
           <w:tcPr>
             <w:tcW w:type="dxa" w:w="1077"/>
-            <w:shd w:val="clear" w:color="auto" w:fill="EAF0F6"/>
+            <w:shd w:val="clear" w:color="auto" w:fill="EEF3F6"/>
           </w:tcPr>
           <w:p>
             <w:pPr>
@@ -13520,6 +14208,9 @@
         </w:tc>
       </w:tr>
       <w:tr>
+        <w:trPr>
+          <w:cantSplit w:val="true"/>
+        </w:trPr>
         <w:tc>
           <w:tcPr>
             <w:tcW w:type="dxa" w:w="1134"/>
@@ -13603,10 +14294,13 @@
         </w:tc>
       </w:tr>
       <w:tr>
+        <w:trPr>
+          <w:cantSplit w:val="true"/>
+        </w:trPr>
         <w:tc>
           <w:tcPr>
             <w:tcW w:type="dxa" w:w="1134"/>
-            <w:shd w:val="clear" w:color="auto" w:fill="EAF0F6"/>
+            <w:shd w:val="clear" w:color="auto" w:fill="EEF3F6"/>
           </w:tcPr>
           <w:p>
             <w:pPr>
@@ -13624,7 +14318,7 @@
         <w:tc>
           <w:tcPr>
             <w:tcW w:type="dxa" w:w="1814"/>
-            <w:shd w:val="clear" w:color="auto" w:fill="EAF0F6"/>
+            <w:shd w:val="clear" w:color="auto" w:fill="EEF3F6"/>
           </w:tcPr>
           <w:p>
             <w:pPr>
@@ -13641,7 +14335,7 @@
         <w:tc>
           <w:tcPr>
             <w:tcW w:type="dxa" w:w="3061"/>
-            <w:shd w:val="clear" w:color="auto" w:fill="EAF0F6"/>
+            <w:shd w:val="clear" w:color="auto" w:fill="EEF3F6"/>
           </w:tcPr>
           <w:p>
             <w:pPr>
@@ -13658,7 +14352,7 @@
         <w:tc>
           <w:tcPr>
             <w:tcW w:type="dxa" w:w="2948"/>
-            <w:shd w:val="clear" w:color="auto" w:fill="EAF0F6"/>
+            <w:shd w:val="clear" w:color="auto" w:fill="EEF3F6"/>
           </w:tcPr>
           <w:p>
             <w:pPr>
@@ -13675,7 +14369,7 @@
         <w:tc>
           <w:tcPr>
             <w:tcW w:type="dxa" w:w="1077"/>
-            <w:shd w:val="clear" w:color="auto" w:fill="EAF0F6"/>
+            <w:shd w:val="clear" w:color="auto" w:fill="EEF3F6"/>
           </w:tcPr>
           <w:p>
             <w:pPr>
@@ -13691,6 +14385,9 @@
         </w:tc>
       </w:tr>
       <w:tr>
+        <w:trPr>
+          <w:cantSplit w:val="true"/>
+        </w:trPr>
         <w:tc>
           <w:tcPr>
             <w:tcW w:type="dxa" w:w="1134"/>
@@ -13774,10 +14471,13 @@
         </w:tc>
       </w:tr>
       <w:tr>
+        <w:trPr>
+          <w:cantSplit w:val="true"/>
+        </w:trPr>
         <w:tc>
           <w:tcPr>
             <w:tcW w:type="dxa" w:w="1134"/>
-            <w:shd w:val="clear" w:color="auto" w:fill="EAF0F6"/>
+            <w:shd w:val="clear" w:color="auto" w:fill="EEF3F6"/>
           </w:tcPr>
           <w:p>
             <w:pPr>
@@ -13795,7 +14495,7 @@
         <w:tc>
           <w:tcPr>
             <w:tcW w:type="dxa" w:w="1814"/>
-            <w:shd w:val="clear" w:color="auto" w:fill="EAF0F6"/>
+            <w:shd w:val="clear" w:color="auto" w:fill="EEF3F6"/>
           </w:tcPr>
           <w:p>
             <w:pPr>
@@ -13812,7 +14512,7 @@
         <w:tc>
           <w:tcPr>
             <w:tcW w:type="dxa" w:w="3061"/>
-            <w:shd w:val="clear" w:color="auto" w:fill="EAF0F6"/>
+            <w:shd w:val="clear" w:color="auto" w:fill="EEF3F6"/>
           </w:tcPr>
           <w:p>
             <w:pPr>
@@ -13829,7 +14529,7 @@
         <w:tc>
           <w:tcPr>
             <w:tcW w:type="dxa" w:w="2948"/>
-            <w:shd w:val="clear" w:color="auto" w:fill="EAF0F6"/>
+            <w:shd w:val="clear" w:color="auto" w:fill="EEF3F6"/>
           </w:tcPr>
           <w:p>
             <w:pPr>
@@ -13846,7 +14546,7 @@
         <w:tc>
           <w:tcPr>
             <w:tcW w:type="dxa" w:w="1077"/>
-            <w:shd w:val="clear" w:color="auto" w:fill="EAF0F6"/>
+            <w:shd w:val="clear" w:color="auto" w:fill="EEF3F6"/>
           </w:tcPr>
           <w:p>
             <w:pPr>
@@ -13862,6 +14562,9 @@
         </w:tc>
       </w:tr>
       <w:tr>
+        <w:trPr>
+          <w:cantSplit w:val="true"/>
+        </w:trPr>
         <w:tc>
           <w:tcPr>
             <w:tcW w:type="dxa" w:w="1134"/>
@@ -13945,10 +14648,13 @@
         </w:tc>
       </w:tr>
       <w:tr>
+        <w:trPr>
+          <w:cantSplit w:val="true"/>
+        </w:trPr>
         <w:tc>
           <w:tcPr>
             <w:tcW w:type="dxa" w:w="1134"/>
-            <w:shd w:val="clear" w:color="auto" w:fill="EAF0F6"/>
+            <w:shd w:val="clear" w:color="auto" w:fill="EEF3F6"/>
           </w:tcPr>
           <w:p>
             <w:pPr>
@@ -13966,7 +14672,7 @@
         <w:tc>
           <w:tcPr>
             <w:tcW w:type="dxa" w:w="1814"/>
-            <w:shd w:val="clear" w:color="auto" w:fill="EAF0F6"/>
+            <w:shd w:val="clear" w:color="auto" w:fill="EEF3F6"/>
           </w:tcPr>
           <w:p>
             <w:pPr>
@@ -13983,7 +14689,7 @@
         <w:tc>
           <w:tcPr>
             <w:tcW w:type="dxa" w:w="3061"/>
-            <w:shd w:val="clear" w:color="auto" w:fill="EAF0F6"/>
+            <w:shd w:val="clear" w:color="auto" w:fill="EEF3F6"/>
           </w:tcPr>
           <w:p>
             <w:pPr>
@@ -14000,7 +14706,7 @@
         <w:tc>
           <w:tcPr>
             <w:tcW w:type="dxa" w:w="2948"/>
-            <w:shd w:val="clear" w:color="auto" w:fill="EAF0F6"/>
+            <w:shd w:val="clear" w:color="auto" w:fill="EEF3F6"/>
           </w:tcPr>
           <w:p>
             <w:pPr>
@@ -14017,7 +14723,7 @@
         <w:tc>
           <w:tcPr>
             <w:tcW w:type="dxa" w:w="1077"/>
-            <w:shd w:val="clear" w:color="auto" w:fill="EAF0F6"/>
+            <w:shd w:val="clear" w:color="auto" w:fill="EEF3F6"/>
           </w:tcPr>
           <w:p>
             <w:pPr>
@@ -14075,14 +14781,16 @@
       <w:tr>
         <w:trPr>
           <w:tblHeader w:val="true"/>
+          <w:cantSplit w:val="true"/>
         </w:trPr>
         <w:tc>
           <w:tcPr>
             <w:tcW w:type="dxa" w:w="1134"/>
-            <w:shd w:val="clear" w:color="auto" w:fill="1F3B63"/>
-          </w:tcPr>
-          <w:p>
-            <w:pPr>
+            <w:shd w:val="clear" w:color="auto" w:fill="0B4660"/>
+          </w:tcPr>
+          <w:p>
+            <w:pPr>
+              <w:keepNext/>
               <w:spacing w:before="40" w:after="40"/>
             </w:pPr>
             <w:r>
@@ -14098,10 +14806,11 @@
         <w:tc>
           <w:tcPr>
             <w:tcW w:type="dxa" w:w="1814"/>
-            <w:shd w:val="clear" w:color="auto" w:fill="1F3B63"/>
-          </w:tcPr>
-          <w:p>
-            <w:pPr>
+            <w:shd w:val="clear" w:color="auto" w:fill="0B4660"/>
+          </w:tcPr>
+          <w:p>
+            <w:pPr>
+              <w:keepNext/>
               <w:spacing w:before="40" w:after="40"/>
             </w:pPr>
             <w:r>
@@ -14117,10 +14826,11 @@
         <w:tc>
           <w:tcPr>
             <w:tcW w:type="dxa" w:w="3061"/>
-            <w:shd w:val="clear" w:color="auto" w:fill="1F3B63"/>
-          </w:tcPr>
-          <w:p>
-            <w:pPr>
+            <w:shd w:val="clear" w:color="auto" w:fill="0B4660"/>
+          </w:tcPr>
+          <w:p>
+            <w:pPr>
+              <w:keepNext/>
               <w:spacing w:before="40" w:after="40"/>
             </w:pPr>
             <w:r>
@@ -14136,10 +14846,11 @@
         <w:tc>
           <w:tcPr>
             <w:tcW w:type="dxa" w:w="2948"/>
-            <w:shd w:val="clear" w:color="auto" w:fill="1F3B63"/>
-          </w:tcPr>
-          <w:p>
-            <w:pPr>
+            <w:shd w:val="clear" w:color="auto" w:fill="0B4660"/>
+          </w:tcPr>
+          <w:p>
+            <w:pPr>
+              <w:keepNext/>
               <w:spacing w:before="40" w:after="40"/>
             </w:pPr>
             <w:r>
@@ -14155,10 +14866,11 @@
         <w:tc>
           <w:tcPr>
             <w:tcW w:type="dxa" w:w="1077"/>
-            <w:shd w:val="clear" w:color="auto" w:fill="1F3B63"/>
-          </w:tcPr>
-          <w:p>
-            <w:pPr>
+            <w:shd w:val="clear" w:color="auto" w:fill="0B4660"/>
+          </w:tcPr>
+          <w:p>
+            <w:pPr>
+              <w:keepNext/>
               <w:spacing w:before="40" w:after="40"/>
             </w:pPr>
             <w:r>
@@ -14173,6 +14885,9 @@
         </w:tc>
       </w:tr>
       <w:tr>
+        <w:trPr>
+          <w:cantSplit w:val="true"/>
+        </w:trPr>
         <w:tc>
           <w:tcPr>
             <w:tcW w:type="dxa" w:w="1134"/>
@@ -14256,10 +14971,13 @@
         </w:tc>
       </w:tr>
       <w:tr>
+        <w:trPr>
+          <w:cantSplit w:val="true"/>
+        </w:trPr>
         <w:tc>
           <w:tcPr>
             <w:tcW w:type="dxa" w:w="1134"/>
-            <w:shd w:val="clear" w:color="auto" w:fill="EAF0F6"/>
+            <w:shd w:val="clear" w:color="auto" w:fill="EEF3F6"/>
           </w:tcPr>
           <w:p>
             <w:pPr>
@@ -14277,7 +14995,7 @@
         <w:tc>
           <w:tcPr>
             <w:tcW w:type="dxa" w:w="1814"/>
-            <w:shd w:val="clear" w:color="auto" w:fill="EAF0F6"/>
+            <w:shd w:val="clear" w:color="auto" w:fill="EEF3F6"/>
           </w:tcPr>
           <w:p>
             <w:pPr>
@@ -14294,7 +15012,7 @@
         <w:tc>
           <w:tcPr>
             <w:tcW w:type="dxa" w:w="3061"/>
-            <w:shd w:val="clear" w:color="auto" w:fill="EAF0F6"/>
+            <w:shd w:val="clear" w:color="auto" w:fill="EEF3F6"/>
           </w:tcPr>
           <w:p>
             <w:pPr>
@@ -14311,7 +15029,7 @@
         <w:tc>
           <w:tcPr>
             <w:tcW w:type="dxa" w:w="2948"/>
-            <w:shd w:val="clear" w:color="auto" w:fill="EAF0F6"/>
+            <w:shd w:val="clear" w:color="auto" w:fill="EEF3F6"/>
           </w:tcPr>
           <w:p>
             <w:pPr>
@@ -14328,7 +15046,7 @@
         <w:tc>
           <w:tcPr>
             <w:tcW w:type="dxa" w:w="1077"/>
-            <w:shd w:val="clear" w:color="auto" w:fill="EAF0F6"/>
+            <w:shd w:val="clear" w:color="auto" w:fill="EEF3F6"/>
           </w:tcPr>
           <w:p>
             <w:pPr>
@@ -14344,6 +15062,9 @@
         </w:tc>
       </w:tr>
       <w:tr>
+        <w:trPr>
+          <w:cantSplit w:val="true"/>
+        </w:trPr>
         <w:tc>
           <w:tcPr>
             <w:tcW w:type="dxa" w:w="1134"/>
@@ -14427,10 +15148,13 @@
         </w:tc>
       </w:tr>
       <w:tr>
+        <w:trPr>
+          <w:cantSplit w:val="true"/>
+        </w:trPr>
         <w:tc>
           <w:tcPr>
             <w:tcW w:type="dxa" w:w="1134"/>
-            <w:shd w:val="clear" w:color="auto" w:fill="EAF0F6"/>
+            <w:shd w:val="clear" w:color="auto" w:fill="EEF3F6"/>
           </w:tcPr>
           <w:p>
             <w:pPr>
@@ -14448,7 +15172,7 @@
         <w:tc>
           <w:tcPr>
             <w:tcW w:type="dxa" w:w="1814"/>
-            <w:shd w:val="clear" w:color="auto" w:fill="EAF0F6"/>
+            <w:shd w:val="clear" w:color="auto" w:fill="EEF3F6"/>
           </w:tcPr>
           <w:p>
             <w:pPr>
@@ -14465,7 +15189,7 @@
         <w:tc>
           <w:tcPr>
             <w:tcW w:type="dxa" w:w="3061"/>
-            <w:shd w:val="clear" w:color="auto" w:fill="EAF0F6"/>
+            <w:shd w:val="clear" w:color="auto" w:fill="EEF3F6"/>
           </w:tcPr>
           <w:p>
             <w:pPr>
@@ -14482,7 +15206,7 @@
         <w:tc>
           <w:tcPr>
             <w:tcW w:type="dxa" w:w="2948"/>
-            <w:shd w:val="clear" w:color="auto" w:fill="EAF0F6"/>
+            <w:shd w:val="clear" w:color="auto" w:fill="EEF3F6"/>
           </w:tcPr>
           <w:p>
             <w:pPr>
@@ -14499,7 +15223,7 @@
         <w:tc>
           <w:tcPr>
             <w:tcW w:type="dxa" w:w="1077"/>
-            <w:shd w:val="clear" w:color="auto" w:fill="EAF0F6"/>
+            <w:shd w:val="clear" w:color="auto" w:fill="EEF3F6"/>
           </w:tcPr>
           <w:p>
             <w:pPr>
@@ -14515,6 +15239,9 @@
         </w:tc>
       </w:tr>
       <w:tr>
+        <w:trPr>
+          <w:cantSplit w:val="true"/>
+        </w:trPr>
         <w:tc>
           <w:tcPr>
             <w:tcW w:type="dxa" w:w="1134"/>
@@ -14598,10 +15325,13 @@
         </w:tc>
       </w:tr>
       <w:tr>
+        <w:trPr>
+          <w:cantSplit w:val="true"/>
+        </w:trPr>
         <w:tc>
           <w:tcPr>
             <w:tcW w:type="dxa" w:w="1134"/>
-            <w:shd w:val="clear" w:color="auto" w:fill="EAF0F6"/>
+            <w:shd w:val="clear" w:color="auto" w:fill="EEF3F6"/>
           </w:tcPr>
           <w:p>
             <w:pPr>
@@ -14619,7 +15349,7 @@
         <w:tc>
           <w:tcPr>
             <w:tcW w:type="dxa" w:w="1814"/>
-            <w:shd w:val="clear" w:color="auto" w:fill="EAF0F6"/>
+            <w:shd w:val="clear" w:color="auto" w:fill="EEF3F6"/>
           </w:tcPr>
           <w:p>
             <w:pPr>
@@ -14636,7 +15366,7 @@
         <w:tc>
           <w:tcPr>
             <w:tcW w:type="dxa" w:w="3061"/>
-            <w:shd w:val="clear" w:color="auto" w:fill="EAF0F6"/>
+            <w:shd w:val="clear" w:color="auto" w:fill="EEF3F6"/>
           </w:tcPr>
           <w:p>
             <w:pPr>
@@ -14653,7 +15383,7 @@
         <w:tc>
           <w:tcPr>
             <w:tcW w:type="dxa" w:w="2948"/>
-            <w:shd w:val="clear" w:color="auto" w:fill="EAF0F6"/>
+            <w:shd w:val="clear" w:color="auto" w:fill="EEF3F6"/>
           </w:tcPr>
           <w:p>
             <w:pPr>
@@ -14670,7 +15400,7 @@
         <w:tc>
           <w:tcPr>
             <w:tcW w:type="dxa" w:w="1077"/>
-            <w:shd w:val="clear" w:color="auto" w:fill="EAF0F6"/>
+            <w:shd w:val="clear" w:color="auto" w:fill="EEF3F6"/>
           </w:tcPr>
           <w:p>
             <w:pPr>
@@ -14686,6 +15416,9 @@
         </w:tc>
       </w:tr>
       <w:tr>
+        <w:trPr>
+          <w:cantSplit w:val="true"/>
+        </w:trPr>
         <w:tc>
           <w:tcPr>
             <w:tcW w:type="dxa" w:w="1134"/>
@@ -14811,14 +15544,16 @@
       <w:tr>
         <w:trPr>
           <w:tblHeader w:val="true"/>
+          <w:cantSplit w:val="true"/>
         </w:trPr>
         <w:tc>
           <w:tcPr>
             <w:tcW w:type="dxa" w:w="1134"/>
-            <w:shd w:val="clear" w:color="auto" w:fill="1F3B63"/>
-          </w:tcPr>
-          <w:p>
-            <w:pPr>
+            <w:shd w:val="clear" w:color="auto" w:fill="0B4660"/>
+          </w:tcPr>
+          <w:p>
+            <w:pPr>
+              <w:keepNext/>
               <w:spacing w:before="40" w:after="40"/>
             </w:pPr>
             <w:r>
@@ -14834,10 +15569,11 @@
         <w:tc>
           <w:tcPr>
             <w:tcW w:type="dxa" w:w="1814"/>
-            <w:shd w:val="clear" w:color="auto" w:fill="1F3B63"/>
-          </w:tcPr>
-          <w:p>
-            <w:pPr>
+            <w:shd w:val="clear" w:color="auto" w:fill="0B4660"/>
+          </w:tcPr>
+          <w:p>
+            <w:pPr>
+              <w:keepNext/>
               <w:spacing w:before="40" w:after="40"/>
             </w:pPr>
             <w:r>
@@ -14853,10 +15589,11 @@
         <w:tc>
           <w:tcPr>
             <w:tcW w:type="dxa" w:w="3061"/>
-            <w:shd w:val="clear" w:color="auto" w:fill="1F3B63"/>
-          </w:tcPr>
-          <w:p>
-            <w:pPr>
+            <w:shd w:val="clear" w:color="auto" w:fill="0B4660"/>
+          </w:tcPr>
+          <w:p>
+            <w:pPr>
+              <w:keepNext/>
               <w:spacing w:before="40" w:after="40"/>
             </w:pPr>
             <w:r>
@@ -14872,10 +15609,11 @@
         <w:tc>
           <w:tcPr>
             <w:tcW w:type="dxa" w:w="2948"/>
-            <w:shd w:val="clear" w:color="auto" w:fill="1F3B63"/>
-          </w:tcPr>
-          <w:p>
-            <w:pPr>
+            <w:shd w:val="clear" w:color="auto" w:fill="0B4660"/>
+          </w:tcPr>
+          <w:p>
+            <w:pPr>
+              <w:keepNext/>
               <w:spacing w:before="40" w:after="40"/>
             </w:pPr>
             <w:r>
@@ -14891,10 +15629,11 @@
         <w:tc>
           <w:tcPr>
             <w:tcW w:type="dxa" w:w="1077"/>
-            <w:shd w:val="clear" w:color="auto" w:fill="1F3B63"/>
-          </w:tcPr>
-          <w:p>
-            <w:pPr>
+            <w:shd w:val="clear" w:color="auto" w:fill="0B4660"/>
+          </w:tcPr>
+          <w:p>
+            <w:pPr>
+              <w:keepNext/>
               <w:spacing w:before="40" w:after="40"/>
             </w:pPr>
             <w:r>
@@ -14909,6 +15648,9 @@
         </w:tc>
       </w:tr>
       <w:tr>
+        <w:trPr>
+          <w:cantSplit w:val="true"/>
+        </w:trPr>
         <w:tc>
           <w:tcPr>
             <w:tcW w:type="dxa" w:w="1134"/>
@@ -14992,10 +15734,13 @@
         </w:tc>
       </w:tr>
       <w:tr>
+        <w:trPr>
+          <w:cantSplit w:val="true"/>
+        </w:trPr>
         <w:tc>
           <w:tcPr>
             <w:tcW w:type="dxa" w:w="1134"/>
-            <w:shd w:val="clear" w:color="auto" w:fill="EAF0F6"/>
+            <w:shd w:val="clear" w:color="auto" w:fill="EEF3F6"/>
           </w:tcPr>
           <w:p>
             <w:pPr>
@@ -15013,7 +15758,7 @@
         <w:tc>
           <w:tcPr>
             <w:tcW w:type="dxa" w:w="1814"/>
-            <w:shd w:val="clear" w:color="auto" w:fill="EAF0F6"/>
+            <w:shd w:val="clear" w:color="auto" w:fill="EEF3F6"/>
           </w:tcPr>
           <w:p>
             <w:pPr>
@@ -15030,7 +15775,7 @@
         <w:tc>
           <w:tcPr>
             <w:tcW w:type="dxa" w:w="3061"/>
-            <w:shd w:val="clear" w:color="auto" w:fill="EAF0F6"/>
+            <w:shd w:val="clear" w:color="auto" w:fill="EEF3F6"/>
           </w:tcPr>
           <w:p>
             <w:pPr>
@@ -15047,7 +15792,7 @@
         <w:tc>
           <w:tcPr>
             <w:tcW w:type="dxa" w:w="2948"/>
-            <w:shd w:val="clear" w:color="auto" w:fill="EAF0F6"/>
+            <w:shd w:val="clear" w:color="auto" w:fill="EEF3F6"/>
           </w:tcPr>
           <w:p>
             <w:pPr>
@@ -15064,7 +15809,7 @@
         <w:tc>
           <w:tcPr>
             <w:tcW w:type="dxa" w:w="1077"/>
-            <w:shd w:val="clear" w:color="auto" w:fill="EAF0F6"/>
+            <w:shd w:val="clear" w:color="auto" w:fill="EEF3F6"/>
           </w:tcPr>
           <w:p>
             <w:pPr>
@@ -15080,6 +15825,9 @@
         </w:tc>
       </w:tr>
       <w:tr>
+        <w:trPr>
+          <w:cantSplit w:val="true"/>
+        </w:trPr>
         <w:tc>
           <w:tcPr>
             <w:tcW w:type="dxa" w:w="1134"/>
@@ -15163,10 +15911,13 @@
         </w:tc>
       </w:tr>
       <w:tr>
+        <w:trPr>
+          <w:cantSplit w:val="true"/>
+        </w:trPr>
         <w:tc>
           <w:tcPr>
             <w:tcW w:type="dxa" w:w="1134"/>
-            <w:shd w:val="clear" w:color="auto" w:fill="EAF0F6"/>
+            <w:shd w:val="clear" w:color="auto" w:fill="EEF3F6"/>
           </w:tcPr>
           <w:p>
             <w:pPr>
@@ -15184,7 +15935,7 @@
         <w:tc>
           <w:tcPr>
             <w:tcW w:type="dxa" w:w="1814"/>
-            <w:shd w:val="clear" w:color="auto" w:fill="EAF0F6"/>
+            <w:shd w:val="clear" w:color="auto" w:fill="EEF3F6"/>
           </w:tcPr>
           <w:p>
             <w:pPr>
@@ -15201,7 +15952,7 @@
         <w:tc>
           <w:tcPr>
             <w:tcW w:type="dxa" w:w="3061"/>
-            <w:shd w:val="clear" w:color="auto" w:fill="EAF0F6"/>
+            <w:shd w:val="clear" w:color="auto" w:fill="EEF3F6"/>
           </w:tcPr>
           <w:p>
             <w:pPr>
@@ -15218,7 +15969,7 @@
         <w:tc>
           <w:tcPr>
             <w:tcW w:type="dxa" w:w="2948"/>
-            <w:shd w:val="clear" w:color="auto" w:fill="EAF0F6"/>
+            <w:shd w:val="clear" w:color="auto" w:fill="EEF3F6"/>
           </w:tcPr>
           <w:p>
             <w:pPr>
@@ -15235,7 +15986,7 @@
         <w:tc>
           <w:tcPr>
             <w:tcW w:type="dxa" w:w="1077"/>
-            <w:shd w:val="clear" w:color="auto" w:fill="EAF0F6"/>
+            <w:shd w:val="clear" w:color="auto" w:fill="EEF3F6"/>
           </w:tcPr>
           <w:p>
             <w:pPr>
@@ -15251,6 +16002,9 @@
         </w:tc>
       </w:tr>
       <w:tr>
+        <w:trPr>
+          <w:cantSplit w:val="true"/>
+        </w:trPr>
         <w:tc>
           <w:tcPr>
             <w:tcW w:type="dxa" w:w="1134"/>
@@ -16643,14 +17397,16 @@
       <w:tr>
         <w:trPr>
           <w:tblHeader w:val="true"/>
+          <w:cantSplit w:val="true"/>
         </w:trPr>
         <w:tc>
           <w:tcPr>
             <w:tcW w:type="dxa" w:w="2381"/>
-            <w:shd w:val="clear" w:color="auto" w:fill="1F3B63"/>
-          </w:tcPr>
-          <w:p>
-            <w:pPr>
+            <w:shd w:val="clear" w:color="auto" w:fill="0B4660"/>
+          </w:tcPr>
+          <w:p>
+            <w:pPr>
+              <w:keepNext/>
               <w:spacing w:before="40" w:after="40"/>
             </w:pPr>
             <w:r>
@@ -16666,10 +17422,11 @@
         <w:tc>
           <w:tcPr>
             <w:tcW w:type="dxa" w:w="7654"/>
-            <w:shd w:val="clear" w:color="auto" w:fill="1F3B63"/>
-          </w:tcPr>
-          <w:p>
-            <w:pPr>
+            <w:shd w:val="clear" w:color="auto" w:fill="0B4660"/>
+          </w:tcPr>
+          <w:p>
+            <w:pPr>
+              <w:keepNext/>
               <w:spacing w:before="40" w:after="40"/>
             </w:pPr>
             <w:r>
@@ -16684,6 +17441,9 @@
         </w:tc>
       </w:tr>
       <w:tr>
+        <w:trPr>
+          <w:cantSplit w:val="true"/>
+        </w:trPr>
         <w:tc>
           <w:tcPr>
             <w:tcW w:type="dxa" w:w="2381"/>
@@ -16719,10 +17479,13 @@
         </w:tc>
       </w:tr>
       <w:tr>
+        <w:trPr>
+          <w:cantSplit w:val="true"/>
+        </w:trPr>
         <w:tc>
           <w:tcPr>
             <w:tcW w:type="dxa" w:w="2381"/>
-            <w:shd w:val="clear" w:color="auto" w:fill="EAF0F6"/>
+            <w:shd w:val="clear" w:color="auto" w:fill="EEF3F6"/>
           </w:tcPr>
           <w:p>
             <w:pPr>
@@ -16740,7 +17503,7 @@
         <w:tc>
           <w:tcPr>
             <w:tcW w:type="dxa" w:w="7654"/>
-            <w:shd w:val="clear" w:color="auto" w:fill="EAF0F6"/>
+            <w:shd w:val="clear" w:color="auto" w:fill="EEF3F6"/>
           </w:tcPr>
           <w:p>
             <w:pPr>
@@ -16756,6 +17519,9 @@
         </w:tc>
       </w:tr>
       <w:tr>
+        <w:trPr>
+          <w:cantSplit w:val="true"/>
+        </w:trPr>
         <w:tc>
           <w:tcPr>
             <w:tcW w:type="dxa" w:w="2381"/>
@@ -16791,10 +17557,13 @@
         </w:tc>
       </w:tr>
       <w:tr>
+        <w:trPr>
+          <w:cantSplit w:val="true"/>
+        </w:trPr>
         <w:tc>
           <w:tcPr>
             <w:tcW w:type="dxa" w:w="2381"/>
-            <w:shd w:val="clear" w:color="auto" w:fill="EAF0F6"/>
+            <w:shd w:val="clear" w:color="auto" w:fill="EEF3F6"/>
           </w:tcPr>
           <w:p>
             <w:pPr>
@@ -16812,7 +17581,7 @@
         <w:tc>
           <w:tcPr>
             <w:tcW w:type="dxa" w:w="7654"/>
-            <w:shd w:val="clear" w:color="auto" w:fill="EAF0F6"/>
+            <w:shd w:val="clear" w:color="auto" w:fill="EEF3F6"/>
           </w:tcPr>
           <w:p>
             <w:pPr>
@@ -16828,6 +17597,9 @@
         </w:tc>
       </w:tr>
       <w:tr>
+        <w:trPr>
+          <w:cantSplit w:val="true"/>
+        </w:trPr>
         <w:tc>
           <w:tcPr>
             <w:tcW w:type="dxa" w:w="2381"/>
@@ -16871,10 +17643,13 @@
         </w:tc>
       </w:tr>
       <w:tr>
+        <w:trPr>
+          <w:cantSplit w:val="true"/>
+        </w:trPr>
         <w:tc>
           <w:tcPr>
             <w:tcW w:type="dxa" w:w="2381"/>
-            <w:shd w:val="clear" w:color="auto" w:fill="EAF0F6"/>
+            <w:shd w:val="clear" w:color="auto" w:fill="EEF3F6"/>
           </w:tcPr>
           <w:p>
             <w:pPr>
@@ -16892,7 +17667,7 @@
         <w:tc>
           <w:tcPr>
             <w:tcW w:type="dxa" w:w="7654"/>
-            <w:shd w:val="clear" w:color="auto" w:fill="EAF0F6"/>
+            <w:shd w:val="clear" w:color="auto" w:fill="EEF3F6"/>
           </w:tcPr>
           <w:p>
             <w:pPr>
@@ -16908,6 +17683,9 @@
         </w:tc>
       </w:tr>
       <w:tr>
+        <w:trPr>
+          <w:cantSplit w:val="true"/>
+        </w:trPr>
         <w:tc>
           <w:tcPr>
             <w:tcW w:type="dxa" w:w="2381"/>
@@ -16943,10 +17721,13 @@
         </w:tc>
       </w:tr>
       <w:tr>
+        <w:trPr>
+          <w:cantSplit w:val="true"/>
+        </w:trPr>
         <w:tc>
           <w:tcPr>
             <w:tcW w:type="dxa" w:w="2381"/>
-            <w:shd w:val="clear" w:color="auto" w:fill="EAF0F6"/>
+            <w:shd w:val="clear" w:color="auto" w:fill="EEF3F6"/>
           </w:tcPr>
           <w:p>
             <w:pPr>
@@ -16964,7 +17745,7 @@
         <w:tc>
           <w:tcPr>
             <w:tcW w:type="dxa" w:w="7654"/>
-            <w:shd w:val="clear" w:color="auto" w:fill="EAF0F6"/>
+            <w:shd w:val="clear" w:color="auto" w:fill="EEF3F6"/>
           </w:tcPr>
           <w:p>
             <w:pPr>
@@ -17008,14 +17789,16 @@
       <w:tr>
         <w:trPr>
           <w:tblHeader w:val="true"/>
+          <w:cantSplit w:val="true"/>
         </w:trPr>
         <w:tc>
           <w:tcPr>
             <w:tcW w:type="dxa" w:w="2381"/>
-            <w:shd w:val="clear" w:color="auto" w:fill="1F3B63"/>
-          </w:tcPr>
-          <w:p>
-            <w:pPr>
+            <w:shd w:val="clear" w:color="auto" w:fill="0B4660"/>
+          </w:tcPr>
+          <w:p>
+            <w:pPr>
+              <w:keepNext/>
               <w:spacing w:before="40" w:after="40"/>
             </w:pPr>
             <w:r>
@@ -17031,10 +17814,11 @@
         <w:tc>
           <w:tcPr>
             <w:tcW w:type="dxa" w:w="7654"/>
-            <w:shd w:val="clear" w:color="auto" w:fill="1F3B63"/>
-          </w:tcPr>
-          <w:p>
-            <w:pPr>
+            <w:shd w:val="clear" w:color="auto" w:fill="0B4660"/>
+          </w:tcPr>
+          <w:p>
+            <w:pPr>
+              <w:keepNext/>
               <w:spacing w:before="40" w:after="40"/>
             </w:pPr>
             <w:r>
@@ -17049,6 +17833,9 @@
         </w:tc>
       </w:tr>
       <w:tr>
+        <w:trPr>
+          <w:cantSplit w:val="true"/>
+        </w:trPr>
         <w:tc>
           <w:tcPr>
             <w:tcW w:type="dxa" w:w="2381"/>
@@ -17084,10 +17871,13 @@
         </w:tc>
       </w:tr>
       <w:tr>
+        <w:trPr>
+          <w:cantSplit w:val="true"/>
+        </w:trPr>
         <w:tc>
           <w:tcPr>
             <w:tcW w:type="dxa" w:w="2381"/>
-            <w:shd w:val="clear" w:color="auto" w:fill="EAF0F6"/>
+            <w:shd w:val="clear" w:color="auto" w:fill="EEF3F6"/>
           </w:tcPr>
           <w:p>
             <w:pPr>
@@ -17105,7 +17895,7 @@
         <w:tc>
           <w:tcPr>
             <w:tcW w:type="dxa" w:w="7654"/>
-            <w:shd w:val="clear" w:color="auto" w:fill="EAF0F6"/>
+            <w:shd w:val="clear" w:color="auto" w:fill="EEF3F6"/>
           </w:tcPr>
           <w:p>
             <w:pPr>
@@ -17121,6 +17911,9 @@
         </w:tc>
       </w:tr>
       <w:tr>
+        <w:trPr>
+          <w:cantSplit w:val="true"/>
+        </w:trPr>
         <w:tc>
           <w:tcPr>
             <w:tcW w:type="dxa" w:w="2381"/>
@@ -17156,10 +17949,13 @@
         </w:tc>
       </w:tr>
       <w:tr>
+        <w:trPr>
+          <w:cantSplit w:val="true"/>
+        </w:trPr>
         <w:tc>
           <w:tcPr>
             <w:tcW w:type="dxa" w:w="2381"/>
-            <w:shd w:val="clear" w:color="auto" w:fill="EAF0F6"/>
+            <w:shd w:val="clear" w:color="auto" w:fill="EEF3F6"/>
           </w:tcPr>
           <w:p>
             <w:pPr>
@@ -17177,7 +17973,7 @@
         <w:tc>
           <w:tcPr>
             <w:tcW w:type="dxa" w:w="7654"/>
-            <w:shd w:val="clear" w:color="auto" w:fill="EAF0F6"/>
+            <w:shd w:val="clear" w:color="auto" w:fill="EEF3F6"/>
           </w:tcPr>
           <w:p>
             <w:pPr>
@@ -17193,6 +17989,9 @@
         </w:tc>
       </w:tr>
       <w:tr>
+        <w:trPr>
+          <w:cantSplit w:val="true"/>
+        </w:trPr>
         <w:tc>
           <w:tcPr>
             <w:tcW w:type="dxa" w:w="2381"/>
@@ -17236,10 +18035,13 @@
         </w:tc>
       </w:tr>
       <w:tr>
+        <w:trPr>
+          <w:cantSplit w:val="true"/>
+        </w:trPr>
         <w:tc>
           <w:tcPr>
             <w:tcW w:type="dxa" w:w="2381"/>
-            <w:shd w:val="clear" w:color="auto" w:fill="EAF0F6"/>
+            <w:shd w:val="clear" w:color="auto" w:fill="EEF3F6"/>
           </w:tcPr>
           <w:p>
             <w:pPr>
@@ -17257,7 +18059,7 @@
         <w:tc>
           <w:tcPr>
             <w:tcW w:type="dxa" w:w="7654"/>
-            <w:shd w:val="clear" w:color="auto" w:fill="EAF0F6"/>
+            <w:shd w:val="clear" w:color="auto" w:fill="EEF3F6"/>
           </w:tcPr>
           <w:p>
             <w:pPr>
@@ -17273,6 +18075,9 @@
         </w:tc>
       </w:tr>
       <w:tr>
+        <w:trPr>
+          <w:cantSplit w:val="true"/>
+        </w:trPr>
         <w:tc>
           <w:tcPr>
             <w:tcW w:type="dxa" w:w="2381"/>
@@ -17336,14 +18141,16 @@
       <w:tr>
         <w:trPr>
           <w:tblHeader w:val="true"/>
+          <w:cantSplit w:val="true"/>
         </w:trPr>
         <w:tc>
           <w:tcPr>
             <w:tcW w:type="dxa" w:w="2381"/>
-            <w:shd w:val="clear" w:color="auto" w:fill="1F3B63"/>
-          </w:tcPr>
-          <w:p>
-            <w:pPr>
+            <w:shd w:val="clear" w:color="auto" w:fill="0B4660"/>
+          </w:tcPr>
+          <w:p>
+            <w:pPr>
+              <w:keepNext/>
               <w:spacing w:before="40" w:after="40"/>
             </w:pPr>
             <w:r>
@@ -17359,10 +18166,11 @@
         <w:tc>
           <w:tcPr>
             <w:tcW w:type="dxa" w:w="7654"/>
-            <w:shd w:val="clear" w:color="auto" w:fill="1F3B63"/>
-          </w:tcPr>
-          <w:p>
-            <w:pPr>
+            <w:shd w:val="clear" w:color="auto" w:fill="0B4660"/>
+          </w:tcPr>
+          <w:p>
+            <w:pPr>
+              <w:keepNext/>
               <w:spacing w:before="40" w:after="40"/>
             </w:pPr>
             <w:r>
@@ -17377,6 +18185,9 @@
         </w:tc>
       </w:tr>
       <w:tr>
+        <w:trPr>
+          <w:cantSplit w:val="true"/>
+        </w:trPr>
         <w:tc>
           <w:tcPr>
             <w:tcW w:type="dxa" w:w="2381"/>
@@ -17412,10 +18223,13 @@
         </w:tc>
       </w:tr>
       <w:tr>
+        <w:trPr>
+          <w:cantSplit w:val="true"/>
+        </w:trPr>
         <w:tc>
           <w:tcPr>
             <w:tcW w:type="dxa" w:w="2381"/>
-            <w:shd w:val="clear" w:color="auto" w:fill="EAF0F6"/>
+            <w:shd w:val="clear" w:color="auto" w:fill="EEF3F6"/>
           </w:tcPr>
           <w:p>
             <w:pPr>
@@ -17433,7 +18247,7 @@
         <w:tc>
           <w:tcPr>
             <w:tcW w:type="dxa" w:w="7654"/>
-            <w:shd w:val="clear" w:color="auto" w:fill="EAF0F6"/>
+            <w:shd w:val="clear" w:color="auto" w:fill="EEF3F6"/>
           </w:tcPr>
           <w:p>
             <w:pPr>
@@ -17449,6 +18263,9 @@
         </w:tc>
       </w:tr>
       <w:tr>
+        <w:trPr>
+          <w:cantSplit w:val="true"/>
+        </w:trPr>
         <w:tc>
           <w:tcPr>
             <w:tcW w:type="dxa" w:w="2381"/>
@@ -17484,10 +18301,13 @@
         </w:tc>
       </w:tr>
       <w:tr>
+        <w:trPr>
+          <w:cantSplit w:val="true"/>
+        </w:trPr>
         <w:tc>
           <w:tcPr>
             <w:tcW w:type="dxa" w:w="2381"/>
-            <w:shd w:val="clear" w:color="auto" w:fill="EAF0F6"/>
+            <w:shd w:val="clear" w:color="auto" w:fill="EEF3F6"/>
           </w:tcPr>
           <w:p>
             <w:pPr>
@@ -17505,7 +18325,7 @@
         <w:tc>
           <w:tcPr>
             <w:tcW w:type="dxa" w:w="7654"/>
-            <w:shd w:val="clear" w:color="auto" w:fill="EAF0F6"/>
+            <w:shd w:val="clear" w:color="auto" w:fill="EEF3F6"/>
           </w:tcPr>
           <w:p>
             <w:pPr>
@@ -17521,6 +18341,9 @@
         </w:tc>
       </w:tr>
       <w:tr>
+        <w:trPr>
+          <w:cantSplit w:val="true"/>
+        </w:trPr>
         <w:tc>
           <w:tcPr>
             <w:tcW w:type="dxa" w:w="2381"/>
@@ -17566,10 +18389,13 @@
         </w:tc>
       </w:tr>
       <w:tr>
+        <w:trPr>
+          <w:cantSplit w:val="true"/>
+        </w:trPr>
         <w:tc>
           <w:tcPr>
             <w:tcW w:type="dxa" w:w="2381"/>
-            <w:shd w:val="clear" w:color="auto" w:fill="EAF0F6"/>
+            <w:shd w:val="clear" w:color="auto" w:fill="EEF3F6"/>
           </w:tcPr>
           <w:p>
             <w:pPr>
@@ -17587,7 +18413,7 @@
         <w:tc>
           <w:tcPr>
             <w:tcW w:type="dxa" w:w="7654"/>
-            <w:shd w:val="clear" w:color="auto" w:fill="EAF0F6"/>
+            <w:shd w:val="clear" w:color="auto" w:fill="EEF3F6"/>
           </w:tcPr>
           <w:p>
             <w:pPr>
@@ -17603,6 +18429,9 @@
         </w:tc>
       </w:tr>
       <w:tr>
+        <w:trPr>
+          <w:cantSplit w:val="true"/>
+        </w:trPr>
         <w:tc>
           <w:tcPr>
             <w:tcW w:type="dxa" w:w="2381"/>
@@ -17638,10 +18467,13 @@
         </w:tc>
       </w:tr>
       <w:tr>
+        <w:trPr>
+          <w:cantSplit w:val="true"/>
+        </w:trPr>
         <w:tc>
           <w:tcPr>
             <w:tcW w:type="dxa" w:w="2381"/>
-            <w:shd w:val="clear" w:color="auto" w:fill="EAF0F6"/>
+            <w:shd w:val="clear" w:color="auto" w:fill="EEF3F6"/>
           </w:tcPr>
           <w:p>
             <w:pPr>
@@ -17659,7 +18491,7 @@
         <w:tc>
           <w:tcPr>
             <w:tcW w:type="dxa" w:w="7654"/>
-            <w:shd w:val="clear" w:color="auto" w:fill="EAF0F6"/>
+            <w:shd w:val="clear" w:color="auto" w:fill="EEF3F6"/>
           </w:tcPr>
           <w:p>
             <w:pPr>
@@ -17703,14 +18535,16 @@
       <w:tr>
         <w:trPr>
           <w:tblHeader w:val="true"/>
+          <w:cantSplit w:val="true"/>
         </w:trPr>
         <w:tc>
           <w:tcPr>
             <w:tcW w:type="dxa" w:w="2381"/>
-            <w:shd w:val="clear" w:color="auto" w:fill="1F3B63"/>
-          </w:tcPr>
-          <w:p>
-            <w:pPr>
+            <w:shd w:val="clear" w:color="auto" w:fill="0B4660"/>
+          </w:tcPr>
+          <w:p>
+            <w:pPr>
+              <w:keepNext/>
               <w:spacing w:before="40" w:after="40"/>
             </w:pPr>
             <w:r>
@@ -17726,10 +18560,11 @@
         <w:tc>
           <w:tcPr>
             <w:tcW w:type="dxa" w:w="7654"/>
-            <w:shd w:val="clear" w:color="auto" w:fill="1F3B63"/>
-          </w:tcPr>
-          <w:p>
-            <w:pPr>
+            <w:shd w:val="clear" w:color="auto" w:fill="0B4660"/>
+          </w:tcPr>
+          <w:p>
+            <w:pPr>
+              <w:keepNext/>
               <w:spacing w:before="40" w:after="40"/>
             </w:pPr>
             <w:r>
@@ -17744,6 +18579,9 @@
         </w:tc>
       </w:tr>
       <w:tr>
+        <w:trPr>
+          <w:cantSplit w:val="true"/>
+        </w:trPr>
         <w:tc>
           <w:tcPr>
             <w:tcW w:type="dxa" w:w="2381"/>
@@ -17779,10 +18617,13 @@
         </w:tc>
       </w:tr>
       <w:tr>
+        <w:trPr>
+          <w:cantSplit w:val="true"/>
+        </w:trPr>
         <w:tc>
           <w:tcPr>
             <w:tcW w:type="dxa" w:w="2381"/>
-            <w:shd w:val="clear" w:color="auto" w:fill="EAF0F6"/>
+            <w:shd w:val="clear" w:color="auto" w:fill="EEF3F6"/>
           </w:tcPr>
           <w:p>
             <w:pPr>
@@ -17800,7 +18641,7 @@
         <w:tc>
           <w:tcPr>
             <w:tcW w:type="dxa" w:w="7654"/>
-            <w:shd w:val="clear" w:color="auto" w:fill="EAF0F6"/>
+            <w:shd w:val="clear" w:color="auto" w:fill="EEF3F6"/>
           </w:tcPr>
           <w:p>
             <w:pPr>
@@ -17816,6 +18657,9 @@
         </w:tc>
       </w:tr>
       <w:tr>
+        <w:trPr>
+          <w:cantSplit w:val="true"/>
+        </w:trPr>
         <w:tc>
           <w:tcPr>
             <w:tcW w:type="dxa" w:w="2381"/>
@@ -17851,10 +18695,13 @@
         </w:tc>
       </w:tr>
       <w:tr>
+        <w:trPr>
+          <w:cantSplit w:val="true"/>
+        </w:trPr>
         <w:tc>
           <w:tcPr>
             <w:tcW w:type="dxa" w:w="2381"/>
-            <w:shd w:val="clear" w:color="auto" w:fill="EAF0F6"/>
+            <w:shd w:val="clear" w:color="auto" w:fill="EEF3F6"/>
           </w:tcPr>
           <w:p>
             <w:pPr>
@@ -17872,7 +18719,7 @@
         <w:tc>
           <w:tcPr>
             <w:tcW w:type="dxa" w:w="7654"/>
-            <w:shd w:val="clear" w:color="auto" w:fill="EAF0F6"/>
+            <w:shd w:val="clear" w:color="auto" w:fill="EEF3F6"/>
           </w:tcPr>
           <w:p>
             <w:pPr>
@@ -17888,6 +18735,9 @@
         </w:tc>
       </w:tr>
       <w:tr>
+        <w:trPr>
+          <w:cantSplit w:val="true"/>
+        </w:trPr>
         <w:tc>
           <w:tcPr>
             <w:tcW w:type="dxa" w:w="2381"/>
@@ -17929,10 +18779,13 @@
         </w:tc>
       </w:tr>
       <w:tr>
+        <w:trPr>
+          <w:cantSplit w:val="true"/>
+        </w:trPr>
         <w:tc>
           <w:tcPr>
             <w:tcW w:type="dxa" w:w="2381"/>
-            <w:shd w:val="clear" w:color="auto" w:fill="EAF0F6"/>
+            <w:shd w:val="clear" w:color="auto" w:fill="EEF3F6"/>
           </w:tcPr>
           <w:p>
             <w:pPr>
@@ -17950,7 +18803,7 @@
         <w:tc>
           <w:tcPr>
             <w:tcW w:type="dxa" w:w="7654"/>
-            <w:shd w:val="clear" w:color="auto" w:fill="EAF0F6"/>
+            <w:shd w:val="clear" w:color="auto" w:fill="EEF3F6"/>
           </w:tcPr>
           <w:p>
             <w:pPr>
@@ -18011,14 +18864,16 @@
       <w:tr>
         <w:trPr>
           <w:tblHeader w:val="true"/>
+          <w:cantSplit w:val="true"/>
         </w:trPr>
         <w:tc>
           <w:tcPr>
             <w:tcW w:type="dxa" w:w="964"/>
-            <w:shd w:val="clear" w:color="auto" w:fill="1F3B63"/>
-          </w:tcPr>
-          <w:p>
-            <w:pPr>
+            <w:shd w:val="clear" w:color="auto" w:fill="0B4660"/>
+          </w:tcPr>
+          <w:p>
+            <w:pPr>
+              <w:keepNext/>
               <w:spacing w:before="40" w:after="40"/>
             </w:pPr>
             <w:r>
@@ -18034,10 +18889,11 @@
         <w:tc>
           <w:tcPr>
             <w:tcW w:type="dxa" w:w="7087"/>
-            <w:shd w:val="clear" w:color="auto" w:fill="1F3B63"/>
-          </w:tcPr>
-          <w:p>
-            <w:pPr>
+            <w:shd w:val="clear" w:color="auto" w:fill="0B4660"/>
+          </w:tcPr>
+          <w:p>
+            <w:pPr>
+              <w:keepNext/>
               <w:spacing w:before="40" w:after="40"/>
             </w:pPr>
             <w:r>
@@ -18053,10 +18909,11 @@
         <w:tc>
           <w:tcPr>
             <w:tcW w:type="dxa" w:w="1984"/>
-            <w:shd w:val="clear" w:color="auto" w:fill="1F3B63"/>
-          </w:tcPr>
-          <w:p>
-            <w:pPr>
+            <w:shd w:val="clear" w:color="auto" w:fill="0B4660"/>
+          </w:tcPr>
+          <w:p>
+            <w:pPr>
+              <w:keepNext/>
               <w:spacing w:before="40" w:after="40"/>
             </w:pPr>
             <w:r>
@@ -18071,6 +18928,9 @@
         </w:tc>
       </w:tr>
       <w:tr>
+        <w:trPr>
+          <w:cantSplit w:val="true"/>
+        </w:trPr>
         <w:tc>
           <w:tcPr>
             <w:tcW w:type="dxa" w:w="964"/>
@@ -18122,10 +18982,13 @@
         </w:tc>
       </w:tr>
       <w:tr>
+        <w:trPr>
+          <w:cantSplit w:val="true"/>
+        </w:trPr>
         <w:tc>
           <w:tcPr>
             <w:tcW w:type="dxa" w:w="964"/>
-            <w:shd w:val="clear" w:color="auto" w:fill="EAF0F6"/>
+            <w:shd w:val="clear" w:color="auto" w:fill="EEF3F6"/>
           </w:tcPr>
           <w:p>
             <w:pPr>
@@ -18143,7 +19006,7 @@
         <w:tc>
           <w:tcPr>
             <w:tcW w:type="dxa" w:w="7087"/>
-            <w:shd w:val="clear" w:color="auto" w:fill="EAF0F6"/>
+            <w:shd w:val="clear" w:color="auto" w:fill="EEF3F6"/>
           </w:tcPr>
           <w:p>
             <w:pPr>
@@ -18160,7 +19023,7 @@
         <w:tc>
           <w:tcPr>
             <w:tcW w:type="dxa" w:w="1984"/>
-            <w:shd w:val="clear" w:color="auto" w:fill="EAF0F6"/>
+            <w:shd w:val="clear" w:color="auto" w:fill="EEF3F6"/>
           </w:tcPr>
           <w:p>
             <w:pPr>
@@ -18176,6 +19039,9 @@
         </w:tc>
       </w:tr>
       <w:tr>
+        <w:trPr>
+          <w:cantSplit w:val="true"/>
+        </w:trPr>
         <w:tc>
           <w:tcPr>
             <w:tcW w:type="dxa" w:w="964"/>
@@ -18227,10 +19093,13 @@
         </w:tc>
       </w:tr>
       <w:tr>
+        <w:trPr>
+          <w:cantSplit w:val="true"/>
+        </w:trPr>
         <w:tc>
           <w:tcPr>
             <w:tcW w:type="dxa" w:w="964"/>
-            <w:shd w:val="clear" w:color="auto" w:fill="EAF0F6"/>
+            <w:shd w:val="clear" w:color="auto" w:fill="EEF3F6"/>
           </w:tcPr>
           <w:p>
             <w:pPr>
@@ -18248,7 +19117,7 @@
         <w:tc>
           <w:tcPr>
             <w:tcW w:type="dxa" w:w="7087"/>
-            <w:shd w:val="clear" w:color="auto" w:fill="EAF0F6"/>
+            <w:shd w:val="clear" w:color="auto" w:fill="EEF3F6"/>
           </w:tcPr>
           <w:p>
             <w:pPr>
@@ -18265,7 +19134,7 @@
         <w:tc>
           <w:tcPr>
             <w:tcW w:type="dxa" w:w="1984"/>
-            <w:shd w:val="clear" w:color="auto" w:fill="EAF0F6"/>
+            <w:shd w:val="clear" w:color="auto" w:fill="EEF3F6"/>
           </w:tcPr>
           <w:p>
             <w:pPr>
@@ -18281,6 +19150,9 @@
         </w:tc>
       </w:tr>
       <w:tr>
+        <w:trPr>
+          <w:cantSplit w:val="true"/>
+        </w:trPr>
         <w:tc>
           <w:tcPr>
             <w:tcW w:type="dxa" w:w="964"/>
@@ -18332,10 +19204,13 @@
         </w:tc>
       </w:tr>
       <w:tr>
+        <w:trPr>
+          <w:cantSplit w:val="true"/>
+        </w:trPr>
         <w:tc>
           <w:tcPr>
             <w:tcW w:type="dxa" w:w="964"/>
-            <w:shd w:val="clear" w:color="auto" w:fill="EAF0F6"/>
+            <w:shd w:val="clear" w:color="auto" w:fill="EEF3F6"/>
           </w:tcPr>
           <w:p>
             <w:pPr>
@@ -18353,7 +19228,7 @@
         <w:tc>
           <w:tcPr>
             <w:tcW w:type="dxa" w:w="7087"/>
-            <w:shd w:val="clear" w:color="auto" w:fill="EAF0F6"/>
+            <w:shd w:val="clear" w:color="auto" w:fill="EEF3F6"/>
           </w:tcPr>
           <w:p>
             <w:pPr>
@@ -18370,7 +19245,7 @@
         <w:tc>
           <w:tcPr>
             <w:tcW w:type="dxa" w:w="1984"/>
-            <w:shd w:val="clear" w:color="auto" w:fill="EAF0F6"/>
+            <w:shd w:val="clear" w:color="auto" w:fill="EEF3F6"/>
           </w:tcPr>
           <w:p>
             <w:pPr>
@@ -18386,6 +19261,9 @@
         </w:tc>
       </w:tr>
       <w:tr>
+        <w:trPr>
+          <w:cantSplit w:val="true"/>
+        </w:trPr>
         <w:tc>
           <w:tcPr>
             <w:tcW w:type="dxa" w:w="964"/>
@@ -18437,10 +19315,13 @@
         </w:tc>
       </w:tr>
       <w:tr>
+        <w:trPr>
+          <w:cantSplit w:val="true"/>
+        </w:trPr>
         <w:tc>
           <w:tcPr>
             <w:tcW w:type="dxa" w:w="964"/>
-            <w:shd w:val="clear" w:color="auto" w:fill="EAF0F6"/>
+            <w:shd w:val="clear" w:color="auto" w:fill="EEF3F6"/>
           </w:tcPr>
           <w:p>
             <w:pPr>
@@ -18458,7 +19339,7 @@
         <w:tc>
           <w:tcPr>
             <w:tcW w:type="dxa" w:w="7087"/>
-            <w:shd w:val="clear" w:color="auto" w:fill="EAF0F6"/>
+            <w:shd w:val="clear" w:color="auto" w:fill="EEF3F6"/>
           </w:tcPr>
           <w:p>
             <w:pPr>
@@ -18475,7 +19356,7 @@
         <w:tc>
           <w:tcPr>
             <w:tcW w:type="dxa" w:w="1984"/>
-            <w:shd w:val="clear" w:color="auto" w:fill="EAF0F6"/>
+            <w:shd w:val="clear" w:color="auto" w:fill="EEF3F6"/>
           </w:tcPr>
           <w:p>
             <w:pPr>
@@ -18491,6 +19372,9 @@
         </w:tc>
       </w:tr>
       <w:tr>
+        <w:trPr>
+          <w:cantSplit w:val="true"/>
+        </w:trPr>
         <w:tc>
           <w:tcPr>
             <w:tcW w:type="dxa" w:w="964"/>
@@ -18542,10 +19426,13 @@
         </w:tc>
       </w:tr>
       <w:tr>
+        <w:trPr>
+          <w:cantSplit w:val="true"/>
+        </w:trPr>
         <w:tc>
           <w:tcPr>
             <w:tcW w:type="dxa" w:w="964"/>
-            <w:shd w:val="clear" w:color="auto" w:fill="EAF0F6"/>
+            <w:shd w:val="clear" w:color="auto" w:fill="EEF3F6"/>
           </w:tcPr>
           <w:p>
             <w:pPr>
@@ -18563,7 +19450,7 @@
         <w:tc>
           <w:tcPr>
             <w:tcW w:type="dxa" w:w="7087"/>
-            <w:shd w:val="clear" w:color="auto" w:fill="EAF0F6"/>
+            <w:shd w:val="clear" w:color="auto" w:fill="EEF3F6"/>
           </w:tcPr>
           <w:p>
             <w:pPr>
@@ -18580,7 +19467,7 @@
         <w:tc>
           <w:tcPr>
             <w:tcW w:type="dxa" w:w="1984"/>
-            <w:shd w:val="clear" w:color="auto" w:fill="EAF0F6"/>
+            <w:shd w:val="clear" w:color="auto" w:fill="EEF3F6"/>
           </w:tcPr>
           <w:p>
             <w:pPr>
@@ -18596,6 +19483,9 @@
         </w:tc>
       </w:tr>
       <w:tr>
+        <w:trPr>
+          <w:cantSplit w:val="true"/>
+        </w:trPr>
         <w:tc>
           <w:tcPr>
             <w:tcW w:type="dxa" w:w="964"/>
@@ -18701,14 +19591,16 @@
       <w:tr>
         <w:trPr>
           <w:tblHeader w:val="true"/>
+          <w:cantSplit w:val="true"/>
         </w:trPr>
         <w:tc>
           <w:tcPr>
             <w:tcW w:type="dxa" w:w="850"/>
-            <w:shd w:val="clear" w:color="auto" w:fill="1F3B63"/>
-          </w:tcPr>
-          <w:p>
-            <w:pPr>
+            <w:shd w:val="clear" w:color="auto" w:fill="0B4660"/>
+          </w:tcPr>
+          <w:p>
+            <w:pPr>
+              <w:keepNext/>
               <w:spacing w:before="40" w:after="40"/>
             </w:pPr>
             <w:r>
@@ -18724,10 +19616,11 @@
         <w:tc>
           <w:tcPr>
             <w:tcW w:type="dxa" w:w="2608"/>
-            <w:shd w:val="clear" w:color="auto" w:fill="1F3B63"/>
-          </w:tcPr>
-          <w:p>
-            <w:pPr>
+            <w:shd w:val="clear" w:color="auto" w:fill="0B4660"/>
+          </w:tcPr>
+          <w:p>
+            <w:pPr>
+              <w:keepNext/>
               <w:spacing w:before="40" w:after="40"/>
             </w:pPr>
             <w:r>
@@ -18743,10 +19636,11 @@
         <w:tc>
           <w:tcPr>
             <w:tcW w:type="dxa" w:w="4876"/>
-            <w:shd w:val="clear" w:color="auto" w:fill="1F3B63"/>
-          </w:tcPr>
-          <w:p>
-            <w:pPr>
+            <w:shd w:val="clear" w:color="auto" w:fill="0B4660"/>
+          </w:tcPr>
+          <w:p>
+            <w:pPr>
+              <w:keepNext/>
               <w:spacing w:before="40" w:after="40"/>
             </w:pPr>
             <w:r>
@@ -18762,10 +19656,11 @@
         <w:tc>
           <w:tcPr>
             <w:tcW w:type="dxa" w:w="1701"/>
-            <w:shd w:val="clear" w:color="auto" w:fill="1F3B63"/>
-          </w:tcPr>
-          <w:p>
-            <w:pPr>
+            <w:shd w:val="clear" w:color="auto" w:fill="0B4660"/>
+          </w:tcPr>
+          <w:p>
+            <w:pPr>
+              <w:keepNext/>
               <w:spacing w:before="40" w:after="40"/>
             </w:pPr>
             <w:r>
@@ -18780,6 +19675,9 @@
         </w:tc>
       </w:tr>
       <w:tr>
+        <w:trPr>
+          <w:cantSplit w:val="true"/>
+        </w:trPr>
         <w:tc>
           <w:tcPr>
             <w:tcW w:type="dxa" w:w="850"/>
@@ -18847,10 +19745,13 @@
         </w:tc>
       </w:tr>
       <w:tr>
+        <w:trPr>
+          <w:cantSplit w:val="true"/>
+        </w:trPr>
         <w:tc>
           <w:tcPr>
             <w:tcW w:type="dxa" w:w="850"/>
-            <w:shd w:val="clear" w:color="auto" w:fill="EAF0F6"/>
+            <w:shd w:val="clear" w:color="auto" w:fill="EEF3F6"/>
           </w:tcPr>
           <w:p>
             <w:pPr>
@@ -18868,7 +19769,7 @@
         <w:tc>
           <w:tcPr>
             <w:tcW w:type="dxa" w:w="2608"/>
-            <w:shd w:val="clear" w:color="auto" w:fill="EAF0F6"/>
+            <w:shd w:val="clear" w:color="auto" w:fill="EEF3F6"/>
           </w:tcPr>
           <w:p>
             <w:pPr>
@@ -18885,7 +19786,7 @@
         <w:tc>
           <w:tcPr>
             <w:tcW w:type="dxa" w:w="4876"/>
-            <w:shd w:val="clear" w:color="auto" w:fill="EAF0F6"/>
+            <w:shd w:val="clear" w:color="auto" w:fill="EEF3F6"/>
           </w:tcPr>
           <w:p>
             <w:pPr>
@@ -18902,7 +19803,7 @@
         <w:tc>
           <w:tcPr>
             <w:tcW w:type="dxa" w:w="1701"/>
-            <w:shd w:val="clear" w:color="auto" w:fill="EAF0F6"/>
+            <w:shd w:val="clear" w:color="auto" w:fill="EEF3F6"/>
           </w:tcPr>
           <w:p>
             <w:pPr>
@@ -18918,6 +19819,9 @@
         </w:tc>
       </w:tr>
       <w:tr>
+        <w:trPr>
+          <w:cantSplit w:val="true"/>
+        </w:trPr>
         <w:tc>
           <w:tcPr>
             <w:tcW w:type="dxa" w:w="850"/>
@@ -18985,10 +19889,13 @@
         </w:tc>
       </w:tr>
       <w:tr>
+        <w:trPr>
+          <w:cantSplit w:val="true"/>
+        </w:trPr>
         <w:tc>
           <w:tcPr>
             <w:tcW w:type="dxa" w:w="850"/>
-            <w:shd w:val="clear" w:color="auto" w:fill="EAF0F6"/>
+            <w:shd w:val="clear" w:color="auto" w:fill="EEF3F6"/>
           </w:tcPr>
           <w:p>
             <w:pPr>
@@ -19006,7 +19913,7 @@
         <w:tc>
           <w:tcPr>
             <w:tcW w:type="dxa" w:w="2608"/>
-            <w:shd w:val="clear" w:color="auto" w:fill="EAF0F6"/>
+            <w:shd w:val="clear" w:color="auto" w:fill="EEF3F6"/>
           </w:tcPr>
           <w:p>
             <w:pPr>
@@ -19023,7 +19930,7 @@
         <w:tc>
           <w:tcPr>
             <w:tcW w:type="dxa" w:w="4876"/>
-            <w:shd w:val="clear" w:color="auto" w:fill="EAF0F6"/>
+            <w:shd w:val="clear" w:color="auto" w:fill="EEF3F6"/>
           </w:tcPr>
           <w:p>
             <w:pPr>
@@ -19040,7 +19947,7 @@
         <w:tc>
           <w:tcPr>
             <w:tcW w:type="dxa" w:w="1701"/>
-            <w:shd w:val="clear" w:color="auto" w:fill="EAF0F6"/>
+            <w:shd w:val="clear" w:color="auto" w:fill="EEF3F6"/>
           </w:tcPr>
           <w:p>
             <w:pPr>
@@ -19056,6 +19963,9 @@
         </w:tc>
       </w:tr>
       <w:tr>
+        <w:trPr>
+          <w:cantSplit w:val="true"/>
+        </w:trPr>
         <w:tc>
           <w:tcPr>
             <w:tcW w:type="dxa" w:w="850"/>
@@ -19123,10 +20033,13 @@
         </w:tc>
       </w:tr>
       <w:tr>
+        <w:trPr>
+          <w:cantSplit w:val="true"/>
+        </w:trPr>
         <w:tc>
           <w:tcPr>
             <w:tcW w:type="dxa" w:w="850"/>
-            <w:shd w:val="clear" w:color="auto" w:fill="EAF0F6"/>
+            <w:shd w:val="clear" w:color="auto" w:fill="EEF3F6"/>
           </w:tcPr>
           <w:p>
             <w:pPr>
@@ -19144,7 +20057,7 @@
         <w:tc>
           <w:tcPr>
             <w:tcW w:type="dxa" w:w="2608"/>
-            <w:shd w:val="clear" w:color="auto" w:fill="EAF0F6"/>
+            <w:shd w:val="clear" w:color="auto" w:fill="EEF3F6"/>
           </w:tcPr>
           <w:p>
             <w:pPr>
@@ -19161,7 +20074,7 @@
         <w:tc>
           <w:tcPr>
             <w:tcW w:type="dxa" w:w="4876"/>
-            <w:shd w:val="clear" w:color="auto" w:fill="EAF0F6"/>
+            <w:shd w:val="clear" w:color="auto" w:fill="EEF3F6"/>
           </w:tcPr>
           <w:p>
             <w:pPr>
@@ -19178,7 +20091,7 @@
         <w:tc>
           <w:tcPr>
             <w:tcW w:type="dxa" w:w="1701"/>
-            <w:shd w:val="clear" w:color="auto" w:fill="EAF0F6"/>
+            <w:shd w:val="clear" w:color="auto" w:fill="EEF3F6"/>
           </w:tcPr>
           <w:p>
             <w:pPr>
@@ -19194,6 +20107,9 @@
         </w:tc>
       </w:tr>
       <w:tr>
+        <w:trPr>
+          <w:cantSplit w:val="true"/>
+        </w:trPr>
         <w:tc>
           <w:tcPr>
             <w:tcW w:type="dxa" w:w="850"/>
@@ -19261,10 +20177,13 @@
         </w:tc>
       </w:tr>
       <w:tr>
+        <w:trPr>
+          <w:cantSplit w:val="true"/>
+        </w:trPr>
         <w:tc>
           <w:tcPr>
             <w:tcW w:type="dxa" w:w="850"/>
-            <w:shd w:val="clear" w:color="auto" w:fill="EAF0F6"/>
+            <w:shd w:val="clear" w:color="auto" w:fill="EEF3F6"/>
           </w:tcPr>
           <w:p>
             <w:pPr>
@@ -19282,7 +20201,7 @@
         <w:tc>
           <w:tcPr>
             <w:tcW w:type="dxa" w:w="2608"/>
-            <w:shd w:val="clear" w:color="auto" w:fill="EAF0F6"/>
+            <w:shd w:val="clear" w:color="auto" w:fill="EEF3F6"/>
           </w:tcPr>
           <w:p>
             <w:pPr>
@@ -19299,7 +20218,7 @@
         <w:tc>
           <w:tcPr>
             <w:tcW w:type="dxa" w:w="4876"/>
-            <w:shd w:val="clear" w:color="auto" w:fill="EAF0F6"/>
+            <w:shd w:val="clear" w:color="auto" w:fill="EEF3F6"/>
           </w:tcPr>
           <w:p>
             <w:pPr>
@@ -19316,7 +20235,7 @@
         <w:tc>
           <w:tcPr>
             <w:tcW w:type="dxa" w:w="1701"/>
-            <w:shd w:val="clear" w:color="auto" w:fill="EAF0F6"/>
+            <w:shd w:val="clear" w:color="auto" w:fill="EEF3F6"/>
           </w:tcPr>
           <w:p>
             <w:pPr>
@@ -19373,14 +20292,16 @@
       <w:tr>
         <w:trPr>
           <w:tblHeader w:val="true"/>
+          <w:cantSplit w:val="true"/>
         </w:trPr>
         <w:tc>
           <w:tcPr>
             <w:tcW w:type="dxa" w:w="4932"/>
-            <w:shd w:val="clear" w:color="auto" w:fill="1F3B63"/>
-          </w:tcPr>
-          <w:p>
-            <w:pPr>
+            <w:shd w:val="clear" w:color="auto" w:fill="0B4660"/>
+          </w:tcPr>
+          <w:p>
+            <w:pPr>
+              <w:keepNext/>
               <w:spacing w:before="40" w:after="40"/>
             </w:pPr>
             <w:r>
@@ -19396,10 +20317,11 @@
         <w:tc>
           <w:tcPr>
             <w:tcW w:type="dxa" w:w="5102"/>
-            <w:shd w:val="clear" w:color="auto" w:fill="1F3B63"/>
-          </w:tcPr>
-          <w:p>
-            <w:pPr>
+            <w:shd w:val="clear" w:color="auto" w:fill="0B4660"/>
+          </w:tcPr>
+          <w:p>
+            <w:pPr>
+              <w:keepNext/>
               <w:spacing w:before="40" w:after="40"/>
             </w:pPr>
             <w:r>
@@ -19414,6 +20336,9 @@
         </w:tc>
       </w:tr>
       <w:tr>
+        <w:trPr>
+          <w:cantSplit w:val="true"/>
+        </w:trPr>
         <w:tc>
           <w:tcPr>
             <w:tcW w:type="dxa" w:w="4932"/>
@@ -19448,10 +20373,13 @@
         </w:tc>
       </w:tr>
       <w:tr>
+        <w:trPr>
+          <w:cantSplit w:val="true"/>
+        </w:trPr>
         <w:tc>
           <w:tcPr>
             <w:tcW w:type="dxa" w:w="4932"/>
-            <w:shd w:val="clear" w:color="auto" w:fill="EAF0F6"/>
+            <w:shd w:val="clear" w:color="auto" w:fill="EEF3F6"/>
           </w:tcPr>
           <w:p>
             <w:pPr>
@@ -19468,7 +20396,7 @@
         <w:tc>
           <w:tcPr>
             <w:tcW w:type="dxa" w:w="5102"/>
-            <w:shd w:val="clear" w:color="auto" w:fill="EAF0F6"/>
+            <w:shd w:val="clear" w:color="auto" w:fill="EEF3F6"/>
           </w:tcPr>
           <w:p>
             <w:pPr>
@@ -19484,6 +20412,9 @@
         </w:tc>
       </w:tr>
       <w:tr>
+        <w:trPr>
+          <w:cantSplit w:val="true"/>
+        </w:trPr>
         <w:tc>
           <w:tcPr>
             <w:tcW w:type="dxa" w:w="4932"/>
@@ -19518,10 +20449,13 @@
         </w:tc>
       </w:tr>
       <w:tr>
+        <w:trPr>
+          <w:cantSplit w:val="true"/>
+        </w:trPr>
         <w:tc>
           <w:tcPr>
             <w:tcW w:type="dxa" w:w="4932"/>
-            <w:shd w:val="clear" w:color="auto" w:fill="EAF0F6"/>
+            <w:shd w:val="clear" w:color="auto" w:fill="EEF3F6"/>
           </w:tcPr>
           <w:p>
             <w:pPr>
@@ -19538,7 +20472,7 @@
         <w:tc>
           <w:tcPr>
             <w:tcW w:type="dxa" w:w="5102"/>
-            <w:shd w:val="clear" w:color="auto" w:fill="EAF0F6"/>
+            <w:shd w:val="clear" w:color="auto" w:fill="EEF3F6"/>
           </w:tcPr>
           <w:p>
             <w:pPr>
@@ -19554,6 +20488,9 @@
         </w:tc>
       </w:tr>
       <w:tr>
+        <w:trPr>
+          <w:cantSplit w:val="true"/>
+        </w:trPr>
         <w:tc>
           <w:tcPr>
             <w:tcW w:type="dxa" w:w="4932"/>
@@ -19588,10 +20525,13 @@
         </w:tc>
       </w:tr>
       <w:tr>
+        <w:trPr>
+          <w:cantSplit w:val="true"/>
+        </w:trPr>
         <w:tc>
           <w:tcPr>
             <w:tcW w:type="dxa" w:w="4932"/>
-            <w:shd w:val="clear" w:color="auto" w:fill="EAF0F6"/>
+            <w:shd w:val="clear" w:color="auto" w:fill="EEF3F6"/>
           </w:tcPr>
           <w:p>
             <w:pPr>
@@ -19608,7 +20548,7 @@
         <w:tc>
           <w:tcPr>
             <w:tcW w:type="dxa" w:w="5102"/>
-            <w:shd w:val="clear" w:color="auto" w:fill="EAF0F6"/>
+            <w:shd w:val="clear" w:color="auto" w:fill="EEF3F6"/>
           </w:tcPr>
           <w:p>
             <w:pPr>
@@ -19653,14 +20593,16 @@
       <w:tr>
         <w:trPr>
           <w:tblHeader w:val="true"/>
+          <w:cantSplit w:val="true"/>
         </w:trPr>
         <w:tc>
           <w:tcPr>
             <w:tcW w:type="dxa" w:w="2381"/>
-            <w:shd w:val="clear" w:color="auto" w:fill="1F3B63"/>
-          </w:tcPr>
-          <w:p>
-            <w:pPr>
+            <w:shd w:val="clear" w:color="auto" w:fill="0B4660"/>
+          </w:tcPr>
+          <w:p>
+            <w:pPr>
+              <w:keepNext/>
               <w:spacing w:before="40" w:after="40"/>
             </w:pPr>
             <w:r>
@@ -19676,10 +20618,11 @@
         <w:tc>
           <w:tcPr>
             <w:tcW w:type="dxa" w:w="4819"/>
-            <w:shd w:val="clear" w:color="auto" w:fill="1F3B63"/>
-          </w:tcPr>
-          <w:p>
-            <w:pPr>
+            <w:shd w:val="clear" w:color="auto" w:fill="0B4660"/>
+          </w:tcPr>
+          <w:p>
+            <w:pPr>
+              <w:keepNext/>
               <w:spacing w:before="40" w:after="40"/>
             </w:pPr>
             <w:r>
@@ -19695,10 +20638,11 @@
         <w:tc>
           <w:tcPr>
             <w:tcW w:type="dxa" w:w="2835"/>
-            <w:shd w:val="clear" w:color="auto" w:fill="1F3B63"/>
-          </w:tcPr>
-          <w:p>
-            <w:pPr>
+            <w:shd w:val="clear" w:color="auto" w:fill="0B4660"/>
+          </w:tcPr>
+          <w:p>
+            <w:pPr>
+              <w:keepNext/>
               <w:spacing w:before="40" w:after="40"/>
             </w:pPr>
             <w:r>
@@ -19713,6 +20657,9 @@
         </w:tc>
       </w:tr>
       <w:tr>
+        <w:trPr>
+          <w:cantSplit w:val="true"/>
+        </w:trPr>
         <w:tc>
           <w:tcPr>
             <w:tcW w:type="dxa" w:w="2381"/>
@@ -19763,10 +20710,13 @@
         </w:tc>
       </w:tr>
       <w:tr>
+        <w:trPr>
+          <w:cantSplit w:val="true"/>
+        </w:trPr>
         <w:tc>
           <w:tcPr>
             <w:tcW w:type="dxa" w:w="2381"/>
-            <w:shd w:val="clear" w:color="auto" w:fill="EAF0F6"/>
+            <w:shd w:val="clear" w:color="auto" w:fill="EEF3F6"/>
           </w:tcPr>
           <w:p>
             <w:pPr>
@@ -19783,7 +20733,7 @@
         <w:tc>
           <w:tcPr>
             <w:tcW w:type="dxa" w:w="4819"/>
-            <w:shd w:val="clear" w:color="auto" w:fill="EAF0F6"/>
+            <w:shd w:val="clear" w:color="auto" w:fill="EEF3F6"/>
           </w:tcPr>
           <w:p>
             <w:pPr>
@@ -19800,7 +20750,7 @@
         <w:tc>
           <w:tcPr>
             <w:tcW w:type="dxa" w:w="2835"/>
-            <w:shd w:val="clear" w:color="auto" w:fill="EAF0F6"/>
+            <w:shd w:val="clear" w:color="auto" w:fill="EEF3F6"/>
           </w:tcPr>
           <w:p>
             <w:pPr>
@@ -19816,6 +20766,9 @@
         </w:tc>
       </w:tr>
       <w:tr>
+        <w:trPr>
+          <w:cantSplit w:val="true"/>
+        </w:trPr>
         <w:tc>
           <w:tcPr>
             <w:tcW w:type="dxa" w:w="2381"/>
@@ -19873,10 +20826,13 @@
         </w:tc>
       </w:tr>
       <w:tr>
+        <w:trPr>
+          <w:cantSplit w:val="true"/>
+        </w:trPr>
         <w:tc>
           <w:tcPr>
             <w:tcW w:type="dxa" w:w="2381"/>
-            <w:shd w:val="clear" w:color="auto" w:fill="EAF0F6"/>
+            <w:shd w:val="clear" w:color="auto" w:fill="EEF3F6"/>
           </w:tcPr>
           <w:p>
             <w:pPr>
@@ -19893,7 +20849,7 @@
         <w:tc>
           <w:tcPr>
             <w:tcW w:type="dxa" w:w="4819"/>
-            <w:shd w:val="clear" w:color="auto" w:fill="EAF0F6"/>
+            <w:shd w:val="clear" w:color="auto" w:fill="EEF3F6"/>
           </w:tcPr>
           <w:p>
             <w:pPr>
@@ -19910,7 +20866,7 @@
         <w:tc>
           <w:tcPr>
             <w:tcW w:type="dxa" w:w="2835"/>
-            <w:shd w:val="clear" w:color="auto" w:fill="EAF0F6"/>
+            <w:shd w:val="clear" w:color="auto" w:fill="EEF3F6"/>
           </w:tcPr>
           <w:p>
             <w:pPr>
@@ -19933,6 +20889,9 @@
         </w:tc>
       </w:tr>
       <w:tr>
+        <w:trPr>
+          <w:cantSplit w:val="true"/>
+        </w:trPr>
         <w:tc>
           <w:tcPr>
             <w:tcW w:type="dxa" w:w="2381"/>
@@ -19990,10 +20949,13 @@
         </w:tc>
       </w:tr>
       <w:tr>
+        <w:trPr>
+          <w:cantSplit w:val="true"/>
+        </w:trPr>
         <w:tc>
           <w:tcPr>
             <w:tcW w:type="dxa" w:w="2381"/>
-            <w:shd w:val="clear" w:color="auto" w:fill="EAF0F6"/>
+            <w:shd w:val="clear" w:color="auto" w:fill="EEF3F6"/>
           </w:tcPr>
           <w:p>
             <w:pPr>
@@ -20010,7 +20972,7 @@
         <w:tc>
           <w:tcPr>
             <w:tcW w:type="dxa" w:w="4819"/>
-            <w:shd w:val="clear" w:color="auto" w:fill="EAF0F6"/>
+            <w:shd w:val="clear" w:color="auto" w:fill="EEF3F6"/>
           </w:tcPr>
           <w:p>
             <w:pPr>
@@ -20027,7 +20989,7 @@
         <w:tc>
           <w:tcPr>
             <w:tcW w:type="dxa" w:w="2835"/>
-            <w:shd w:val="clear" w:color="auto" w:fill="EAF0F6"/>
+            <w:shd w:val="clear" w:color="auto" w:fill="EEF3F6"/>
           </w:tcPr>
           <w:p>
             <w:pPr>
@@ -20043,6 +21005,9 @@
         </w:tc>
       </w:tr>
       <w:tr>
+        <w:trPr>
+          <w:cantSplit w:val="true"/>
+        </w:trPr>
         <w:tc>
           <w:tcPr>
             <w:tcW w:type="dxa" w:w="2381"/>
@@ -20123,14 +21088,16 @@
       <w:tr>
         <w:trPr>
           <w:tblHeader w:val="true"/>
+          <w:cantSplit w:val="true"/>
         </w:trPr>
         <w:tc>
           <w:tcPr>
             <w:tcW w:type="dxa" w:w="2041"/>
-            <w:shd w:val="clear" w:color="auto" w:fill="1F3B63"/>
-          </w:tcPr>
-          <w:p>
-            <w:pPr>
+            <w:shd w:val="clear" w:color="auto" w:fill="0B4660"/>
+          </w:tcPr>
+          <w:p>
+            <w:pPr>
+              <w:keepNext/>
               <w:spacing w:before="40" w:after="40"/>
             </w:pPr>
             <w:r>
@@ -20146,10 +21113,11 @@
         <w:tc>
           <w:tcPr>
             <w:tcW w:type="dxa" w:w="1814"/>
-            <w:shd w:val="clear" w:color="auto" w:fill="1F3B63"/>
-          </w:tcPr>
-          <w:p>
-            <w:pPr>
+            <w:shd w:val="clear" w:color="auto" w:fill="0B4660"/>
+          </w:tcPr>
+          <w:p>
+            <w:pPr>
+              <w:keepNext/>
               <w:spacing w:before="40" w:after="40"/>
             </w:pPr>
             <w:r>
@@ -20165,10 +21133,11 @@
         <w:tc>
           <w:tcPr>
             <w:tcW w:type="dxa" w:w="3628"/>
-            <w:shd w:val="clear" w:color="auto" w:fill="1F3B63"/>
-          </w:tcPr>
-          <w:p>
-            <w:pPr>
+            <w:shd w:val="clear" w:color="auto" w:fill="0B4660"/>
+          </w:tcPr>
+          <w:p>
+            <w:pPr>
+              <w:keepNext/>
               <w:spacing w:before="40" w:after="40"/>
             </w:pPr>
             <w:r>
@@ -20184,10 +21153,11 @@
         <w:tc>
           <w:tcPr>
             <w:tcW w:type="dxa" w:w="2551"/>
-            <w:shd w:val="clear" w:color="auto" w:fill="1F3B63"/>
-          </w:tcPr>
-          <w:p>
-            <w:pPr>
+            <w:shd w:val="clear" w:color="auto" w:fill="0B4660"/>
+          </w:tcPr>
+          <w:p>
+            <w:pPr>
+              <w:keepNext/>
               <w:spacing w:before="40" w:after="40"/>
             </w:pPr>
             <w:r>
@@ -20202,6 +21172,9 @@
         </w:tc>
       </w:tr>
       <w:tr>
+        <w:trPr>
+          <w:cantSplit w:val="true"/>
+        </w:trPr>
         <w:tc>
           <w:tcPr>
             <w:tcW w:type="dxa" w:w="2041"/>
@@ -20269,10 +21242,13 @@
         </w:tc>
       </w:tr>
       <w:tr>
+        <w:trPr>
+          <w:cantSplit w:val="true"/>
+        </w:trPr>
         <w:tc>
           <w:tcPr>
             <w:tcW w:type="dxa" w:w="2041"/>
-            <w:shd w:val="clear" w:color="auto" w:fill="EAF0F6"/>
+            <w:shd w:val="clear" w:color="auto" w:fill="EEF3F6"/>
           </w:tcPr>
           <w:p>
             <w:pPr>
@@ -20290,7 +21266,7 @@
         <w:tc>
           <w:tcPr>
             <w:tcW w:type="dxa" w:w="1814"/>
-            <w:shd w:val="clear" w:color="auto" w:fill="EAF0F6"/>
+            <w:shd w:val="clear" w:color="auto" w:fill="EEF3F6"/>
           </w:tcPr>
           <w:p>
             <w:pPr>
@@ -20307,7 +21283,7 @@
         <w:tc>
           <w:tcPr>
             <w:tcW w:type="dxa" w:w="3628"/>
-            <w:shd w:val="clear" w:color="auto" w:fill="EAF0F6"/>
+            <w:shd w:val="clear" w:color="auto" w:fill="EEF3F6"/>
           </w:tcPr>
           <w:p>
             <w:pPr>
@@ -20324,7 +21300,7 @@
         <w:tc>
           <w:tcPr>
             <w:tcW w:type="dxa" w:w="2551"/>
-            <w:shd w:val="clear" w:color="auto" w:fill="EAF0F6"/>
+            <w:shd w:val="clear" w:color="auto" w:fill="EEF3F6"/>
           </w:tcPr>
           <w:p>
             <w:pPr>
@@ -20340,6 +21316,9 @@
         </w:tc>
       </w:tr>
       <w:tr>
+        <w:trPr>
+          <w:cantSplit w:val="true"/>
+        </w:trPr>
         <w:tc>
           <w:tcPr>
             <w:tcW w:type="dxa" w:w="2041"/>
@@ -20407,10 +21386,13 @@
         </w:tc>
       </w:tr>
       <w:tr>
+        <w:trPr>
+          <w:cantSplit w:val="true"/>
+        </w:trPr>
         <w:tc>
           <w:tcPr>
             <w:tcW w:type="dxa" w:w="2041"/>
-            <w:shd w:val="clear" w:color="auto" w:fill="EAF0F6"/>
+            <w:shd w:val="clear" w:color="auto" w:fill="EEF3F6"/>
           </w:tcPr>
           <w:p>
             <w:pPr>
@@ -20428,7 +21410,7 @@
         <w:tc>
           <w:tcPr>
             <w:tcW w:type="dxa" w:w="1814"/>
-            <w:shd w:val="clear" w:color="auto" w:fill="EAF0F6"/>
+            <w:shd w:val="clear" w:color="auto" w:fill="EEF3F6"/>
           </w:tcPr>
           <w:p>
             <w:pPr>
@@ -20445,7 +21427,7 @@
         <w:tc>
           <w:tcPr>
             <w:tcW w:type="dxa" w:w="3628"/>
-            <w:shd w:val="clear" w:color="auto" w:fill="EAF0F6"/>
+            <w:shd w:val="clear" w:color="auto" w:fill="EEF3F6"/>
           </w:tcPr>
           <w:p>
             <w:pPr>
@@ -20462,7 +21444,7 @@
         <w:tc>
           <w:tcPr>
             <w:tcW w:type="dxa" w:w="2551"/>
-            <w:shd w:val="clear" w:color="auto" w:fill="EAF0F6"/>
+            <w:shd w:val="clear" w:color="auto" w:fill="EEF3F6"/>
           </w:tcPr>
           <w:p>
             <w:pPr>
@@ -20505,6 +21487,10 @@
     <w:p>
       <w:pPr>
         <w:pStyle w:val="ListNumber"/>
+        <w:numPr>
+          <w:ilvl w:val="0"/>
+          <w:numId w:val="11"/>
+        </w:numPr>
         <w:spacing w:after="60"/>
       </w:pPr>
       <w:r>
@@ -20524,6 +21510,10 @@
     <w:p>
       <w:pPr>
         <w:pStyle w:val="ListNumber"/>
+        <w:numPr>
+          <w:ilvl w:val="0"/>
+          <w:numId w:val="11"/>
+        </w:numPr>
         <w:spacing w:after="60"/>
       </w:pPr>
       <w:r>
@@ -20543,6 +21533,10 @@
     <w:p>
       <w:pPr>
         <w:pStyle w:val="ListNumber"/>
+        <w:numPr>
+          <w:ilvl w:val="0"/>
+          <w:numId w:val="11"/>
+        </w:numPr>
         <w:spacing w:after="60"/>
       </w:pPr>
       <w:r>
@@ -20562,6 +21556,10 @@
     <w:p>
       <w:pPr>
         <w:pStyle w:val="ListNumber"/>
+        <w:numPr>
+          <w:ilvl w:val="0"/>
+          <w:numId w:val="11"/>
+        </w:numPr>
         <w:spacing w:after="60"/>
       </w:pPr>
       <w:r>
@@ -20581,6 +21579,10 @@
     <w:p>
       <w:pPr>
         <w:pStyle w:val="ListNumber"/>
+        <w:numPr>
+          <w:ilvl w:val="0"/>
+          <w:numId w:val="11"/>
+        </w:numPr>
         <w:spacing w:after="60"/>
       </w:pPr>
       <w:r>
@@ -20600,6 +21602,10 @@
     <w:p>
       <w:pPr>
         <w:pStyle w:val="ListNumber"/>
+        <w:numPr>
+          <w:ilvl w:val="0"/>
+          <w:numId w:val="11"/>
+        </w:numPr>
         <w:spacing w:after="60"/>
       </w:pPr>
       <w:r>
@@ -20619,6 +21625,10 @@
     <w:p>
       <w:pPr>
         <w:pStyle w:val="ListNumber"/>
+        <w:numPr>
+          <w:ilvl w:val="0"/>
+          <w:numId w:val="11"/>
+        </w:numPr>
         <w:spacing w:after="60"/>
       </w:pPr>
       <w:r>
@@ -20638,6 +21648,10 @@
     <w:p>
       <w:pPr>
         <w:pStyle w:val="ListNumber"/>
+        <w:numPr>
+          <w:ilvl w:val="0"/>
+          <w:numId w:val="11"/>
+        </w:numPr>
         <w:spacing w:after="60"/>
       </w:pPr>
       <w:r>
@@ -20665,6 +21679,10 @@
     <w:p>
       <w:pPr>
         <w:pStyle w:val="ListNumber"/>
+        <w:numPr>
+          <w:ilvl w:val="0"/>
+          <w:numId w:val="12"/>
+        </w:numPr>
         <w:spacing w:after="60"/>
       </w:pPr>
       <w:r>
@@ -20690,6 +21708,10 @@
     <w:p>
       <w:pPr>
         <w:pStyle w:val="ListNumber"/>
+        <w:numPr>
+          <w:ilvl w:val="0"/>
+          <w:numId w:val="12"/>
+        </w:numPr>
         <w:spacing w:after="60"/>
       </w:pPr>
       <w:r>
@@ -20702,6 +21724,10 @@
     <w:p>
       <w:pPr>
         <w:pStyle w:val="ListNumber"/>
+        <w:numPr>
+          <w:ilvl w:val="0"/>
+          <w:numId w:val="12"/>
+        </w:numPr>
         <w:spacing w:after="60"/>
       </w:pPr>
       <w:r>
@@ -20714,6 +21740,10 @@
     <w:p>
       <w:pPr>
         <w:pStyle w:val="ListNumber"/>
+        <w:numPr>
+          <w:ilvl w:val="0"/>
+          <w:numId w:val="12"/>
+        </w:numPr>
         <w:spacing w:after="60"/>
       </w:pPr>
       <w:r>
@@ -20739,6 +21769,10 @@
     <w:p>
       <w:pPr>
         <w:pStyle w:val="ListNumber"/>
+        <w:numPr>
+          <w:ilvl w:val="0"/>
+          <w:numId w:val="12"/>
+        </w:numPr>
         <w:spacing w:after="60"/>
       </w:pPr>
       <w:r>
@@ -20761,7 +21795,7 @@
         <w:tc>
           <w:tcPr>
             <w:tcW w:type="dxa" w:w="10086"/>
-            <w:shd w:val="clear" w:color="auto" w:fill="FFF4E5"/>
+            <w:shd w:val="clear" w:color="auto" w:fill="FCF1DC"/>
           </w:tcPr>
           <w:p>
             <w:pPr>
@@ -20822,14 +21856,14 @@
     </w:pPr>
     <w:r>
       <w:rPr>
-        <w:color w:val="595959"/>
+        <w:color w:val="5E7685"/>
         <w:sz w:val="16"/>
       </w:rPr>
       <w:t xml:space="preserve">ERF-SAAD-2026 · Especificación de Requisitos Funcionales · v1.1  |  Página </w:t>
     </w:r>
     <w:r>
       <w:rPr>
-        <w:color w:val="595959"/>
+        <w:color w:val="5E7685"/>
         <w:sz w:val="16"/>
       </w:rPr>
       <w:fldChar w:fldCharType="begin"/>
@@ -20839,14 +21873,14 @@
     </w:r>
     <w:r>
       <w:rPr>
-        <w:color w:val="595959"/>
+        <w:color w:val="5E7685"/>
         <w:sz w:val="16"/>
       </w:rPr>
       <w:t xml:space="preserve"> de </w:t>
     </w:r>
     <w:r>
       <w:rPr>
-        <w:color w:val="595959"/>
+        <w:color w:val="5E7685"/>
         <w:sz w:val="16"/>
       </w:rPr>
       <w:fldChar w:fldCharType="begin"/>
@@ -21057,6 +22091,24 @@
   </w:num>
   <w:num w:numId="9">
     <w:abstractNumId w:val="0"/>
+  </w:num>
+  <w:num w:numId="10">
+    <w:abstractNumId w:val="7"/>
+    <w:lvlOverride w:ilvl="0">
+      <w:startOverride w:val="1"/>
+    </w:lvlOverride>
+  </w:num>
+  <w:num w:numId="11">
+    <w:abstractNumId w:val="7"/>
+    <w:lvlOverride w:ilvl="0">
+      <w:startOverride w:val="1"/>
+    </w:lvlOverride>
+  </w:num>
+  <w:num w:numId="12">
+    <w:abstractNumId w:val="7"/>
+    <w:lvlOverride w:ilvl="0">
+      <w:startOverride w:val="1"/>
+    </w:lvlOverride>
   </w:num>
 </w:numbering>
 </file>
@@ -21225,8 +22277,8 @@
       <w:spacing w:after="120" w:line="276" w:lineRule="auto"/>
     </w:pPr>
     <w:rPr>
-      <w:rFonts w:ascii="Calibri" w:hAnsi="Calibri"/>
-      <w:color w:val="1A1A1A"/>
+      <w:rFonts w:ascii="Inter" w:hAnsi="Inter" w:cs="Inter" w:eastAsia="Inter"/>
+      <w:color w:val="0F2A38"/>
       <w:sz w:val="21"/>
     </w:rPr>
   </w:style>
@@ -21287,12 +22339,15 @@
       <w:keepLines/>
       <w:spacing w:before="360" w:after="120"/>
       <w:outlineLvl w:val="0"/>
+      <w:pBdr>
+        <w:bottom w:val="single" w:sz="8" w:space="4" w:color="86BEA9"/>
+      </w:pBdr>
     </w:pPr>
     <w:rPr>
-      <w:rFonts w:asciiTheme="majorHAnsi" w:eastAsiaTheme="majorEastAsia" w:hAnsiTheme="majorHAnsi" w:cstheme="majorBidi" w:ascii="Calibri" w:hAnsi="Calibri"/>
+      <w:rFonts w:asciiTheme="majorHAnsi" w:eastAsiaTheme="majorEastAsia" w:hAnsiTheme="majorHAnsi" w:cstheme="majorBidi" w:ascii="Plus Jakarta Sans" w:hAnsi="Plus Jakarta Sans" w:cs="Plus Jakarta Sans" w:eastAsia="Plus Jakarta Sans"/>
       <w:b/>
       <w:bCs/>
-      <w:color w:val="1F3B63"/>
+      <w:color w:val="0B4660"/>
       <w:sz w:val="32"/>
       <w:szCs w:val="28"/>
     </w:rPr>
@@ -21313,10 +22368,10 @@
       <w:outlineLvl w:val="1"/>
     </w:pPr>
     <w:rPr>
-      <w:rFonts w:asciiTheme="majorHAnsi" w:eastAsiaTheme="majorEastAsia" w:hAnsiTheme="majorHAnsi" w:cstheme="majorBidi" w:ascii="Calibri" w:hAnsi="Calibri"/>
+      <w:rFonts w:asciiTheme="majorHAnsi" w:eastAsiaTheme="majorEastAsia" w:hAnsiTheme="majorHAnsi" w:cstheme="majorBidi" w:ascii="Plus Jakarta Sans" w:hAnsi="Plus Jakarta Sans" w:cs="Plus Jakarta Sans" w:eastAsia="Plus Jakarta Sans"/>
       <w:b/>
       <w:bCs/>
-      <w:color w:val="2E5E8C"/>
+      <w:color w:val="0F5A78"/>
       <w:sz w:val="26"/>
       <w:szCs w:val="26"/>
     </w:rPr>
@@ -21337,10 +22392,10 @@
       <w:outlineLvl w:val="2"/>
     </w:pPr>
     <w:rPr>
-      <w:rFonts w:asciiTheme="majorHAnsi" w:eastAsiaTheme="majorEastAsia" w:hAnsiTheme="majorHAnsi" w:cstheme="majorBidi" w:ascii="Calibri" w:hAnsi="Calibri"/>
+      <w:rFonts w:asciiTheme="majorHAnsi" w:eastAsiaTheme="majorEastAsia" w:hAnsiTheme="majorHAnsi" w:cstheme="majorBidi" w:ascii="Plus Jakarta Sans" w:hAnsi="Plus Jakarta Sans" w:cs="Plus Jakarta Sans" w:eastAsia="Plus Jakarta Sans"/>
       <w:b/>
       <w:bCs/>
-      <w:color w:val="44546A"/>
+      <w:color w:val="2F74A8"/>
       <w:sz w:val="23"/>
     </w:rPr>
   </w:style>
